--- a/dev/checklists/school_governance/校本校董會治理政策文件要求清單_DRAFT.docx
+++ b/dev/checklists/school_governance/校本校董會治理政策文件要求清單_DRAFT.docx
@@ -241,7 +241,7 @@
             </w:tcMar>
           </w:tcPr>
           <w:p>
-            <w:hyperlink w:history="1" r:id="rIdr0uyj11ryzpbssvhte9x6">
+            <w:hyperlink w:history="1" r:id="rId56jvoxfeepsymxiajguqp">
               <w:r>
                 <w:rPr>
                   <w:rStyle w:val="Hyperlink"/>
@@ -327,7 +327,7 @@
             </w:tcMar>
           </w:tcPr>
           <w:p>
-            <w:hyperlink w:history="1" r:id="rIdwoifu2-gbivvmrrtsthxp">
+            <w:hyperlink w:history="1" r:id="rIdfnlwoz4baqkg8wjf24xmk">
               <w:r>
                 <w:rPr>
                   <w:rStyle w:val="Hyperlink"/>
@@ -413,7 +413,7 @@
             </w:tcMar>
           </w:tcPr>
           <w:p>
-            <w:hyperlink w:history="1" r:id="rIdmgjm6pzznjx4vvg7lktas">
+            <w:hyperlink w:history="1" r:id="rIdqbodq9olcgsac05nor9in">
               <w:r>
                 <w:rPr>
                   <w:rStyle w:val="Hyperlink"/>
@@ -499,7 +499,7 @@
             </w:tcMar>
           </w:tcPr>
           <w:p>
-            <w:hyperlink w:history="1" r:id="rIdzku_qp_r4vuohf9oicuxu">
+            <w:hyperlink w:history="1" r:id="rIda4afbbltcvh7akqs-zjd8">
               <w:r>
                 <w:rPr>
                   <w:rStyle w:val="Hyperlink"/>
@@ -585,7 +585,7 @@
             </w:tcMar>
           </w:tcPr>
           <w:p>
-            <w:hyperlink w:history="1" r:id="rIdnbj6he0qy21sozr15pbrh">
+            <w:hyperlink w:history="1" r:id="rIdv0rffbdt3qbodvtflwahb">
               <w:r>
                 <w:rPr>
                   <w:rStyle w:val="Hyperlink"/>
@@ -671,7 +671,7 @@
             </w:tcMar>
           </w:tcPr>
           <w:p>
-            <w:hyperlink w:history="1" r:id="rId7e4y5fsktlcpfjrc3prs7">
+            <w:hyperlink w:history="1" r:id="rIdkm9fpviu1hv8wi5iikdnq">
               <w:r>
                 <w:rPr>
                   <w:rStyle w:val="Hyperlink"/>
@@ -757,7 +757,7 @@
             </w:tcMar>
           </w:tcPr>
           <w:p>
-            <w:hyperlink w:history="1" r:id="rIdjw_ttkwpxyy7fcg3emoss">
+            <w:hyperlink w:history="1" r:id="rIdzlhlocx5-s23mhlvbz6mo">
               <w:r>
                 <w:rPr>
                   <w:rStyle w:val="Hyperlink"/>
@@ -1973,7 +1973,7 @@
         </w:rPr>
         <w:t xml:space="preserve">出處：</w:t>
       </w:r>
-      <w:hyperlink w:history="1" r:id="rIdmc8928ma7_m0up7ger_hd">
+      <w:hyperlink w:history="1" r:id="rIdhskldijt4avvqdcrmqeiz">
         <w:r>
           <w:rPr>
             <w:rStyle w:val="Hyperlink"/>
@@ -2049,7 +2049,7 @@
         </w:rPr>
         <w:t xml:space="preserve">出處：</w:t>
       </w:r>
-      <w:hyperlink w:history="1" r:id="rIdczzjqk4zdrj3tbmvzhb_8">
+      <w:hyperlink w:history="1" r:id="rIdmdoca8roxnvzgpi7slekp">
         <w:r>
           <w:rPr>
             <w:rStyle w:val="Hyperlink"/>
@@ -2125,7 +2125,7 @@
         </w:rPr>
         <w:t xml:space="preserve">出處：</w:t>
       </w:r>
-      <w:hyperlink w:history="1" r:id="rId4qk01k4eaozdx_rphxytx">
+      <w:hyperlink w:history="1" r:id="rIdggwjcw21yi18uauoorybt">
         <w:r>
           <w:rPr>
             <w:rStyle w:val="Hyperlink"/>
@@ -2201,7 +2201,7 @@
         </w:rPr>
         <w:t xml:space="preserve">出處：</w:t>
       </w:r>
-      <w:hyperlink w:history="1" r:id="rId_2l7jdcwfvtjcyvpbdd_l">
+      <w:hyperlink w:history="1" r:id="rIdv-i_dblzutrjjergfocde">
         <w:r>
           <w:rPr>
             <w:rStyle w:val="Hyperlink"/>
@@ -2277,7 +2277,7 @@
         </w:rPr>
         <w:t xml:space="preserve">出處：</w:t>
       </w:r>
-      <w:hyperlink w:history="1" r:id="rIdhshtkyey7fgmdknt-1iog">
+      <w:hyperlink w:history="1" r:id="rIdm_yidopkbcn7yqcxudnkk">
         <w:r>
           <w:rPr>
             <w:rStyle w:val="Hyperlink"/>
@@ -2353,7 +2353,7 @@
         </w:rPr>
         <w:t xml:space="preserve">出處：</w:t>
       </w:r>
-      <w:hyperlink w:history="1" r:id="rIdlc5maqiaivrqr3r6ekxgn">
+      <w:hyperlink w:history="1" r:id="rId9jvuwvapunwxcsj_zs6gd">
         <w:r>
           <w:rPr>
             <w:rStyle w:val="Hyperlink"/>
@@ -2429,7 +2429,7 @@
         </w:rPr>
         <w:t xml:space="preserve">出處：</w:t>
       </w:r>
-      <w:hyperlink w:history="1" r:id="rId36xnus-bimrehyjskrtga">
+      <w:hyperlink w:history="1" r:id="rIdsvtupwm0uygoajhpnkze9">
         <w:r>
           <w:rPr>
             <w:rStyle w:val="Hyperlink"/>
@@ -2505,7 +2505,7 @@
         </w:rPr>
         <w:t xml:space="preserve">出處：</w:t>
       </w:r>
-      <w:hyperlink w:history="1" r:id="rIdh-1ir1g307pfz9n2s0rs4">
+      <w:hyperlink w:history="1" r:id="rId_2six_a9brbhbyiwwklm3">
         <w:r>
           <w:rPr>
             <w:rStyle w:val="Hyperlink"/>
@@ -2581,7 +2581,7 @@
         </w:rPr>
         <w:t xml:space="preserve">出處：</w:t>
       </w:r>
-      <w:hyperlink w:history="1" r:id="rIdzxt1k2bevfkgvlxq9v-gm">
+      <w:hyperlink w:history="1" r:id="rIdymuk55otphlilnfs89j2u">
         <w:r>
           <w:rPr>
             <w:rStyle w:val="Hyperlink"/>
@@ -2657,7 +2657,7 @@
         </w:rPr>
         <w:t xml:space="preserve">出處：</w:t>
       </w:r>
-      <w:hyperlink w:history="1" r:id="rIdphli0uiblcl6qu1bnmhia">
+      <w:hyperlink w:history="1" r:id="rIdweg8qmj_ojtbkxqbadhzu">
         <w:r>
           <w:rPr>
             <w:rStyle w:val="Hyperlink"/>
@@ -2733,7 +2733,7 @@
         </w:rPr>
         <w:t xml:space="preserve">出處：</w:t>
       </w:r>
-      <w:hyperlink w:history="1" r:id="rIdomysa_vpauw5oke2snwnf">
+      <w:hyperlink w:history="1" r:id="rIde3taczo9cxwcjhscjnomw">
         <w:r>
           <w:rPr>
             <w:rStyle w:val="Hyperlink"/>
@@ -2809,7 +2809,7 @@
         </w:rPr>
         <w:t xml:space="preserve">出處：</w:t>
       </w:r>
-      <w:hyperlink w:history="1" r:id="rIdrdtwnr3wypcb3awcd-l3h">
+      <w:hyperlink w:history="1" r:id="rIdmkgrepbmsj3thggesjbdc">
         <w:r>
           <w:rPr>
             <w:rStyle w:val="Hyperlink"/>
@@ -2885,7 +2885,7 @@
         </w:rPr>
         <w:t xml:space="preserve">出處：</w:t>
       </w:r>
-      <w:hyperlink w:history="1" r:id="rIdh12jdwitnto_ie2gedo2a">
+      <w:hyperlink w:history="1" r:id="rId-t4f_wlkjvjn5k_ninix8">
         <w:r>
           <w:rPr>
             <w:rStyle w:val="Hyperlink"/>
@@ -2961,7 +2961,7 @@
         </w:rPr>
         <w:t xml:space="preserve">出處：</w:t>
       </w:r>
-      <w:hyperlink w:history="1" r:id="rId11twy5csevsus_cmnneod">
+      <w:hyperlink w:history="1" r:id="rIdphp7rv6kt3rolddkwy_f2">
         <w:r>
           <w:rPr>
             <w:rStyle w:val="Hyperlink"/>
@@ -3037,7 +3037,7 @@
         </w:rPr>
         <w:t xml:space="preserve">出處：</w:t>
       </w:r>
-      <w:hyperlink w:history="1" r:id="rId7itucwnoaqcnhhkl6q7n_">
+      <w:hyperlink w:history="1" r:id="rIdbmcvj5zhcfivtddrjaxoc">
         <w:r>
           <w:rPr>
             <w:rStyle w:val="Hyperlink"/>
@@ -3113,7 +3113,7 @@
         </w:rPr>
         <w:t xml:space="preserve">出處：</w:t>
       </w:r>
-      <w:hyperlink w:history="1" r:id="rIdtpvvyo9a4c0ehb3cuwf46">
+      <w:hyperlink w:history="1" r:id="rIdl1mj5itgrsqfafltmd0cs">
         <w:r>
           <w:rPr>
             <w:rStyle w:val="Hyperlink"/>
@@ -3189,7 +3189,7 @@
         </w:rPr>
         <w:t xml:space="preserve">出處：</w:t>
       </w:r>
-      <w:hyperlink w:history="1" r:id="rIdgsdetmsw3ymh3xgidiagy">
+      <w:hyperlink w:history="1" r:id="rIdny5bzug814vuwzrcaekib">
         <w:r>
           <w:rPr>
             <w:rStyle w:val="Hyperlink"/>
@@ -3265,7 +3265,7 @@
         </w:rPr>
         <w:t xml:space="preserve">出處：</w:t>
       </w:r>
-      <w:hyperlink w:history="1" r:id="rIdgtlfri4rxmpypfjgtbcuv">
+      <w:hyperlink w:history="1" r:id="rIdktr3olync7xghhhtptiyo">
         <w:r>
           <w:rPr>
             <w:rStyle w:val="Hyperlink"/>
@@ -3341,7 +3341,7 @@
         </w:rPr>
         <w:t xml:space="preserve">出處：</w:t>
       </w:r>
-      <w:hyperlink w:history="1" r:id="rId6c9zzt1vhv2wmgajpiaut">
+      <w:hyperlink w:history="1" r:id="rIdrwnomgg0lw6xjcqngmngy">
         <w:r>
           <w:rPr>
             <w:rStyle w:val="Hyperlink"/>
@@ -3417,7 +3417,7 @@
         </w:rPr>
         <w:t xml:space="preserve">出處：</w:t>
       </w:r>
-      <w:hyperlink w:history="1" r:id="rIdyadbusmodlgdydpzc5gal">
+      <w:hyperlink w:history="1" r:id="rIdsjzh4p60-cw_yroqlkral">
         <w:r>
           <w:rPr>
             <w:rStyle w:val="Hyperlink"/>
@@ -3493,7 +3493,7 @@
         </w:rPr>
         <w:t xml:space="preserve">出處：</w:t>
       </w:r>
-      <w:hyperlink w:history="1" r:id="rIdlxogyyuri764oqdcvzasq">
+      <w:hyperlink w:history="1" r:id="rIdqxe3u9qm6pu4yu0r1msfl">
         <w:r>
           <w:rPr>
             <w:rStyle w:val="Hyperlink"/>
@@ -3569,7 +3569,7 @@
         </w:rPr>
         <w:t xml:space="preserve">出處：</w:t>
       </w:r>
-      <w:hyperlink w:history="1" r:id="rIdthr0_zgci8n6nyzxtc8fn">
+      <w:hyperlink w:history="1" r:id="rIdp1-mb9-1cuptgcfylxmy6">
         <w:r>
           <w:rPr>
             <w:rStyle w:val="Hyperlink"/>
@@ -3645,7 +3645,7 @@
         </w:rPr>
         <w:t xml:space="preserve">出處：</w:t>
       </w:r>
-      <w:hyperlink w:history="1" r:id="rId79xrkgh0xs4lm0-imx8f8">
+      <w:hyperlink w:history="1" r:id="rId4fw9h6dcv_0kllg-9d9k5">
         <w:r>
           <w:rPr>
             <w:rStyle w:val="Hyperlink"/>
@@ -3721,7 +3721,7 @@
         </w:rPr>
         <w:t xml:space="preserve">出處：</w:t>
       </w:r>
-      <w:hyperlink w:history="1" r:id="rIdx9jwqigbuevv_khqesq-q">
+      <w:hyperlink w:history="1" r:id="rId5v1gnusqy3tahe3qomsha">
         <w:r>
           <w:rPr>
             <w:rStyle w:val="Hyperlink"/>
@@ -3797,7 +3797,7 @@
         </w:rPr>
         <w:t xml:space="preserve">出處：</w:t>
       </w:r>
-      <w:hyperlink w:history="1" r:id="rIdaxmjmvmbb1ro6smxvloem">
+      <w:hyperlink w:history="1" r:id="rId12by4auowc8ngcmvrghw3">
         <w:r>
           <w:rPr>
             <w:rStyle w:val="Hyperlink"/>
@@ -3873,7 +3873,7 @@
         </w:rPr>
         <w:t xml:space="preserve">出處：</w:t>
       </w:r>
-      <w:hyperlink w:history="1" r:id="rIdr4dbicrwahkanrrrm35as">
+      <w:hyperlink w:history="1" r:id="rIdhucmxbxcrvqdcti5wmpjo">
         <w:r>
           <w:rPr>
             <w:rStyle w:val="Hyperlink"/>
@@ -3949,7 +3949,7 @@
         </w:rPr>
         <w:t xml:space="preserve">出處：</w:t>
       </w:r>
-      <w:hyperlink w:history="1" r:id="rIdpw77kjogf45cwjw4dtuph">
+      <w:hyperlink w:history="1" r:id="rIdgi4a1krxbg_hlmd9-wrwz">
         <w:r>
           <w:rPr>
             <w:rStyle w:val="Hyperlink"/>
@@ -4025,7 +4025,7 @@
         </w:rPr>
         <w:t xml:space="preserve">出處：</w:t>
       </w:r>
-      <w:hyperlink w:history="1" r:id="rId-qatlgag64unyzr5gpatb">
+      <w:hyperlink w:history="1" r:id="rIdfkwrmxzohhfwetkgi-mxk">
         <w:r>
           <w:rPr>
             <w:rStyle w:val="Hyperlink"/>
@@ -4101,7 +4101,7 @@
         </w:rPr>
         <w:t xml:space="preserve">出處：</w:t>
       </w:r>
-      <w:hyperlink w:history="1" r:id="rId4gccbs_mghltc9zfszaet">
+      <w:hyperlink w:history="1" r:id="rIdr6183f_9wvodrzv4dlwfk">
         <w:r>
           <w:rPr>
             <w:rStyle w:val="Hyperlink"/>
@@ -4177,7 +4177,7 @@
         </w:rPr>
         <w:t xml:space="preserve">出處：</w:t>
       </w:r>
-      <w:hyperlink w:history="1" r:id="rIdj9i4tk9z7_koisnm345sl">
+      <w:hyperlink w:history="1" r:id="rId3dw3j406stzpo1kralrki">
         <w:r>
           <w:rPr>
             <w:rStyle w:val="Hyperlink"/>
@@ -4253,7 +4253,7 @@
         </w:rPr>
         <w:t xml:space="preserve">出處：</w:t>
       </w:r>
-      <w:hyperlink w:history="1" r:id="rIdbr6nrtbrrivatwncp8rhz">
+      <w:hyperlink w:history="1" r:id="rIddgprav_mo10l_842ree4c">
         <w:r>
           <w:rPr>
             <w:rStyle w:val="Hyperlink"/>
@@ -4329,7 +4329,7 @@
         </w:rPr>
         <w:t xml:space="preserve">出處：</w:t>
       </w:r>
-      <w:hyperlink w:history="1" r:id="rIdiapw4bqiyu-v2whhl4wvx">
+      <w:hyperlink w:history="1" r:id="rIdyrw49safbhnxpb7kqspkq">
         <w:r>
           <w:rPr>
             <w:rStyle w:val="Hyperlink"/>
@@ -4405,7 +4405,7 @@
         </w:rPr>
         <w:t xml:space="preserve">出處：</w:t>
       </w:r>
-      <w:hyperlink w:history="1" r:id="rIdei2vbyaiw7qfv8l6pc0pa">
+      <w:hyperlink w:history="1" r:id="rIdgzbm2_v2ewevrhtb_at3c">
         <w:r>
           <w:rPr>
             <w:rStyle w:val="Hyperlink"/>
@@ -4481,7 +4481,7 @@
         </w:rPr>
         <w:t xml:space="preserve">出處：</w:t>
       </w:r>
-      <w:hyperlink w:history="1" r:id="rIdusqoijymjgekewudfmxrh">
+      <w:hyperlink w:history="1" r:id="rIdwlbkzafwjizcqzfko7t5-">
         <w:r>
           <w:rPr>
             <w:rStyle w:val="Hyperlink"/>
@@ -4557,7 +4557,7 @@
         </w:rPr>
         <w:t xml:space="preserve">出處：</w:t>
       </w:r>
-      <w:hyperlink w:history="1" r:id="rIdw7q2ilvwbdyn5c0cyve0g">
+      <w:hyperlink w:history="1" r:id="rIds5rv-jlkbugjyytq2qxwz">
         <w:r>
           <w:rPr>
             <w:rStyle w:val="Hyperlink"/>
@@ -4633,7 +4633,7 @@
         </w:rPr>
         <w:t xml:space="preserve">出處：</w:t>
       </w:r>
-      <w:hyperlink w:history="1" r:id="rIdvi9l5rhpfoxstpsdkscnt">
+      <w:hyperlink w:history="1" r:id="rIdvqisda-pb_-awqtwqpl1k">
         <w:r>
           <w:rPr>
             <w:rStyle w:val="Hyperlink"/>
@@ -4709,7 +4709,7 @@
         </w:rPr>
         <w:t xml:space="preserve">出處：</w:t>
       </w:r>
-      <w:hyperlink w:history="1" r:id="rId98ncy208tb4w3hcrk6-uu">
+      <w:hyperlink w:history="1" r:id="rIdgjan57r_7n-lkvztnhpqe">
         <w:r>
           <w:rPr>
             <w:rStyle w:val="Hyperlink"/>
@@ -4785,7 +4785,7 @@
         </w:rPr>
         <w:t xml:space="preserve">出處：</w:t>
       </w:r>
-      <w:hyperlink w:history="1" r:id="rIdlchs13ek-e9av0a2xjnmp">
+      <w:hyperlink w:history="1" r:id="rIdthiufiiknk2dnmryp-6wo">
         <w:r>
           <w:rPr>
             <w:rStyle w:val="Hyperlink"/>
@@ -4861,7 +4861,7 @@
         </w:rPr>
         <w:t xml:space="preserve">出處：</w:t>
       </w:r>
-      <w:hyperlink w:history="1" r:id="rIda57zbj-zpfru1o7gu01qp">
+      <w:hyperlink w:history="1" r:id="rIdzj6wicmbilf3xiyg87kbi">
         <w:r>
           <w:rPr>
             <w:rStyle w:val="Hyperlink"/>
@@ -4937,7 +4937,7 @@
         </w:rPr>
         <w:t xml:space="preserve">出處：</w:t>
       </w:r>
-      <w:hyperlink w:history="1" r:id="rId63ucbdnddyph2husdnyfq">
+      <w:hyperlink w:history="1" r:id="rId6ga35gpun-d17aj_y2rqz">
         <w:r>
           <w:rPr>
             <w:rStyle w:val="Hyperlink"/>
@@ -5013,7 +5013,7 @@
         </w:rPr>
         <w:t xml:space="preserve">出處：</w:t>
       </w:r>
-      <w:hyperlink w:history="1" r:id="rIdkv9qbg1bs5nurnxrwck4p">
+      <w:hyperlink w:history="1" r:id="rIdm3kmrvlrpx6ub4fj0lm7b">
         <w:r>
           <w:rPr>
             <w:rStyle w:val="Hyperlink"/>
@@ -5089,7 +5089,7 @@
         </w:rPr>
         <w:t xml:space="preserve">出處：</w:t>
       </w:r>
-      <w:hyperlink w:history="1" r:id="rIdxr-obnnkctgiqmk9ompzi">
+      <w:hyperlink w:history="1" r:id="rIdz2fnae4b9iv9uwcfumlzw">
         <w:r>
           <w:rPr>
             <w:rStyle w:val="Hyperlink"/>
@@ -5165,7 +5165,7 @@
         </w:rPr>
         <w:t xml:space="preserve">出處：</w:t>
       </w:r>
-      <w:hyperlink w:history="1" r:id="rIdxkgvvstxzhq0zbvxq4rvv">
+      <w:hyperlink w:history="1" r:id="rIdlpcydj9_6xshow26uok9y">
         <w:r>
           <w:rPr>
             <w:rStyle w:val="Hyperlink"/>
@@ -5241,7 +5241,7 @@
         </w:rPr>
         <w:t xml:space="preserve">出處：</w:t>
       </w:r>
-      <w:hyperlink w:history="1" r:id="rIdphbxmr2hdi0sjzm31qtvp">
+      <w:hyperlink w:history="1" r:id="rIdirspcz8hshjkbc-q3hlmo">
         <w:r>
           <w:rPr>
             <w:rStyle w:val="Hyperlink"/>
@@ -5317,7 +5317,7 @@
         </w:rPr>
         <w:t xml:space="preserve">出處：</w:t>
       </w:r>
-      <w:hyperlink w:history="1" r:id="rIdiybxdwxmggo0x3wt034oq">
+      <w:hyperlink w:history="1" r:id="rIdeyjgmxi4nhdcrmoxhg0p7">
         <w:r>
           <w:rPr>
             <w:rStyle w:val="Hyperlink"/>
@@ -5393,7 +5393,7 @@
         </w:rPr>
         <w:t xml:space="preserve">出處：</w:t>
       </w:r>
-      <w:hyperlink w:history="1" r:id="rIdsyyaaq23qzmsqy-szzwhy">
+      <w:hyperlink w:history="1" r:id="rId1eny84y2cevyfe92iyz92">
         <w:r>
           <w:rPr>
             <w:rStyle w:val="Hyperlink"/>
@@ -5469,7 +5469,7 @@
         </w:rPr>
         <w:t xml:space="preserve">出處：</w:t>
       </w:r>
-      <w:hyperlink w:history="1" r:id="rIddalektioliwr2zbau4wna">
+      <w:hyperlink w:history="1" r:id="rId2awixr2wlqwtla6jfjkpn">
         <w:r>
           <w:rPr>
             <w:rStyle w:val="Hyperlink"/>
@@ -5545,7 +5545,7 @@
         </w:rPr>
         <w:t xml:space="preserve">出處：</w:t>
       </w:r>
-      <w:hyperlink w:history="1" r:id="rIdphne1yozzbrilnltzmnjj">
+      <w:hyperlink w:history="1" r:id="rIdujfl5yqbvnicrr051wcam">
         <w:r>
           <w:rPr>
             <w:rStyle w:val="Hyperlink"/>
@@ -5621,7 +5621,7 @@
         </w:rPr>
         <w:t xml:space="preserve">出處：</w:t>
       </w:r>
-      <w:hyperlink w:history="1" r:id="rIddje7h8-gdpkvboelvofhm">
+      <w:hyperlink w:history="1" r:id="rId7ypeuanf18t8scv4bycbd">
         <w:r>
           <w:rPr>
             <w:rStyle w:val="Hyperlink"/>
@@ -5697,7 +5697,7 @@
         </w:rPr>
         <w:t xml:space="preserve">出處：</w:t>
       </w:r>
-      <w:hyperlink w:history="1" r:id="rId2iybwz1nq_k5l9xokqq9y">
+      <w:hyperlink w:history="1" r:id="rId5-b1qyvoa7-lsgalw1lek">
         <w:r>
           <w:rPr>
             <w:rStyle w:val="Hyperlink"/>
@@ -5773,7 +5773,7 @@
         </w:rPr>
         <w:t xml:space="preserve">出處：</w:t>
       </w:r>
-      <w:hyperlink w:history="1" r:id="rIdxsnk7ehtxzbnqqpzwpave">
+      <w:hyperlink w:history="1" r:id="rIdn4caqmd1kvhomlkmgukxx">
         <w:r>
           <w:rPr>
             <w:rStyle w:val="Hyperlink"/>
@@ -5849,7 +5849,7 @@
         </w:rPr>
         <w:t xml:space="preserve">出處：</w:t>
       </w:r>
-      <w:hyperlink w:history="1" r:id="rId_nbr-qjts_z74ktjrbeeo">
+      <w:hyperlink w:history="1" r:id="rIdttvqxrofajwjjo1_fzctv">
         <w:r>
           <w:rPr>
             <w:rStyle w:val="Hyperlink"/>
@@ -5925,7 +5925,7 @@
         </w:rPr>
         <w:t xml:space="preserve">出處：</w:t>
       </w:r>
-      <w:hyperlink w:history="1" r:id="rIdit348qt5o6vb5gitvdcms">
+      <w:hyperlink w:history="1" r:id="rIdiz9aqhbf-z9hlz1kvk06p">
         <w:r>
           <w:rPr>
             <w:rStyle w:val="Hyperlink"/>
@@ -6001,7 +6001,7 @@
         </w:rPr>
         <w:t xml:space="preserve">出處：</w:t>
       </w:r>
-      <w:hyperlink w:history="1" r:id="rId1crxnqztgckdqpgvc4ifc">
+      <w:hyperlink w:history="1" r:id="rIdcubuqxtv5whlyplvfl1ks">
         <w:r>
           <w:rPr>
             <w:rStyle w:val="Hyperlink"/>
@@ -6077,7 +6077,7 @@
         </w:rPr>
         <w:t xml:space="preserve">出處：</w:t>
       </w:r>
-      <w:hyperlink w:history="1" r:id="rIdzeiniilen8clfsvqtqoxo">
+      <w:hyperlink w:history="1" r:id="rIdxkq_tmbypyekadwuslpil">
         <w:r>
           <w:rPr>
             <w:rStyle w:val="Hyperlink"/>
@@ -6153,7 +6153,7 @@
         </w:rPr>
         <w:t xml:space="preserve">出處：</w:t>
       </w:r>
-      <w:hyperlink w:history="1" r:id="rIdd6m1w_c6nmavyhkqpsfon">
+      <w:hyperlink w:history="1" r:id="rIdq7omqut-e-crlecdjo7wv">
         <w:r>
           <w:rPr>
             <w:rStyle w:val="Hyperlink"/>
@@ -6229,7 +6229,7 @@
         </w:rPr>
         <w:t xml:space="preserve">出處：</w:t>
       </w:r>
-      <w:hyperlink w:history="1" r:id="rIdc2abnul_tj1yiturqyn9c">
+      <w:hyperlink w:history="1" r:id="rIdscp9nt7nkhjanqy8g6ood">
         <w:r>
           <w:rPr>
             <w:rStyle w:val="Hyperlink"/>
@@ -6305,7 +6305,7 @@
         </w:rPr>
         <w:t xml:space="preserve">出處：</w:t>
       </w:r>
-      <w:hyperlink w:history="1" r:id="rIdycjm_uhimltbx4asmtyby">
+      <w:hyperlink w:history="1" r:id="rIdz5xdjiiqww1enxbydyknb">
         <w:r>
           <w:rPr>
             <w:rStyle w:val="Hyperlink"/>
@@ -6381,7 +6381,7 @@
         </w:rPr>
         <w:t xml:space="preserve">出處：</w:t>
       </w:r>
-      <w:hyperlink w:history="1" r:id="rIdrmvti3yzirohlst0-sfmw">
+      <w:hyperlink w:history="1" r:id="rId4wiuulho0joh8cuflgq4o">
         <w:r>
           <w:rPr>
             <w:rStyle w:val="Hyperlink"/>
@@ -6457,7 +6457,7 @@
         </w:rPr>
         <w:t xml:space="preserve">出處：</w:t>
       </w:r>
-      <w:hyperlink w:history="1" r:id="rId4xsfdiykhthog6owjnosw">
+      <w:hyperlink w:history="1" r:id="rIdssq88h6f5e0whycvu37kw">
         <w:r>
           <w:rPr>
             <w:rStyle w:val="Hyperlink"/>
@@ -6533,7 +6533,7 @@
         </w:rPr>
         <w:t xml:space="preserve">出處：</w:t>
       </w:r>
-      <w:hyperlink w:history="1" r:id="rIdcxdzzgkrbm_3qbshq6olm">
+      <w:hyperlink w:history="1" r:id="rIdoo_m8hg_xt5oowsjjrbo9">
         <w:r>
           <w:rPr>
             <w:rStyle w:val="Hyperlink"/>
@@ -6609,7 +6609,7 @@
         </w:rPr>
         <w:t xml:space="preserve">出處：</w:t>
       </w:r>
-      <w:hyperlink w:history="1" r:id="rIdxnejt7gylcym6ogcgu8rj">
+      <w:hyperlink w:history="1" r:id="rIdojia0vrkbeq53dvdvdo98">
         <w:r>
           <w:rPr>
             <w:rStyle w:val="Hyperlink"/>
@@ -6685,7 +6685,7 @@
         </w:rPr>
         <w:t xml:space="preserve">出處：</w:t>
       </w:r>
-      <w:hyperlink w:history="1" r:id="rIdhlnm0fa4ur8rvfyyj_c4n">
+      <w:hyperlink w:history="1" r:id="rIdshhwmgcc2u6dlzkvvekan">
         <w:r>
           <w:rPr>
             <w:rStyle w:val="Hyperlink"/>
@@ -6761,7 +6761,7 @@
         </w:rPr>
         <w:t xml:space="preserve">出處：</w:t>
       </w:r>
-      <w:hyperlink w:history="1" r:id="rIdh6lvx8cj-shf_0v84ajl1">
+      <w:hyperlink w:history="1" r:id="rIdkptajl6t_8x4sxu9se_v9">
         <w:r>
           <w:rPr>
             <w:rStyle w:val="Hyperlink"/>
@@ -6837,7 +6837,7 @@
         </w:rPr>
         <w:t xml:space="preserve">出處：</w:t>
       </w:r>
-      <w:hyperlink w:history="1" r:id="rIdlhtzsuddz2l5jkptc6auc">
+      <w:hyperlink w:history="1" r:id="rIdpz3caxmdrg0iyrllzmv-_">
         <w:r>
           <w:rPr>
             <w:rStyle w:val="Hyperlink"/>
@@ -6913,7 +6913,7 @@
         </w:rPr>
         <w:t xml:space="preserve">出處：</w:t>
       </w:r>
-      <w:hyperlink w:history="1" r:id="rIdjxnbv7ni1xjggq6o13ji3">
+      <w:hyperlink w:history="1" r:id="rId5g8hxsl0vhmpm1sjncl4o">
         <w:r>
           <w:rPr>
             <w:rStyle w:val="Hyperlink"/>
@@ -6989,7 +6989,7 @@
         </w:rPr>
         <w:t xml:space="preserve">出處：</w:t>
       </w:r>
-      <w:hyperlink w:history="1" r:id="rIdbm2cx7mb5q3u7f3tugpoo">
+      <w:hyperlink w:history="1" r:id="rIdwkmna621jfdthby1n1utc">
         <w:r>
           <w:rPr>
             <w:rStyle w:val="Hyperlink"/>
@@ -7065,7 +7065,7 @@
         </w:rPr>
         <w:t xml:space="preserve">出處：</w:t>
       </w:r>
-      <w:hyperlink w:history="1" r:id="rIdrm0rfetkntnqdys1qi0_1">
+      <w:hyperlink w:history="1" r:id="rId2muxpgygu81o3irwy_7j3">
         <w:r>
           <w:rPr>
             <w:rStyle w:val="Hyperlink"/>
@@ -7141,7 +7141,7 @@
         </w:rPr>
         <w:t xml:space="preserve">出處：</w:t>
       </w:r>
-      <w:hyperlink w:history="1" r:id="rIdwtxqhexsiknhbnjpszz7t">
+      <w:hyperlink w:history="1" r:id="rId_ogazimul4k6xghadnx_n">
         <w:r>
           <w:rPr>
             <w:rStyle w:val="Hyperlink"/>
@@ -7217,7 +7217,7 @@
         </w:rPr>
         <w:t xml:space="preserve">出處：</w:t>
       </w:r>
-      <w:hyperlink w:history="1" r:id="rId9_fiaasubxju5q71rpsvf">
+      <w:hyperlink w:history="1" r:id="rIdt8zgrvj_rcoo2ouhb5wj_">
         <w:r>
           <w:rPr>
             <w:rStyle w:val="Hyperlink"/>
@@ -7293,7 +7293,7 @@
         </w:rPr>
         <w:t xml:space="preserve">出處：</w:t>
       </w:r>
-      <w:hyperlink w:history="1" r:id="rIdyp-g0innd8hrdhkvgnxos">
+      <w:hyperlink w:history="1" r:id="rId_pmowa5h7f6wxevdhrmmi">
         <w:r>
           <w:rPr>
             <w:rStyle w:val="Hyperlink"/>
@@ -7369,7 +7369,7 @@
         </w:rPr>
         <w:t xml:space="preserve">出處：</w:t>
       </w:r>
-      <w:hyperlink w:history="1" r:id="rIdt-fvlhnv57shx3lhrtsys">
+      <w:hyperlink w:history="1" r:id="rId0yappcokapj9o0nylkld0">
         <w:r>
           <w:rPr>
             <w:rStyle w:val="Hyperlink"/>
@@ -7445,7 +7445,7 @@
         </w:rPr>
         <w:t xml:space="preserve">出處：</w:t>
       </w:r>
-      <w:hyperlink w:history="1" r:id="rIdnrqlzmdtybczhyswoepnl">
+      <w:hyperlink w:history="1" r:id="rIdrx6ysbhyzqh3exjgbx2wx">
         <w:r>
           <w:rPr>
             <w:rStyle w:val="Hyperlink"/>
@@ -7521,7 +7521,7 @@
         </w:rPr>
         <w:t xml:space="preserve">出處：</w:t>
       </w:r>
-      <w:hyperlink w:history="1" r:id="rIdc-b603llrct-geqefkl8u">
+      <w:hyperlink w:history="1" r:id="rIdxvnp95lw2aegnwfavlaie">
         <w:r>
           <w:rPr>
             <w:rStyle w:val="Hyperlink"/>
@@ -7597,7 +7597,7 @@
         </w:rPr>
         <w:t xml:space="preserve">出處：</w:t>
       </w:r>
-      <w:hyperlink w:history="1" r:id="rIdtoypplynpgra1ztnu4v9q">
+      <w:hyperlink w:history="1" r:id="rIdqadufrhiw1ws08b21h5kb">
         <w:r>
           <w:rPr>
             <w:rStyle w:val="Hyperlink"/>
@@ -7673,7 +7673,7 @@
         </w:rPr>
         <w:t xml:space="preserve">出處：</w:t>
       </w:r>
-      <w:hyperlink w:history="1" r:id="rIdftnrnnuxmis82mctkw2yx">
+      <w:hyperlink w:history="1" r:id="rId0zh2dizv9-07um9blubt2">
         <w:r>
           <w:rPr>
             <w:rStyle w:val="Hyperlink"/>
@@ -7749,7 +7749,7 @@
         </w:rPr>
         <w:t xml:space="preserve">出處：</w:t>
       </w:r>
-      <w:hyperlink w:history="1" r:id="rId5trqufosbdaeme--gbu5j">
+      <w:hyperlink w:history="1" r:id="rIdu3kvvkbavjubmj7vojir6">
         <w:r>
           <w:rPr>
             <w:rStyle w:val="Hyperlink"/>
@@ -7825,7 +7825,7 @@
         </w:rPr>
         <w:t xml:space="preserve">出處：</w:t>
       </w:r>
-      <w:hyperlink w:history="1" r:id="rIdzq1kyzg9fsvqodmtdhlm3">
+      <w:hyperlink w:history="1" r:id="rIdtv4rxulx2aqtztn30srjt">
         <w:r>
           <w:rPr>
             <w:rStyle w:val="Hyperlink"/>
@@ -7901,7 +7901,7 @@
         </w:rPr>
         <w:t xml:space="preserve">出處：</w:t>
       </w:r>
-      <w:hyperlink w:history="1" r:id="rIdclo9aewfs7_ksabiomvl-">
+      <w:hyperlink w:history="1" r:id="rIdc4-hhh6qqlpcku4hqd2sp">
         <w:r>
           <w:rPr>
             <w:rStyle w:val="Hyperlink"/>
@@ -7977,7 +7977,7 @@
         </w:rPr>
         <w:t xml:space="preserve">出處：</w:t>
       </w:r>
-      <w:hyperlink w:history="1" r:id="rIdcsgcso85b60wwq269sjeh">
+      <w:hyperlink w:history="1" r:id="rIdafnkdjw86ure2f6yfp5bi">
         <w:r>
           <w:rPr>
             <w:rStyle w:val="Hyperlink"/>
@@ -8053,7 +8053,7 @@
         </w:rPr>
         <w:t xml:space="preserve">出處：</w:t>
       </w:r>
-      <w:hyperlink w:history="1" r:id="rIdvy-g5glgystkymryuk0jq">
+      <w:hyperlink w:history="1" r:id="rIdnba9kynmkenjnyibci9ma">
         <w:r>
           <w:rPr>
             <w:rStyle w:val="Hyperlink"/>
@@ -8129,7 +8129,7 @@
         </w:rPr>
         <w:t xml:space="preserve">出處：</w:t>
       </w:r>
-      <w:hyperlink w:history="1" r:id="rIdg8gpdnko6fmpcf159trjn">
+      <w:hyperlink w:history="1" r:id="rIdp9zuxvnbv4po_yyg2t5nq">
         <w:r>
           <w:rPr>
             <w:rStyle w:val="Hyperlink"/>
@@ -8205,7 +8205,7 @@
         </w:rPr>
         <w:t xml:space="preserve">出處：</w:t>
       </w:r>
-      <w:hyperlink w:history="1" r:id="rIdqgowfliraenvlegsr2muy">
+      <w:hyperlink w:history="1" r:id="rIdgrk8astusafzj3ma1qo1r">
         <w:r>
           <w:rPr>
             <w:rStyle w:val="Hyperlink"/>
@@ -8281,7 +8281,7 @@
         </w:rPr>
         <w:t xml:space="preserve">出處：</w:t>
       </w:r>
-      <w:hyperlink w:history="1" r:id="rIdoukps6nxafs0y2ocs-cwh">
+      <w:hyperlink w:history="1" r:id="rIdw0kejr2upxdpdvrxckznw">
         <w:r>
           <w:rPr>
             <w:rStyle w:val="Hyperlink"/>
@@ -8357,7 +8357,7 @@
         </w:rPr>
         <w:t xml:space="preserve">出處：</w:t>
       </w:r>
-      <w:hyperlink w:history="1" r:id="rIdwxkx7qkgltd_0zss269wk">
+      <w:hyperlink w:history="1" r:id="rIddbs8oav7ecpa4kns9i9j0">
         <w:r>
           <w:rPr>
             <w:rStyle w:val="Hyperlink"/>
@@ -8433,7 +8433,7 @@
         </w:rPr>
         <w:t xml:space="preserve">出處：</w:t>
       </w:r>
-      <w:hyperlink w:history="1" r:id="rId_faf2tblldiujy8qagdq9">
+      <w:hyperlink w:history="1" r:id="rId3noyv4z5l8xfopnfl454b">
         <w:r>
           <w:rPr>
             <w:rStyle w:val="Hyperlink"/>
@@ -8509,7 +8509,7 @@
         </w:rPr>
         <w:t xml:space="preserve">出處：</w:t>
       </w:r>
-      <w:hyperlink w:history="1" r:id="rIdc7fln1dklbfwurplr9ege">
+      <w:hyperlink w:history="1" r:id="rIdu-hxq-p3rqhysepegixxb">
         <w:r>
           <w:rPr>
             <w:rStyle w:val="Hyperlink"/>
@@ -8585,7 +8585,7 @@
         </w:rPr>
         <w:t xml:space="preserve">出處：</w:t>
       </w:r>
-      <w:hyperlink w:history="1" r:id="rIdbifolyf2tiyi0af3qtnct">
+      <w:hyperlink w:history="1" r:id="rIdxrp-jyspmzjsvlu8xh7cn">
         <w:r>
           <w:rPr>
             <w:rStyle w:val="Hyperlink"/>
@@ -8661,7 +8661,7 @@
         </w:rPr>
         <w:t xml:space="preserve">出處：</w:t>
       </w:r>
-      <w:hyperlink w:history="1" r:id="rId8fiyzs74qiouzdeye2yec">
+      <w:hyperlink w:history="1" r:id="rIdphzrvcnob-u6gmupcglmx">
         <w:r>
           <w:rPr>
             <w:rStyle w:val="Hyperlink"/>
@@ -8737,7 +8737,7 @@
         </w:rPr>
         <w:t xml:space="preserve">出處：</w:t>
       </w:r>
-      <w:hyperlink w:history="1" r:id="rIdb8s0ge9bgcyj4rp1uiqm5">
+      <w:hyperlink w:history="1" r:id="rId0xjsen7ausbrbs2l1xpj_">
         <w:r>
           <w:rPr>
             <w:rStyle w:val="Hyperlink"/>
@@ -8813,7 +8813,7 @@
         </w:rPr>
         <w:t xml:space="preserve">出處：</w:t>
       </w:r>
-      <w:hyperlink w:history="1" r:id="rIdlgqzk_enje3nrvg4mqw3o">
+      <w:hyperlink w:history="1" r:id="rIdwo9knovpqqzcqbacf1swo">
         <w:r>
           <w:rPr>
             <w:rStyle w:val="Hyperlink"/>
@@ -8889,7 +8889,7 @@
         </w:rPr>
         <w:t xml:space="preserve">出處：</w:t>
       </w:r>
-      <w:hyperlink w:history="1" r:id="rIdyxtnas83mhnyuiu0bfcad">
+      <w:hyperlink w:history="1" r:id="rIdqbjodcnibutqrk3wsnioe">
         <w:r>
           <w:rPr>
             <w:rStyle w:val="Hyperlink"/>
@@ -8965,7 +8965,7 @@
         </w:rPr>
         <w:t xml:space="preserve">出處：</w:t>
       </w:r>
-      <w:hyperlink w:history="1" r:id="rIdze2edepq_ihmhl5p56wju">
+      <w:hyperlink w:history="1" r:id="rIdigdvezohponn3jxibjnij">
         <w:r>
           <w:rPr>
             <w:rStyle w:val="Hyperlink"/>
@@ -9041,7 +9041,7 @@
         </w:rPr>
         <w:t xml:space="preserve">出處：</w:t>
       </w:r>
-      <w:hyperlink w:history="1" r:id="rIdjil70ma1cmaxmawgyyef8">
+      <w:hyperlink w:history="1" r:id="rIddmnd7eazu76fp4otwgbgz">
         <w:r>
           <w:rPr>
             <w:rStyle w:val="Hyperlink"/>
@@ -9117,7 +9117,7 @@
         </w:rPr>
         <w:t xml:space="preserve">出處：</w:t>
       </w:r>
-      <w:hyperlink w:history="1" r:id="rIdlwpzht5x4icxhkh7oz8ql">
+      <w:hyperlink w:history="1" r:id="rIdlc6pdgs-mkmfeuratbvfl">
         <w:r>
           <w:rPr>
             <w:rStyle w:val="Hyperlink"/>
@@ -9193,7 +9193,7 @@
         </w:rPr>
         <w:t xml:space="preserve">出處：</w:t>
       </w:r>
-      <w:hyperlink w:history="1" r:id="rIdshpugb1bdh9thglmcfxq7">
+      <w:hyperlink w:history="1" r:id="rId501dmn4u_-c3f9t5dhxtu">
         <w:r>
           <w:rPr>
             <w:rStyle w:val="Hyperlink"/>
@@ -9269,7 +9269,7 @@
         </w:rPr>
         <w:t xml:space="preserve">出處：</w:t>
       </w:r>
-      <w:hyperlink w:history="1" r:id="rId_h42kdr50xtt-wb9fmdxd">
+      <w:hyperlink w:history="1" r:id="rId3n_9wt6czjg17vnqyaegy">
         <w:r>
           <w:rPr>
             <w:rStyle w:val="Hyperlink"/>
@@ -9345,7 +9345,7 @@
         </w:rPr>
         <w:t xml:space="preserve">出處：</w:t>
       </w:r>
-      <w:hyperlink w:history="1" r:id="rIdusaina_1zmbz3eqntjkbz">
+      <w:hyperlink w:history="1" r:id="rIdoftksynkandttpbjomhqo">
         <w:r>
           <w:rPr>
             <w:rStyle w:val="Hyperlink"/>
@@ -9421,7 +9421,7 @@
         </w:rPr>
         <w:t xml:space="preserve">出處：</w:t>
       </w:r>
-      <w:hyperlink w:history="1" r:id="rIdtkvygxwvckgobfalqxt8c">
+      <w:hyperlink w:history="1" r:id="rIddaien9hkyy_5me1v1rcz9">
         <w:r>
           <w:rPr>
             <w:rStyle w:val="Hyperlink"/>
@@ -9497,7 +9497,7 @@
         </w:rPr>
         <w:t xml:space="preserve">出處：</w:t>
       </w:r>
-      <w:hyperlink w:history="1" r:id="rIds6wxn1rxtf4_gdn7nqajz">
+      <w:hyperlink w:history="1" r:id="rIdhfgmp2dqi1oatapvkofxz">
         <w:r>
           <w:rPr>
             <w:rStyle w:val="Hyperlink"/>
@@ -9589,7 +9589,7 @@
         </w:rPr>
         <w:t xml:space="preserve">出處：</w:t>
       </w:r>
-      <w:hyperlink w:history="1" r:id="rIdlc3tuoqjs8cmeudb9qbtm">
+      <w:hyperlink w:history="1" r:id="rId39zun2-q_ldlummffpq9y">
         <w:r>
           <w:rPr>
             <w:rStyle w:val="Hyperlink"/>
@@ -9665,7 +9665,7 @@
         </w:rPr>
         <w:t xml:space="preserve">出處：</w:t>
       </w:r>
-      <w:hyperlink w:history="1" r:id="rIdgs5aux5nu3g-cyskfeln4">
+      <w:hyperlink w:history="1" r:id="rIdi6ouctwmstqgbx58jdwg-">
         <w:r>
           <w:rPr>
             <w:rStyle w:val="Hyperlink"/>
@@ -9741,7 +9741,7 @@
         </w:rPr>
         <w:t xml:space="preserve">出處：</w:t>
       </w:r>
-      <w:hyperlink w:history="1" r:id="rIdckr1rhlvbigvkakiwvk4s">
+      <w:hyperlink w:history="1" r:id="rIdgk8y_o0qsxim6qxj4zpdb">
         <w:r>
           <w:rPr>
             <w:rStyle w:val="Hyperlink"/>
@@ -9817,7 +9817,7 @@
         </w:rPr>
         <w:t xml:space="preserve">出處：</w:t>
       </w:r>
-      <w:hyperlink w:history="1" r:id="rIdxreey4vsepecxj0tlpmhj">
+      <w:hyperlink w:history="1" r:id="rIdwhs1abjef4zmlq5fqdxtu">
         <w:r>
           <w:rPr>
             <w:rStyle w:val="Hyperlink"/>
@@ -9893,7 +9893,7 @@
         </w:rPr>
         <w:t xml:space="preserve">出處：</w:t>
       </w:r>
-      <w:hyperlink w:history="1" r:id="rIdhday4lzujeduarxax-qqx">
+      <w:hyperlink w:history="1" r:id="rId5kcgy8f-72fcowpnncjoz">
         <w:r>
           <w:rPr>
             <w:rStyle w:val="Hyperlink"/>
@@ -9969,7 +9969,7 @@
         </w:rPr>
         <w:t xml:space="preserve">出處：</w:t>
       </w:r>
-      <w:hyperlink w:history="1" r:id="rId-ktxudg7eadkbdcbbscjc">
+      <w:hyperlink w:history="1" r:id="rIdlho0budmvzuvbrrjl3ado">
         <w:r>
           <w:rPr>
             <w:rStyle w:val="Hyperlink"/>
@@ -10045,7 +10045,7 @@
         </w:rPr>
         <w:t xml:space="preserve">出處：</w:t>
       </w:r>
-      <w:hyperlink w:history="1" r:id="rIdnckmtzglcjt2b1dzgtvs_">
+      <w:hyperlink w:history="1" r:id="rIdsb3vvzuoqrshxrev6gku1">
         <w:r>
           <w:rPr>
             <w:rStyle w:val="Hyperlink"/>
@@ -10121,7 +10121,7 @@
         </w:rPr>
         <w:t xml:space="preserve">出處：</w:t>
       </w:r>
-      <w:hyperlink w:history="1" r:id="rIdwrpzr13izqc01eso5bivl">
+      <w:hyperlink w:history="1" r:id="rIdlqhlo58ge7vykhbartwje">
         <w:r>
           <w:rPr>
             <w:rStyle w:val="Hyperlink"/>
@@ -10197,7 +10197,7 @@
         </w:rPr>
         <w:t xml:space="preserve">出處：</w:t>
       </w:r>
-      <w:hyperlink w:history="1" r:id="rIdruxha6wvwf3ras4ujz0sp">
+      <w:hyperlink w:history="1" r:id="rIdbvams2bambfu2cit5jgdj">
         <w:r>
           <w:rPr>
             <w:rStyle w:val="Hyperlink"/>
@@ -10273,7 +10273,7 @@
         </w:rPr>
         <w:t xml:space="preserve">出處：</w:t>
       </w:r>
-      <w:hyperlink w:history="1" r:id="rIdae53-l2zrillmnffdz35t">
+      <w:hyperlink w:history="1" r:id="rIdbms3gd3odhucvgfbnil-4">
         <w:r>
           <w:rPr>
             <w:rStyle w:val="Hyperlink"/>
@@ -10349,7 +10349,7 @@
         </w:rPr>
         <w:t xml:space="preserve">出處：</w:t>
       </w:r>
-      <w:hyperlink w:history="1" r:id="rIdkjgnnkxn0rl1r7hnzmbrp">
+      <w:hyperlink w:history="1" r:id="rIdn-csqmppwpbjofbpk-nma">
         <w:r>
           <w:rPr>
             <w:rStyle w:val="Hyperlink"/>
@@ -10425,7 +10425,7 @@
         </w:rPr>
         <w:t xml:space="preserve">出處：</w:t>
       </w:r>
-      <w:hyperlink w:history="1" r:id="rId3mbleyethepeb2h1vsdra">
+      <w:hyperlink w:history="1" r:id="rId141bdjxp3hafnwvqvfraa">
         <w:r>
           <w:rPr>
             <w:rStyle w:val="Hyperlink"/>
@@ -10501,7 +10501,7 @@
         </w:rPr>
         <w:t xml:space="preserve">出處：</w:t>
       </w:r>
-      <w:hyperlink w:history="1" r:id="rIdddn_hzgpjm7f5vhxszi6i">
+      <w:hyperlink w:history="1" r:id="rId-csifbqnzbe9e11a-zdsv">
         <w:r>
           <w:rPr>
             <w:rStyle w:val="Hyperlink"/>
@@ -10577,7 +10577,7 @@
         </w:rPr>
         <w:t xml:space="preserve">出處：</w:t>
       </w:r>
-      <w:hyperlink w:history="1" r:id="rId-phrq_uahrfuj2x7fb_ay">
+      <w:hyperlink w:history="1" r:id="rIdfvojmu-bangzue0nsnh_g">
         <w:r>
           <w:rPr>
             <w:rStyle w:val="Hyperlink"/>
@@ -10653,7 +10653,7 @@
         </w:rPr>
         <w:t xml:space="preserve">出處：</w:t>
       </w:r>
-      <w:hyperlink w:history="1" r:id="rId46oeynpee4xmpuu9vioww">
+      <w:hyperlink w:history="1" r:id="rIds1wbrxgrqjc2rjbnxr5np">
         <w:r>
           <w:rPr>
             <w:rStyle w:val="Hyperlink"/>
@@ -10729,7 +10729,7 @@
         </w:rPr>
         <w:t xml:space="preserve">出處：</w:t>
       </w:r>
-      <w:hyperlink w:history="1" r:id="rIdemf5f_pqwh6du7mcmmclr">
+      <w:hyperlink w:history="1" r:id="rId8x7j6d14ctovv1oajv1m7">
         <w:r>
           <w:rPr>
             <w:rStyle w:val="Hyperlink"/>
@@ -10805,7 +10805,7 @@
         </w:rPr>
         <w:t xml:space="preserve">出處：</w:t>
       </w:r>
-      <w:hyperlink w:history="1" r:id="rIdojxhhnj0zuew2mkgxxn1d">
+      <w:hyperlink w:history="1" r:id="rIdsa94xq2huvo0gtn-znuup">
         <w:r>
           <w:rPr>
             <w:rStyle w:val="Hyperlink"/>
@@ -10881,7 +10881,7 @@
         </w:rPr>
         <w:t xml:space="preserve">出處：</w:t>
       </w:r>
-      <w:hyperlink w:history="1" r:id="rIdh8g6sq7pliomneoe062c-">
+      <w:hyperlink w:history="1" r:id="rId7jigwb9a42nlrpa5fjqj2">
         <w:r>
           <w:rPr>
             <w:rStyle w:val="Hyperlink"/>
@@ -10957,7 +10957,7 @@
         </w:rPr>
         <w:t xml:space="preserve">出處：</w:t>
       </w:r>
-      <w:hyperlink w:history="1" r:id="rIdlva0pok5eh9jgimywvvdj">
+      <w:hyperlink w:history="1" r:id="rIdonvlveqgpmpumpjmwrkn0">
         <w:r>
           <w:rPr>
             <w:rStyle w:val="Hyperlink"/>
@@ -11033,7 +11033,7 @@
         </w:rPr>
         <w:t xml:space="preserve">出處：</w:t>
       </w:r>
-      <w:hyperlink w:history="1" r:id="rIdbenjawjbum5-7fu4xlel0">
+      <w:hyperlink w:history="1" r:id="rIdee3zifwjnml_m6x8cj0vj">
         <w:r>
           <w:rPr>
             <w:rStyle w:val="Hyperlink"/>
@@ -11109,7 +11109,7 @@
         </w:rPr>
         <w:t xml:space="preserve">出處：</w:t>
       </w:r>
-      <w:hyperlink w:history="1" r:id="rIdmvq4b4cuk6adzr6kmt2p8">
+      <w:hyperlink w:history="1" r:id="rIdhvjaerelc1t6sevpk7g2m">
         <w:r>
           <w:rPr>
             <w:rStyle w:val="Hyperlink"/>
@@ -11185,7 +11185,7 @@
         </w:rPr>
         <w:t xml:space="preserve">出處：</w:t>
       </w:r>
-      <w:hyperlink w:history="1" r:id="rIdnutuipue6a8sliwlxxrqs">
+      <w:hyperlink w:history="1" r:id="rId8aukwh0amxr_xom-arunu">
         <w:r>
           <w:rPr>
             <w:rStyle w:val="Hyperlink"/>
@@ -11261,7 +11261,7 @@
         </w:rPr>
         <w:t xml:space="preserve">出處：</w:t>
       </w:r>
-      <w:hyperlink w:history="1" r:id="rIdvw_zwgvice1manx8zxoqi">
+      <w:hyperlink w:history="1" r:id="rIdesfo9pauydzsmrl1zzsk9">
         <w:r>
           <w:rPr>
             <w:rStyle w:val="Hyperlink"/>
@@ -11337,7 +11337,7 @@
         </w:rPr>
         <w:t xml:space="preserve">出處：</w:t>
       </w:r>
-      <w:hyperlink w:history="1" r:id="rIdpth21slgfvslwvr9pxxpz">
+      <w:hyperlink w:history="1" r:id="rIdxh9ipxjez56assk2pyyzj">
         <w:r>
           <w:rPr>
             <w:rStyle w:val="Hyperlink"/>
@@ -11413,7 +11413,7 @@
         </w:rPr>
         <w:t xml:space="preserve">出處：</w:t>
       </w:r>
-      <w:hyperlink w:history="1" r:id="rIdkburs0xo_1i8gjbieobhm">
+      <w:hyperlink w:history="1" r:id="rId-agdvy2xr4-y-jls1zxu9">
         <w:r>
           <w:rPr>
             <w:rStyle w:val="Hyperlink"/>
@@ -11489,7 +11489,7 @@
         </w:rPr>
         <w:t xml:space="preserve">出處：</w:t>
       </w:r>
-      <w:hyperlink w:history="1" r:id="rIdagzgkch6zba1fmfdxhh0k">
+      <w:hyperlink w:history="1" r:id="rId4syazc3n1czdjgdgz1rfc">
         <w:r>
           <w:rPr>
             <w:rStyle w:val="Hyperlink"/>
@@ -11565,7 +11565,7 @@
         </w:rPr>
         <w:t xml:space="preserve">出處：</w:t>
       </w:r>
-      <w:hyperlink w:history="1" r:id="rId5b1k3u7-5qnrnl5d7ripq">
+      <w:hyperlink w:history="1" r:id="rIdqg65ggurcffupzwf7-k3n">
         <w:r>
           <w:rPr>
             <w:rStyle w:val="Hyperlink"/>
@@ -11641,7 +11641,7 @@
         </w:rPr>
         <w:t xml:space="preserve">出處：</w:t>
       </w:r>
-      <w:hyperlink w:history="1" r:id="rId9eexvr8yqb1dsunqiomo7">
+      <w:hyperlink w:history="1" r:id="rIdw3dwevflbnbp8mue6aqjk">
         <w:r>
           <w:rPr>
             <w:rStyle w:val="Hyperlink"/>
@@ -11717,7 +11717,7 @@
         </w:rPr>
         <w:t xml:space="preserve">出處：</w:t>
       </w:r>
-      <w:hyperlink w:history="1" r:id="rIdt31a64r-ovagdiuxl5tfy">
+      <w:hyperlink w:history="1" r:id="rIdsxhwgskx_zv0rdwcj32pb">
         <w:r>
           <w:rPr>
             <w:rStyle w:val="Hyperlink"/>
@@ -11793,7 +11793,7 @@
         </w:rPr>
         <w:t xml:space="preserve">出處：</w:t>
       </w:r>
-      <w:hyperlink w:history="1" r:id="rIdevt3pc74hbry-e7diramt">
+      <w:hyperlink w:history="1" r:id="rIduainqtde0aiiseioj_wob">
         <w:r>
           <w:rPr>
             <w:rStyle w:val="Hyperlink"/>
@@ -11869,7 +11869,7 @@
         </w:rPr>
         <w:t xml:space="preserve">出處：</w:t>
       </w:r>
-      <w:hyperlink w:history="1" r:id="rIdsnzw6ejnuffiwc5epitsm">
+      <w:hyperlink w:history="1" r:id="rIdfxj91hk0kdzme05n-skai">
         <w:r>
           <w:rPr>
             <w:rStyle w:val="Hyperlink"/>
@@ -11945,7 +11945,7 @@
         </w:rPr>
         <w:t xml:space="preserve">出處：</w:t>
       </w:r>
-      <w:hyperlink w:history="1" r:id="rIdc5kc7dgztqjvp9pnw3u6t">
+      <w:hyperlink w:history="1" r:id="rIdxk-meuppcqrz2thuc51ll">
         <w:r>
           <w:rPr>
             <w:rStyle w:val="Hyperlink"/>
@@ -12021,7 +12021,7 @@
         </w:rPr>
         <w:t xml:space="preserve">出處：</w:t>
       </w:r>
-      <w:hyperlink w:history="1" r:id="rIdvdeyqdot3x5zsicrvqjga">
+      <w:hyperlink w:history="1" r:id="rIdhbrwq5m4avvqqqleevmp-">
         <w:r>
           <w:rPr>
             <w:rStyle w:val="Hyperlink"/>
@@ -12097,7 +12097,7 @@
         </w:rPr>
         <w:t xml:space="preserve">出處：</w:t>
       </w:r>
-      <w:hyperlink w:history="1" r:id="rIdp1ga1oop96s4iil-hjbqq">
+      <w:hyperlink w:history="1" r:id="rIdn1buhv5evptzolqvmu8py">
         <w:r>
           <w:rPr>
             <w:rStyle w:val="Hyperlink"/>
@@ -12173,7 +12173,7 @@
         </w:rPr>
         <w:t xml:space="preserve">出處：</w:t>
       </w:r>
-      <w:hyperlink w:history="1" r:id="rIdsilomafmq20ymcraiuheb">
+      <w:hyperlink w:history="1" r:id="rIdwzqtwyn0xvbcts0egjwsg">
         <w:r>
           <w:rPr>
             <w:rStyle w:val="Hyperlink"/>
@@ -12249,7 +12249,7 @@
         </w:rPr>
         <w:t xml:space="preserve">出處：</w:t>
       </w:r>
-      <w:hyperlink w:history="1" r:id="rId0c0dxmx83l7u16myc0---">
+      <w:hyperlink w:history="1" r:id="rIdgfzrofgstmmzr2zprdtkx">
         <w:r>
           <w:rPr>
             <w:rStyle w:val="Hyperlink"/>
@@ -12325,7 +12325,7 @@
         </w:rPr>
         <w:t xml:space="preserve">出處：</w:t>
       </w:r>
-      <w:hyperlink w:history="1" r:id="rId8eobirwyyvsjv5vbmvcp-">
+      <w:hyperlink w:history="1" r:id="rIduudwcmzfjtcjda8y_riid">
         <w:r>
           <w:rPr>
             <w:rStyle w:val="Hyperlink"/>
@@ -12401,7 +12401,7 @@
         </w:rPr>
         <w:t xml:space="preserve">出處：</w:t>
       </w:r>
-      <w:hyperlink w:history="1" r:id="rIdrd0k-9_e-x9fx1u1rfpz-">
+      <w:hyperlink w:history="1" r:id="rIdwkitzjlgmisdt9poyuphw">
         <w:r>
           <w:rPr>
             <w:rStyle w:val="Hyperlink"/>
@@ -12477,7 +12477,7 @@
         </w:rPr>
         <w:t xml:space="preserve">出處：</w:t>
       </w:r>
-      <w:hyperlink w:history="1" r:id="rIdglcelhtrwuutxvjj217fw">
+      <w:hyperlink w:history="1" r:id="rIdiylj81xwki8ba7tozddcf">
         <w:r>
           <w:rPr>
             <w:rStyle w:val="Hyperlink"/>
@@ -12553,7 +12553,7 @@
         </w:rPr>
         <w:t xml:space="preserve">出處：</w:t>
       </w:r>
-      <w:hyperlink w:history="1" r:id="rIdntc5yote-q9wbd_3pve3n">
+      <w:hyperlink w:history="1" r:id="rId4isd3z5dmyiui-ufkcul4">
         <w:r>
           <w:rPr>
             <w:rStyle w:val="Hyperlink"/>
@@ -12629,7 +12629,7 @@
         </w:rPr>
         <w:t xml:space="preserve">出處：</w:t>
       </w:r>
-      <w:hyperlink w:history="1" r:id="rId2dp8csbjzsgdm-pqgtd69">
+      <w:hyperlink w:history="1" r:id="rIdx41mcd5m6elxfd0nvbyvq">
         <w:r>
           <w:rPr>
             <w:rStyle w:val="Hyperlink"/>
@@ -12705,7 +12705,7 @@
         </w:rPr>
         <w:t xml:space="preserve">出處：</w:t>
       </w:r>
-      <w:hyperlink w:history="1" r:id="rIdb9mxyebnuinerdcm6lhrq">
+      <w:hyperlink w:history="1" r:id="rIdkkszn4saxqljb1bjvixuu">
         <w:r>
           <w:rPr>
             <w:rStyle w:val="Hyperlink"/>
@@ -12781,7 +12781,7 @@
         </w:rPr>
         <w:t xml:space="preserve">出處：</w:t>
       </w:r>
-      <w:hyperlink w:history="1" r:id="rIdfgivts0trjq_hghyizaaq">
+      <w:hyperlink w:history="1" r:id="rIdfsjvodbiky3jpeqnzi8jc">
         <w:r>
           <w:rPr>
             <w:rStyle w:val="Hyperlink"/>
@@ -12857,7 +12857,7 @@
         </w:rPr>
         <w:t xml:space="preserve">出處：</w:t>
       </w:r>
-      <w:hyperlink w:history="1" r:id="rId-yathgaqpy2ohmfimt6ta">
+      <w:hyperlink w:history="1" r:id="rIds5afggf7hrwelfsvrwvyk">
         <w:r>
           <w:rPr>
             <w:rStyle w:val="Hyperlink"/>
@@ -12933,7 +12933,7 @@
         </w:rPr>
         <w:t xml:space="preserve">出處：</w:t>
       </w:r>
-      <w:hyperlink w:history="1" r:id="rIdcju9iluambw-a31l1zyhe">
+      <w:hyperlink w:history="1" r:id="rIdkmp7ttzhuseejy4zn_u3z">
         <w:r>
           <w:rPr>
             <w:rStyle w:val="Hyperlink"/>
@@ -13009,7 +13009,7 @@
         </w:rPr>
         <w:t xml:space="preserve">出處：</w:t>
       </w:r>
-      <w:hyperlink w:history="1" r:id="rIdaabtyd_szw0ea0puki072">
+      <w:hyperlink w:history="1" r:id="rIdbvkggyxk-qx4c2zxnigwb">
         <w:r>
           <w:rPr>
             <w:rStyle w:val="Hyperlink"/>
@@ -13085,7 +13085,7 @@
         </w:rPr>
         <w:t xml:space="preserve">出處：</w:t>
       </w:r>
-      <w:hyperlink w:history="1" r:id="rId8eqqz017gqbujlsagv3qf">
+      <w:hyperlink w:history="1" r:id="rIdnadlr7t4z2pfsb7i_khgg">
         <w:r>
           <w:rPr>
             <w:rStyle w:val="Hyperlink"/>
@@ -13161,7 +13161,7 @@
         </w:rPr>
         <w:t xml:space="preserve">出處：</w:t>
       </w:r>
-      <w:hyperlink w:history="1" r:id="rIdut2tlrisoegj6i-uva_7z">
+      <w:hyperlink w:history="1" r:id="rId-xl9uyyrbvigve1znpyyu">
         <w:r>
           <w:rPr>
             <w:rStyle w:val="Hyperlink"/>
@@ -13237,7 +13237,7 @@
         </w:rPr>
         <w:t xml:space="preserve">出處：</w:t>
       </w:r>
-      <w:hyperlink w:history="1" r:id="rId-weuk9nlkur2xawynbimr">
+      <w:hyperlink w:history="1" r:id="rIdptm9zzgcllispkc1uqpmu">
         <w:r>
           <w:rPr>
             <w:rStyle w:val="Hyperlink"/>
@@ -13313,7 +13313,7 @@
         </w:rPr>
         <w:t xml:space="preserve">出處：</w:t>
       </w:r>
-      <w:hyperlink w:history="1" r:id="rIdp75h4ffl2pefdms8kud_y">
+      <w:hyperlink w:history="1" r:id="rIdppxdh32z3vsudfccloe2i">
         <w:r>
           <w:rPr>
             <w:rStyle w:val="Hyperlink"/>
@@ -13389,7 +13389,7 @@
         </w:rPr>
         <w:t xml:space="preserve">出處：</w:t>
       </w:r>
-      <w:hyperlink w:history="1" r:id="rIdslsk7q99bwqgte4ar33dv">
+      <w:hyperlink w:history="1" r:id="rIdty-bgm72sehqhaqegk0nm">
         <w:r>
           <w:rPr>
             <w:rStyle w:val="Hyperlink"/>
@@ -13465,7 +13465,7 @@
         </w:rPr>
         <w:t xml:space="preserve">出處：</w:t>
       </w:r>
-      <w:hyperlink w:history="1" r:id="rIdv7ftfdkpgplel78i6zlqs">
+      <w:hyperlink w:history="1" r:id="rIdynqy_fxp2jyb6fmr_apdn">
         <w:r>
           <w:rPr>
             <w:rStyle w:val="Hyperlink"/>
@@ -13541,7 +13541,7 @@
         </w:rPr>
         <w:t xml:space="preserve">出處：</w:t>
       </w:r>
-      <w:hyperlink w:history="1" r:id="rIdhsj9hca4rfiv2bmq1ylwm">
+      <w:hyperlink w:history="1" r:id="rIdvqwayztjfrhdxr4n5odfs">
         <w:r>
           <w:rPr>
             <w:rStyle w:val="Hyperlink"/>
@@ -13617,7 +13617,7 @@
         </w:rPr>
         <w:t xml:space="preserve">出處：</w:t>
       </w:r>
-      <w:hyperlink w:history="1" r:id="rIdrbb-tgzqkgd45kxynlral">
+      <w:hyperlink w:history="1" r:id="rIdqohy68tbmdqrapytwpmqh">
         <w:r>
           <w:rPr>
             <w:rStyle w:val="Hyperlink"/>
@@ -13693,7 +13693,7 @@
         </w:rPr>
         <w:t xml:space="preserve">出處：</w:t>
       </w:r>
-      <w:hyperlink w:history="1" r:id="rIdo9ybmtegtnznzhvkozz29">
+      <w:hyperlink w:history="1" r:id="rIdo7btl0nxwpiohu7mhgb-p">
         <w:r>
           <w:rPr>
             <w:rStyle w:val="Hyperlink"/>
@@ -13769,7 +13769,7 @@
         </w:rPr>
         <w:t xml:space="preserve">出處：</w:t>
       </w:r>
-      <w:hyperlink w:history="1" r:id="rIdjvidvbx_eoq8x3jfr6vhk">
+      <w:hyperlink w:history="1" r:id="rId_veu3p1i2i7l_kymtmosw">
         <w:r>
           <w:rPr>
             <w:rStyle w:val="Hyperlink"/>
@@ -13845,7 +13845,7 @@
         </w:rPr>
         <w:t xml:space="preserve">出處：</w:t>
       </w:r>
-      <w:hyperlink w:history="1" r:id="rIdkyy81hnsyrnsuaqorvya2">
+      <w:hyperlink w:history="1" r:id="rIdop38pykuvybca5hx5rnqe">
         <w:r>
           <w:rPr>
             <w:rStyle w:val="Hyperlink"/>
@@ -13921,7 +13921,7 @@
         </w:rPr>
         <w:t xml:space="preserve">出處：</w:t>
       </w:r>
-      <w:hyperlink w:history="1" r:id="rIdvcrvwwmmymyh2k_yfsuk-">
+      <w:hyperlink w:history="1" r:id="rIdm1wkkwkz95tfnte-6iia5">
         <w:r>
           <w:rPr>
             <w:rStyle w:val="Hyperlink"/>
@@ -13997,7 +13997,7 @@
         </w:rPr>
         <w:t xml:space="preserve">出處：</w:t>
       </w:r>
-      <w:hyperlink w:history="1" r:id="rIduebymzabhwzzo04-ji9_d">
+      <w:hyperlink w:history="1" r:id="rIdw4rgohfi0wmimjpo9u5ij">
         <w:r>
           <w:rPr>
             <w:rStyle w:val="Hyperlink"/>
@@ -14073,7 +14073,7 @@
         </w:rPr>
         <w:t xml:space="preserve">出處：</w:t>
       </w:r>
-      <w:hyperlink w:history="1" r:id="rIdrwdmgchsbsyeg4qe1oyrj">
+      <w:hyperlink w:history="1" r:id="rIde3a8g6tctf8hn_6z9fbsr">
         <w:r>
           <w:rPr>
             <w:rStyle w:val="Hyperlink"/>
@@ -14149,7 +14149,7 @@
         </w:rPr>
         <w:t xml:space="preserve">出處：</w:t>
       </w:r>
-      <w:hyperlink w:history="1" r:id="rIdn2rq1h6ul_vim321upgzc">
+      <w:hyperlink w:history="1" r:id="rIdfrk-axe3lxjgq_g1fv5lh">
         <w:r>
           <w:rPr>
             <w:rStyle w:val="Hyperlink"/>
@@ -14225,7 +14225,7 @@
         </w:rPr>
         <w:t xml:space="preserve">出處：</w:t>
       </w:r>
-      <w:hyperlink w:history="1" r:id="rIdbet-3d5swqhwvczfpx2fk">
+      <w:hyperlink w:history="1" r:id="rIdn3ily-9rfxntnl560bydj">
         <w:r>
           <w:rPr>
             <w:rStyle w:val="Hyperlink"/>
@@ -14301,7 +14301,7 @@
         </w:rPr>
         <w:t xml:space="preserve">出處：</w:t>
       </w:r>
-      <w:hyperlink w:history="1" r:id="rIdsdl_6cvuxocjizvmx4z5o">
+      <w:hyperlink w:history="1" r:id="rId4nd5bb93jhsvgapny39ru">
         <w:r>
           <w:rPr>
             <w:rStyle w:val="Hyperlink"/>
@@ -14377,7 +14377,7 @@
         </w:rPr>
         <w:t xml:space="preserve">出處：</w:t>
       </w:r>
-      <w:hyperlink w:history="1" r:id="rIdt2bpqtzudjhbb2i0hhqw1">
+      <w:hyperlink w:history="1" r:id="rIdwye1xffi7ob-1muujlv0t">
         <w:r>
           <w:rPr>
             <w:rStyle w:val="Hyperlink"/>
@@ -14453,7 +14453,7 @@
         </w:rPr>
         <w:t xml:space="preserve">出處：</w:t>
       </w:r>
-      <w:hyperlink w:history="1" r:id="rId4f-eegp3cgayyyb7nbqpq">
+      <w:hyperlink w:history="1" r:id="rIds9lyl9he8tmrhrmymw7bi">
         <w:r>
           <w:rPr>
             <w:rStyle w:val="Hyperlink"/>
@@ -14529,7 +14529,7 @@
         </w:rPr>
         <w:t xml:space="preserve">出處：</w:t>
       </w:r>
-      <w:hyperlink w:history="1" r:id="rId5o7gj9scj1tk9slslsugx">
+      <w:hyperlink w:history="1" r:id="rIdn2ikmljh3wg-zi6s1y2y8">
         <w:r>
           <w:rPr>
             <w:rStyle w:val="Hyperlink"/>
@@ -14605,7 +14605,7 @@
         </w:rPr>
         <w:t xml:space="preserve">出處：</w:t>
       </w:r>
-      <w:hyperlink w:history="1" r:id="rIdm4kwmk3lllp5ap--usqd1">
+      <w:hyperlink w:history="1" r:id="rIdtnsm785daxtdix9xjpcm_">
         <w:r>
           <w:rPr>
             <w:rStyle w:val="Hyperlink"/>
@@ -14681,7 +14681,7 @@
         </w:rPr>
         <w:t xml:space="preserve">出處：</w:t>
       </w:r>
-      <w:hyperlink w:history="1" r:id="rIdm-js76g1o4hps0mbuiv7f">
+      <w:hyperlink w:history="1" r:id="rIdg1soqj7rhvaosfzkcjmk2">
         <w:r>
           <w:rPr>
             <w:rStyle w:val="Hyperlink"/>
@@ -14757,7 +14757,7 @@
         </w:rPr>
         <w:t xml:space="preserve">出處：</w:t>
       </w:r>
-      <w:hyperlink w:history="1" r:id="rIdm-df33mmm4otkpsn1g72m">
+      <w:hyperlink w:history="1" r:id="rId6_ygutu3tfnit9tqs5kln">
         <w:r>
           <w:rPr>
             <w:rStyle w:val="Hyperlink"/>
@@ -14833,7 +14833,7 @@
         </w:rPr>
         <w:t xml:space="preserve">出處：</w:t>
       </w:r>
-      <w:hyperlink w:history="1" r:id="rId0l9mdpr2mad3bq8orodmg">
+      <w:hyperlink w:history="1" r:id="rIddra7a8ywcmj6-mo4uwd_a">
         <w:r>
           <w:rPr>
             <w:rStyle w:val="Hyperlink"/>
@@ -14909,7 +14909,7 @@
         </w:rPr>
         <w:t xml:space="preserve">出處：</w:t>
       </w:r>
-      <w:hyperlink w:history="1" r:id="rIdrygwchjzaiigzde-hopl8">
+      <w:hyperlink w:history="1" r:id="rIdescfuaqbr4udt7kfvojxl">
         <w:r>
           <w:rPr>
             <w:rStyle w:val="Hyperlink"/>
@@ -14985,7 +14985,7 @@
         </w:rPr>
         <w:t xml:space="preserve">出處：</w:t>
       </w:r>
-      <w:hyperlink w:history="1" r:id="rIdmw0appma8lyikn_lwqtk2">
+      <w:hyperlink w:history="1" r:id="rIdlpfu2fythfh8f3pkho5hu">
         <w:r>
           <w:rPr>
             <w:rStyle w:val="Hyperlink"/>
@@ -15061,7 +15061,7 @@
         </w:rPr>
         <w:t xml:space="preserve">出處：</w:t>
       </w:r>
-      <w:hyperlink w:history="1" r:id="rId9hrgm3skhcaw8nfixp6j2">
+      <w:hyperlink w:history="1" r:id="rId6iuhj0kpz-w287mogh7x5">
         <w:r>
           <w:rPr>
             <w:rStyle w:val="Hyperlink"/>
@@ -15137,7 +15137,7 @@
         </w:rPr>
         <w:t xml:space="preserve">出處：</w:t>
       </w:r>
-      <w:hyperlink w:history="1" r:id="rId8436jgqdsdnwivg26tanw">
+      <w:hyperlink w:history="1" r:id="rIdy8cektl8_ebyzb36udpk6">
         <w:r>
           <w:rPr>
             <w:rStyle w:val="Hyperlink"/>
@@ -15213,7 +15213,7 @@
         </w:rPr>
         <w:t xml:space="preserve">出處：</w:t>
       </w:r>
-      <w:hyperlink w:history="1" r:id="rIdbzk40nvzjjmgiasaese6i">
+      <w:hyperlink w:history="1" r:id="rIdwk6x_xiclb_basx9l76hl">
         <w:r>
           <w:rPr>
             <w:rStyle w:val="Hyperlink"/>
@@ -15289,7 +15289,7 @@
         </w:rPr>
         <w:t xml:space="preserve">出處：</w:t>
       </w:r>
-      <w:hyperlink w:history="1" r:id="rIdcd21t2t5f--fvdwelmsgc">
+      <w:hyperlink w:history="1" r:id="rIdrorltkwbss1p5c8jeynct">
         <w:r>
           <w:rPr>
             <w:rStyle w:val="Hyperlink"/>
@@ -15365,7 +15365,7 @@
         </w:rPr>
         <w:t xml:space="preserve">出處：</w:t>
       </w:r>
-      <w:hyperlink w:history="1" r:id="rIdfhwzf_yzj9laawf_6zkx1">
+      <w:hyperlink w:history="1" r:id="rIde6lxnf4wfa_evyks0einp">
         <w:r>
           <w:rPr>
             <w:rStyle w:val="Hyperlink"/>
@@ -15441,7 +15441,7 @@
         </w:rPr>
         <w:t xml:space="preserve">出處：</w:t>
       </w:r>
-      <w:hyperlink w:history="1" r:id="rId7w465oqciexev4vun0kfr">
+      <w:hyperlink w:history="1" r:id="rId88qtun2ufmesz368zgsy2">
         <w:r>
           <w:rPr>
             <w:rStyle w:val="Hyperlink"/>
@@ -15517,7 +15517,7 @@
         </w:rPr>
         <w:t xml:space="preserve">出處：</w:t>
       </w:r>
-      <w:hyperlink w:history="1" r:id="rIdfjoaxhlk0slqogr7yu3iz">
+      <w:hyperlink w:history="1" r:id="rId2b0l798qykk7lzmqdgnq2">
         <w:r>
           <w:rPr>
             <w:rStyle w:val="Hyperlink"/>
@@ -15593,7 +15593,7 @@
         </w:rPr>
         <w:t xml:space="preserve">出處：</w:t>
       </w:r>
-      <w:hyperlink w:history="1" r:id="rIda8xeowbrw84iaodmk_snb">
+      <w:hyperlink w:history="1" r:id="rId_wbphsb55m6syetomojbx">
         <w:r>
           <w:rPr>
             <w:rStyle w:val="Hyperlink"/>
@@ -15685,7 +15685,7 @@
         </w:rPr>
         <w:t xml:space="preserve">出處：</w:t>
       </w:r>
-      <w:hyperlink w:history="1" r:id="rIdjunq6hvl9awzdwokotg5s">
+      <w:hyperlink w:history="1" r:id="rIdgwwxennapc5ecsjjztnae">
         <w:r>
           <w:rPr>
             <w:rStyle w:val="Hyperlink"/>
@@ -15761,7 +15761,7 @@
         </w:rPr>
         <w:t xml:space="preserve">出處：</w:t>
       </w:r>
-      <w:hyperlink w:history="1" r:id="rIdcihohxyydjx52s30qljor">
+      <w:hyperlink w:history="1" r:id="rIdrgsmm6irsoxvnoazdl374">
         <w:r>
           <w:rPr>
             <w:rStyle w:val="Hyperlink"/>
@@ -15837,7 +15837,7 @@
         </w:rPr>
         <w:t xml:space="preserve">出處：</w:t>
       </w:r>
-      <w:hyperlink w:history="1" r:id="rIdsr16vltqsvnyadgurhzps">
+      <w:hyperlink w:history="1" r:id="rId_udgb9ipphxydgosvrg0p">
         <w:r>
           <w:rPr>
             <w:rStyle w:val="Hyperlink"/>
@@ -15913,7 +15913,7 @@
         </w:rPr>
         <w:t xml:space="preserve">出處：</w:t>
       </w:r>
-      <w:hyperlink w:history="1" r:id="rIdvtsssaaygijsq87u-9h1g">
+      <w:hyperlink w:history="1" r:id="rIdaolnnodvhhh-ayuvulg2w">
         <w:r>
           <w:rPr>
             <w:rStyle w:val="Hyperlink"/>
@@ -15989,7 +15989,7 @@
         </w:rPr>
         <w:t xml:space="preserve">出處：</w:t>
       </w:r>
-      <w:hyperlink w:history="1" r:id="rIdng3kmw1us9x62vlimbbkk">
+      <w:hyperlink w:history="1" r:id="rIdxhydathgmgcw6hasca6l0">
         <w:r>
           <w:rPr>
             <w:rStyle w:val="Hyperlink"/>
@@ -16065,7 +16065,7 @@
         </w:rPr>
         <w:t xml:space="preserve">出處：</w:t>
       </w:r>
-      <w:hyperlink w:history="1" r:id="rIdswmbrhlltuhskhr3fpqdm">
+      <w:hyperlink w:history="1" r:id="rIdapbo-sjfnsnm0givfyrz8">
         <w:r>
           <w:rPr>
             <w:rStyle w:val="Hyperlink"/>
@@ -16141,7 +16141,7 @@
         </w:rPr>
         <w:t xml:space="preserve">出處：</w:t>
       </w:r>
-      <w:hyperlink w:history="1" r:id="rId66pxw-uveftl_pv7gqmeq">
+      <w:hyperlink w:history="1" r:id="rId0p0r6ykw827zn1vchp4u6">
         <w:r>
           <w:rPr>
             <w:rStyle w:val="Hyperlink"/>
@@ -16217,7 +16217,7 @@
         </w:rPr>
         <w:t xml:space="preserve">出處：</w:t>
       </w:r>
-      <w:hyperlink w:history="1" r:id="rIdfs9lkux024vppsy3n3rek">
+      <w:hyperlink w:history="1" r:id="rIdrzmdx9r6x74x9ciwhyo32">
         <w:r>
           <w:rPr>
             <w:rStyle w:val="Hyperlink"/>
@@ -16293,7 +16293,7 @@
         </w:rPr>
         <w:t xml:space="preserve">出處：</w:t>
       </w:r>
-      <w:hyperlink w:history="1" r:id="rIdta_2ofqds7dmeqmkwzuyc">
+      <w:hyperlink w:history="1" r:id="rId34i9zrw38pxuicswejoaw">
         <w:r>
           <w:rPr>
             <w:rStyle w:val="Hyperlink"/>
@@ -16369,7 +16369,7 @@
         </w:rPr>
         <w:t xml:space="preserve">出處：</w:t>
       </w:r>
-      <w:hyperlink w:history="1" r:id="rIdnab_fbgewrsb87lf2nwo-">
+      <w:hyperlink w:history="1" r:id="rIdlocolzzf8kk6uhqkacwef">
         <w:r>
           <w:rPr>
             <w:rStyle w:val="Hyperlink"/>
@@ -16445,7 +16445,7 @@
         </w:rPr>
         <w:t xml:space="preserve">出處：</w:t>
       </w:r>
-      <w:hyperlink w:history="1" r:id="rIdyopix92tmydrwbklhgatk">
+      <w:hyperlink w:history="1" r:id="rIdwebnh6xykfekpiavgvdkb">
         <w:r>
           <w:rPr>
             <w:rStyle w:val="Hyperlink"/>
@@ -16521,7 +16521,7 @@
         </w:rPr>
         <w:t xml:space="preserve">出處：</w:t>
       </w:r>
-      <w:hyperlink w:history="1" r:id="rIdaiy-ddgbqjn0-c51ryaak">
+      <w:hyperlink w:history="1" r:id="rIdczg_qw0nhxiohn8bslidv">
         <w:r>
           <w:rPr>
             <w:rStyle w:val="Hyperlink"/>
@@ -16597,7 +16597,7 @@
         </w:rPr>
         <w:t xml:space="preserve">出處：</w:t>
       </w:r>
-      <w:hyperlink w:history="1" r:id="rIdg2e8c4qzyjki2q7y2rn1a">
+      <w:hyperlink w:history="1" r:id="rIdaqfqkjfmvgpnzahzmoza6">
         <w:r>
           <w:rPr>
             <w:rStyle w:val="Hyperlink"/>
@@ -16673,7 +16673,7 @@
         </w:rPr>
         <w:t xml:space="preserve">出處：</w:t>
       </w:r>
-      <w:hyperlink w:history="1" r:id="rIdsjjt_gdcmhsdxbruq8dkz">
+      <w:hyperlink w:history="1" r:id="rIdvrkrwhccak_ovxx5ctgup">
         <w:r>
           <w:rPr>
             <w:rStyle w:val="Hyperlink"/>
@@ -16749,7 +16749,7 @@
         </w:rPr>
         <w:t xml:space="preserve">出處：</w:t>
       </w:r>
-      <w:hyperlink w:history="1" r:id="rIdel1djokop-qmzryrynfna">
+      <w:hyperlink w:history="1" r:id="rIdftfau7mpegb2y7f3n4lwp">
         <w:r>
           <w:rPr>
             <w:rStyle w:val="Hyperlink"/>
@@ -16825,7 +16825,7 @@
         </w:rPr>
         <w:t xml:space="preserve">出處：</w:t>
       </w:r>
-      <w:hyperlink w:history="1" r:id="rIdntudyzmge_pclx3w6alti">
+      <w:hyperlink w:history="1" r:id="rIdtnfl1xqyh75sxzjht7ocw">
         <w:r>
           <w:rPr>
             <w:rStyle w:val="Hyperlink"/>
@@ -16901,7 +16901,7 @@
         </w:rPr>
         <w:t xml:space="preserve">出處：</w:t>
       </w:r>
-      <w:hyperlink w:history="1" r:id="rIdxpl4-iwsra0kme7c_k4af">
+      <w:hyperlink w:history="1" r:id="rIdm3_5aqm6xoxcv0clng5ym">
         <w:r>
           <w:rPr>
             <w:rStyle w:val="Hyperlink"/>
@@ -16977,7 +16977,7 @@
         </w:rPr>
         <w:t xml:space="preserve">出處：</w:t>
       </w:r>
-      <w:hyperlink w:history="1" r:id="rIdo55c42jvj6yhfdelu6v4s">
+      <w:hyperlink w:history="1" r:id="rIdm62icegm-bgv13rkvmm0a">
         <w:r>
           <w:rPr>
             <w:rStyle w:val="Hyperlink"/>
@@ -17053,7 +17053,7 @@
         </w:rPr>
         <w:t xml:space="preserve">出處：</w:t>
       </w:r>
-      <w:hyperlink w:history="1" r:id="rIdtd8p3a0sdzbj_k0jruc5a">
+      <w:hyperlink w:history="1" r:id="rIdq6pljylbsxkov9nofutkd">
         <w:r>
           <w:rPr>
             <w:rStyle w:val="Hyperlink"/>
@@ -17129,7 +17129,7 @@
         </w:rPr>
         <w:t xml:space="preserve">出處：</w:t>
       </w:r>
-      <w:hyperlink w:history="1" r:id="rId-zsxuqvl_kgxqiinhcbej">
+      <w:hyperlink w:history="1" r:id="rIdlpyf7_ij7gos4e0qrh0qi">
         <w:r>
           <w:rPr>
             <w:rStyle w:val="Hyperlink"/>
@@ -17205,7 +17205,7 @@
         </w:rPr>
         <w:t xml:space="preserve">出處：</w:t>
       </w:r>
-      <w:hyperlink w:history="1" r:id="rIdm-ws_rqfmbou1vhejupqy">
+      <w:hyperlink w:history="1" r:id="rId5k1qt1nxclp1xwt62uljx">
         <w:r>
           <w:rPr>
             <w:rStyle w:val="Hyperlink"/>
@@ -17281,7 +17281,7 @@
         </w:rPr>
         <w:t xml:space="preserve">出處：</w:t>
       </w:r>
-      <w:hyperlink w:history="1" r:id="rId47ph35fkqdkkza_jbylae">
+      <w:hyperlink w:history="1" r:id="rIdrourfzshgdruy4zpga_mc">
         <w:r>
           <w:rPr>
             <w:rStyle w:val="Hyperlink"/>
@@ -17357,7 +17357,7 @@
         </w:rPr>
         <w:t xml:space="preserve">出處：</w:t>
       </w:r>
-      <w:hyperlink w:history="1" r:id="rIdeopsvfg3aak8bermnway-">
+      <w:hyperlink w:history="1" r:id="rIddd_utzcg3t08xenvny8aw">
         <w:r>
           <w:rPr>
             <w:rStyle w:val="Hyperlink"/>
@@ -17433,7 +17433,7 @@
         </w:rPr>
         <w:t xml:space="preserve">出處：</w:t>
       </w:r>
-      <w:hyperlink w:history="1" r:id="rIdx8nlttjjhp_hcagqov40c">
+      <w:hyperlink w:history="1" r:id="rIdzl6nl4edpwze7xbp1ug-d">
         <w:r>
           <w:rPr>
             <w:rStyle w:val="Hyperlink"/>
@@ -17509,7 +17509,7 @@
         </w:rPr>
         <w:t xml:space="preserve">出處：</w:t>
       </w:r>
-      <w:hyperlink w:history="1" r:id="rIdtxn3xnzy7y70ek2nq_dxh">
+      <w:hyperlink w:history="1" r:id="rId7di41yvkogc01aumqzzzs">
         <w:r>
           <w:rPr>
             <w:rStyle w:val="Hyperlink"/>
@@ -17585,7 +17585,7 @@
         </w:rPr>
         <w:t xml:space="preserve">出處：</w:t>
       </w:r>
-      <w:hyperlink w:history="1" r:id="rId5go9hxcucxrjsjip8wi1t">
+      <w:hyperlink w:history="1" r:id="rIdc_3zjlcuhnsd4__jubpaw">
         <w:r>
           <w:rPr>
             <w:rStyle w:val="Hyperlink"/>
@@ -17661,7 +17661,7 @@
         </w:rPr>
         <w:t xml:space="preserve">出處：</w:t>
       </w:r>
-      <w:hyperlink w:history="1" r:id="rIdip-scrlu2svuf_nmbk4e5">
+      <w:hyperlink w:history="1" r:id="rIdpuq2l0pr1ymjp3hxjvqbi">
         <w:r>
           <w:rPr>
             <w:rStyle w:val="Hyperlink"/>
@@ -17737,7 +17737,7 @@
         </w:rPr>
         <w:t xml:space="preserve">出處：</w:t>
       </w:r>
-      <w:hyperlink w:history="1" r:id="rIdu92gszhhk3wlj0g2hdpnc">
+      <w:hyperlink w:history="1" r:id="rIdmv76favuvpa4gmq6utsi9">
         <w:r>
           <w:rPr>
             <w:rStyle w:val="Hyperlink"/>
@@ -17813,7 +17813,7 @@
         </w:rPr>
         <w:t xml:space="preserve">出處：</w:t>
       </w:r>
-      <w:hyperlink w:history="1" r:id="rIdnwtfefdd40erzfxinpr-n">
+      <w:hyperlink w:history="1" r:id="rIdolniio6mhrdtykscd-al2">
         <w:r>
           <w:rPr>
             <w:rStyle w:val="Hyperlink"/>
@@ -17889,7 +17889,7 @@
         </w:rPr>
         <w:t xml:space="preserve">出處：</w:t>
       </w:r>
-      <w:hyperlink w:history="1" r:id="rIdd1uvuegclw9espauue1al">
+      <w:hyperlink w:history="1" r:id="rIdaoptusqnbwfmwnhult56r">
         <w:r>
           <w:rPr>
             <w:rStyle w:val="Hyperlink"/>
@@ -17965,7 +17965,7 @@
         </w:rPr>
         <w:t xml:space="preserve">出處：</w:t>
       </w:r>
-      <w:hyperlink w:history="1" r:id="rIdei4ty6xypdso2_uatrjnk">
+      <w:hyperlink w:history="1" r:id="rIdizwbmlbhotx-l5l8e5cgd">
         <w:r>
           <w:rPr>
             <w:rStyle w:val="Hyperlink"/>
@@ -18041,7 +18041,7 @@
         </w:rPr>
         <w:t xml:space="preserve">出處：</w:t>
       </w:r>
-      <w:hyperlink w:history="1" r:id="rIdgbcfcukqlh5mqudqua8rx">
+      <w:hyperlink w:history="1" r:id="rIdioevxmzyhtck7mynrfrfa">
         <w:r>
           <w:rPr>
             <w:rStyle w:val="Hyperlink"/>
@@ -18117,7 +18117,7 @@
         </w:rPr>
         <w:t xml:space="preserve">出處：</w:t>
       </w:r>
-      <w:hyperlink w:history="1" r:id="rIdbw4kbhsphzb2la1abze1t">
+      <w:hyperlink w:history="1" r:id="rIdu4dhb4mnwcejnqf20hppx">
         <w:r>
           <w:rPr>
             <w:rStyle w:val="Hyperlink"/>
@@ -18193,7 +18193,7 @@
         </w:rPr>
         <w:t xml:space="preserve">出處：</w:t>
       </w:r>
-      <w:hyperlink w:history="1" r:id="rIdtdli7am8gvoy4wlitf4gc">
+      <w:hyperlink w:history="1" r:id="rIdhfhaytbqctet0wx9y35ca">
         <w:r>
           <w:rPr>
             <w:rStyle w:val="Hyperlink"/>
@@ -18269,7 +18269,7 @@
         </w:rPr>
         <w:t xml:space="preserve">出處：</w:t>
       </w:r>
-      <w:hyperlink w:history="1" r:id="rIdygtvvysyjpearkl4clhq6">
+      <w:hyperlink w:history="1" r:id="rIdunv16kucnx-pqvyhoa7gc">
         <w:r>
           <w:rPr>
             <w:rStyle w:val="Hyperlink"/>
@@ -18345,7 +18345,7 @@
         </w:rPr>
         <w:t xml:space="preserve">出處：</w:t>
       </w:r>
-      <w:hyperlink w:history="1" r:id="rIdgy-xjbjqp67-xsfqn8cr5">
+      <w:hyperlink w:history="1" r:id="rIdvtgg1rt4fcj1_ybpnekos">
         <w:r>
           <w:rPr>
             <w:rStyle w:val="Hyperlink"/>
@@ -18421,7 +18421,7 @@
         </w:rPr>
         <w:t xml:space="preserve">出處：</w:t>
       </w:r>
-      <w:hyperlink w:history="1" r:id="rIdaf2dwmgjr5ge5pxrdyka-">
+      <w:hyperlink w:history="1" r:id="rIdqw_lrwbcln1osvridu6cf">
         <w:r>
           <w:rPr>
             <w:rStyle w:val="Hyperlink"/>
@@ -18497,7 +18497,7 @@
         </w:rPr>
         <w:t xml:space="preserve">出處：</w:t>
       </w:r>
-      <w:hyperlink w:history="1" r:id="rIdvlbsspsa1qe43kmuff55v">
+      <w:hyperlink w:history="1" r:id="rIdoiat3inpdu6-3q8us3ili">
         <w:r>
           <w:rPr>
             <w:rStyle w:val="Hyperlink"/>
@@ -18573,7 +18573,7 @@
         </w:rPr>
         <w:t xml:space="preserve">出處：</w:t>
       </w:r>
-      <w:hyperlink w:history="1" r:id="rIdodx0woxtun-alde0uabit">
+      <w:hyperlink w:history="1" r:id="rIdbn8e936-xnznajjqn8ceo">
         <w:r>
           <w:rPr>
             <w:rStyle w:val="Hyperlink"/>
@@ -18649,7 +18649,7 @@
         </w:rPr>
         <w:t xml:space="preserve">出處：</w:t>
       </w:r>
-      <w:hyperlink w:history="1" r:id="rIdkliti7ibrktib6ytgc42c">
+      <w:hyperlink w:history="1" r:id="rIdaqbkxv-a2mzf0qqczfwlw">
         <w:r>
           <w:rPr>
             <w:rStyle w:val="Hyperlink"/>
@@ -18725,7 +18725,7 @@
         </w:rPr>
         <w:t xml:space="preserve">出處：</w:t>
       </w:r>
-      <w:hyperlink w:history="1" r:id="rIdcd67cxd2j3n9kqaapahgz">
+      <w:hyperlink w:history="1" r:id="rIdy73l1jvvrki7hi6qw2oe1">
         <w:r>
           <w:rPr>
             <w:rStyle w:val="Hyperlink"/>
@@ -18801,7 +18801,7 @@
         </w:rPr>
         <w:t xml:space="preserve">出處：</w:t>
       </w:r>
-      <w:hyperlink w:history="1" r:id="rIdrzk8uompht3veicjp7mk2">
+      <w:hyperlink w:history="1" r:id="rIdnlbrdkzelcyqyuo4zdq_u">
         <w:r>
           <w:rPr>
             <w:rStyle w:val="Hyperlink"/>
@@ -18877,7 +18877,7 @@
         </w:rPr>
         <w:t xml:space="preserve">出處：</w:t>
       </w:r>
-      <w:hyperlink w:history="1" r:id="rIdp5obc-rx5uuuecd7rkpld">
+      <w:hyperlink w:history="1" r:id="rId7382cepkt9mbkbsjf0bgh">
         <w:r>
           <w:rPr>
             <w:rStyle w:val="Hyperlink"/>
@@ -18953,7 +18953,7 @@
         </w:rPr>
         <w:t xml:space="preserve">出處：</w:t>
       </w:r>
-      <w:hyperlink w:history="1" r:id="rIdc5c6-h2xallrohx3fyrk7">
+      <w:hyperlink w:history="1" r:id="rId1pouvf34u12jix4m0h3ty">
         <w:r>
           <w:rPr>
             <w:rStyle w:val="Hyperlink"/>
@@ -19029,7 +19029,7 @@
         </w:rPr>
         <w:t xml:space="preserve">出處：</w:t>
       </w:r>
-      <w:hyperlink w:history="1" r:id="rIdaz8dojpwhosv2qidrboja">
+      <w:hyperlink w:history="1" r:id="rIdc7xgy3aukob8-bc-2oucb">
         <w:r>
           <w:rPr>
             <w:rStyle w:val="Hyperlink"/>
@@ -19105,7 +19105,7 @@
         </w:rPr>
         <w:t xml:space="preserve">出處：</w:t>
       </w:r>
-      <w:hyperlink w:history="1" r:id="rId1kebf2ggtlsgiekfuyq_1">
+      <w:hyperlink w:history="1" r:id="rIdna32usgui9blkqphvi13n">
         <w:r>
           <w:rPr>
             <w:rStyle w:val="Hyperlink"/>
@@ -19181,7 +19181,7 @@
         </w:rPr>
         <w:t xml:space="preserve">出處：</w:t>
       </w:r>
-      <w:hyperlink w:history="1" r:id="rId3ysfutlx4xjnjhoujs4rf">
+      <w:hyperlink w:history="1" r:id="rIdmvf2wmvyjqmqj9xlbgafn">
         <w:r>
           <w:rPr>
             <w:rStyle w:val="Hyperlink"/>
@@ -19257,7 +19257,7 @@
         </w:rPr>
         <w:t xml:space="preserve">出處：</w:t>
       </w:r>
-      <w:hyperlink w:history="1" r:id="rIddnktlhu4aawxqmpdvqbet">
+      <w:hyperlink w:history="1" r:id="rIdvr2vyyfsgj2yko0kla3io">
         <w:r>
           <w:rPr>
             <w:rStyle w:val="Hyperlink"/>
@@ -19333,7 +19333,7 @@
         </w:rPr>
         <w:t xml:space="preserve">出處：</w:t>
       </w:r>
-      <w:hyperlink w:history="1" r:id="rIde8cz_skulfp_cz1wxe-h1">
+      <w:hyperlink w:history="1" r:id="rId6ov_5vkjmkpgehiz6qn8h">
         <w:r>
           <w:rPr>
             <w:rStyle w:val="Hyperlink"/>
@@ -19409,7 +19409,7 @@
         </w:rPr>
         <w:t xml:space="preserve">出處：</w:t>
       </w:r>
-      <w:hyperlink w:history="1" r:id="rId66tov0yjmwn0vhafntt6p">
+      <w:hyperlink w:history="1" r:id="rIdare9coosddcpjdtoo-eyb">
         <w:r>
           <w:rPr>
             <w:rStyle w:val="Hyperlink"/>
@@ -19485,7 +19485,7 @@
         </w:rPr>
         <w:t xml:space="preserve">出處：</w:t>
       </w:r>
-      <w:hyperlink w:history="1" r:id="rIdq9ek9-vmoviv6pmn4mrff">
+      <w:hyperlink w:history="1" r:id="rIdngogdxulkbqcyjgpwptni">
         <w:r>
           <w:rPr>
             <w:rStyle w:val="Hyperlink"/>
@@ -19561,7 +19561,7 @@
         </w:rPr>
         <w:t xml:space="preserve">出處：</w:t>
       </w:r>
-      <w:hyperlink w:history="1" r:id="rId0zhklwm6ayrubtmjzbzyg">
+      <w:hyperlink w:history="1" r:id="rIdifjcu0odsdkl_tfow1vwq">
         <w:r>
           <w:rPr>
             <w:rStyle w:val="Hyperlink"/>
@@ -19637,7 +19637,7 @@
         </w:rPr>
         <w:t xml:space="preserve">出處：</w:t>
       </w:r>
-      <w:hyperlink w:history="1" r:id="rIddbonnjkg1qq_tujsmrd3m">
+      <w:hyperlink w:history="1" r:id="rIduijvxml-jbfdgvxd_5qat">
         <w:r>
           <w:rPr>
             <w:rStyle w:val="Hyperlink"/>
@@ -19713,7 +19713,7 @@
         </w:rPr>
         <w:t xml:space="preserve">出處：</w:t>
       </w:r>
-      <w:hyperlink w:history="1" r:id="rIdd_eyzirkqnubgcvtt2w4y">
+      <w:hyperlink w:history="1" r:id="rIdji9r6ovb4odape36vqp5l">
         <w:r>
           <w:rPr>
             <w:rStyle w:val="Hyperlink"/>
@@ -19789,7 +19789,7 @@
         </w:rPr>
         <w:t xml:space="preserve">出處：</w:t>
       </w:r>
-      <w:hyperlink w:history="1" r:id="rIdls9lzec6wa3717vykmxtp">
+      <w:hyperlink w:history="1" r:id="rIdfuqfi2sq3la7jg0bmbq4a">
         <w:r>
           <w:rPr>
             <w:rStyle w:val="Hyperlink"/>
@@ -19865,7 +19865,7 @@
         </w:rPr>
         <w:t xml:space="preserve">出處：</w:t>
       </w:r>
-      <w:hyperlink w:history="1" r:id="rId-keti0i4sehrfoytjml3x">
+      <w:hyperlink w:history="1" r:id="rIdruwoukmpuqk2cocz4qled">
         <w:r>
           <w:rPr>
             <w:rStyle w:val="Hyperlink"/>
@@ -19941,7 +19941,7 @@
         </w:rPr>
         <w:t xml:space="preserve">出處：</w:t>
       </w:r>
-      <w:hyperlink w:history="1" r:id="rIdqc5wrphwse5o6ofzrl29z">
+      <w:hyperlink w:history="1" r:id="rIdxlfhbylnmk2dzppbklwwa">
         <w:r>
           <w:rPr>
             <w:rStyle w:val="Hyperlink"/>
@@ -20017,7 +20017,7 @@
         </w:rPr>
         <w:t xml:space="preserve">出處：</w:t>
       </w:r>
-      <w:hyperlink w:history="1" r:id="rIdjw2bzhc5lmztccrdcotep">
+      <w:hyperlink w:history="1" r:id="rId49jwvexpe4r-y7dyl2tuj">
         <w:r>
           <w:rPr>
             <w:rStyle w:val="Hyperlink"/>
@@ -20093,7 +20093,7 @@
         </w:rPr>
         <w:t xml:space="preserve">出處：</w:t>
       </w:r>
-      <w:hyperlink w:history="1" r:id="rIdxnmpedibs7kqgkgjjfyxj">
+      <w:hyperlink w:history="1" r:id="rIdxpe0oduwrlpyzjit-e_to">
         <w:r>
           <w:rPr>
             <w:rStyle w:val="Hyperlink"/>
@@ -20169,7 +20169,7 @@
         </w:rPr>
         <w:t xml:space="preserve">出處：</w:t>
       </w:r>
-      <w:hyperlink w:history="1" r:id="rIdpau1kp0t8pwlmss3w7yng">
+      <w:hyperlink w:history="1" r:id="rIdt2d5tn2thliusuatfks0i">
         <w:r>
           <w:rPr>
             <w:rStyle w:val="Hyperlink"/>
@@ -20245,7 +20245,7 @@
         </w:rPr>
         <w:t xml:space="preserve">出處：</w:t>
       </w:r>
-      <w:hyperlink w:history="1" r:id="rId9nxgwxaxxscbd41hgbgmp">
+      <w:hyperlink w:history="1" r:id="rIdcoqz5zglibus2_axa3ykf">
         <w:r>
           <w:rPr>
             <w:rStyle w:val="Hyperlink"/>
@@ -20321,7 +20321,7 @@
         </w:rPr>
         <w:t xml:space="preserve">出處：</w:t>
       </w:r>
-      <w:hyperlink w:history="1" r:id="rIdk7syfchcqu4z0kyo_uoof">
+      <w:hyperlink w:history="1" r:id="rIdvdef4jdhwfwy5vj3y8y_m">
         <w:r>
           <w:rPr>
             <w:rStyle w:val="Hyperlink"/>
@@ -20397,7 +20397,7 @@
         </w:rPr>
         <w:t xml:space="preserve">出處：</w:t>
       </w:r>
-      <w:hyperlink w:history="1" r:id="rId5j7noneitdzqwretp-un1">
+      <w:hyperlink w:history="1" r:id="rId_8fwcs09bi3onznfosoc3">
         <w:r>
           <w:rPr>
             <w:rStyle w:val="Hyperlink"/>
@@ -20473,7 +20473,7 @@
         </w:rPr>
         <w:t xml:space="preserve">出處：</w:t>
       </w:r>
-      <w:hyperlink w:history="1" r:id="rIdbp8mywkm0lvx7ecx9yxea">
+      <w:hyperlink w:history="1" r:id="rIdxhtwofh0ohvolzp5ia32z">
         <w:r>
           <w:rPr>
             <w:rStyle w:val="Hyperlink"/>
@@ -20549,7 +20549,7 @@
         </w:rPr>
         <w:t xml:space="preserve">出處：</w:t>
       </w:r>
-      <w:hyperlink w:history="1" r:id="rIdzqv9aa8sbarzym-igbcda">
+      <w:hyperlink w:history="1" r:id="rIdmud_p57fidwkygbnjooqk">
         <w:r>
           <w:rPr>
             <w:rStyle w:val="Hyperlink"/>
@@ -20625,7 +20625,7 @@
         </w:rPr>
         <w:t xml:space="preserve">出處：</w:t>
       </w:r>
-      <w:hyperlink w:history="1" r:id="rIdd0wtb9rnnu9ai3ra4fryv">
+      <w:hyperlink w:history="1" r:id="rIdu18yvfi_jkr7thjk1lmch">
         <w:r>
           <w:rPr>
             <w:rStyle w:val="Hyperlink"/>
@@ -20701,7 +20701,7 @@
         </w:rPr>
         <w:t xml:space="preserve">出處：</w:t>
       </w:r>
-      <w:hyperlink w:history="1" r:id="rIddpw3dhit9anw531urhwyw">
+      <w:hyperlink w:history="1" r:id="rIddewpodbs2ylydplfg3myk">
         <w:r>
           <w:rPr>
             <w:rStyle w:val="Hyperlink"/>
@@ -20777,7 +20777,7 @@
         </w:rPr>
         <w:t xml:space="preserve">出處：</w:t>
       </w:r>
-      <w:hyperlink w:history="1" r:id="rIdhw0kh7aneewdaavxjwmyw">
+      <w:hyperlink w:history="1" r:id="rId_mk-xz_jbpfv7xgicvvlu">
         <w:r>
           <w:rPr>
             <w:rStyle w:val="Hyperlink"/>
@@ -20853,7 +20853,7 @@
         </w:rPr>
         <w:t xml:space="preserve">出處：</w:t>
       </w:r>
-      <w:hyperlink w:history="1" r:id="rIdhuodgdesivbv2i4zrlkm0">
+      <w:hyperlink w:history="1" r:id="rIdxyq_klvxtndp_w8uaihjn">
         <w:r>
           <w:rPr>
             <w:rStyle w:val="Hyperlink"/>
@@ -20929,7 +20929,7 @@
         </w:rPr>
         <w:t xml:space="preserve">出處：</w:t>
       </w:r>
-      <w:hyperlink w:history="1" r:id="rIde2hb2okwcna3fziet0jim">
+      <w:hyperlink w:history="1" r:id="rIdvjlm3fb7yoxh5upw8enxk">
         <w:r>
           <w:rPr>
             <w:rStyle w:val="Hyperlink"/>
@@ -21005,7 +21005,7 @@
         </w:rPr>
         <w:t xml:space="preserve">出處：</w:t>
       </w:r>
-      <w:hyperlink w:history="1" r:id="rIdczjuzkybpluaickn1rabv">
+      <w:hyperlink w:history="1" r:id="rIdnygqvf40ltvgalcjqytnb">
         <w:r>
           <w:rPr>
             <w:rStyle w:val="Hyperlink"/>
@@ -21081,7 +21081,7 @@
         </w:rPr>
         <w:t xml:space="preserve">出處：</w:t>
       </w:r>
-      <w:hyperlink w:history="1" r:id="rIdsvrsif03q9qbxdnogbhym">
+      <w:hyperlink w:history="1" r:id="rIdjitkktq_fytlelioohthw">
         <w:r>
           <w:rPr>
             <w:rStyle w:val="Hyperlink"/>
@@ -21157,7 +21157,7 @@
         </w:rPr>
         <w:t xml:space="preserve">出處：</w:t>
       </w:r>
-      <w:hyperlink w:history="1" r:id="rIduxe1eo1bxy2yvdmg0mr7t">
+      <w:hyperlink w:history="1" r:id="rIdtmz533yzrxn5mcsjm0zgf">
         <w:r>
           <w:rPr>
             <w:rStyle w:val="Hyperlink"/>
@@ -21233,7 +21233,7 @@
         </w:rPr>
         <w:t xml:space="preserve">出處：</w:t>
       </w:r>
-      <w:hyperlink w:history="1" r:id="rIdpvkhboicxr2eichoy-qsu">
+      <w:hyperlink w:history="1" r:id="rIdlwgxu9ap6klcnwwzf04ew">
         <w:r>
           <w:rPr>
             <w:rStyle w:val="Hyperlink"/>
@@ -21309,7 +21309,7 @@
         </w:rPr>
         <w:t xml:space="preserve">出處：</w:t>
       </w:r>
-      <w:hyperlink w:history="1" r:id="rIddhedkz4or0ljehif8wlqc">
+      <w:hyperlink w:history="1" r:id="rIdbimupr3bqcgpwbmxtd7xg">
         <w:r>
           <w:rPr>
             <w:rStyle w:val="Hyperlink"/>
@@ -21385,7 +21385,7 @@
         </w:rPr>
         <w:t xml:space="preserve">出處：</w:t>
       </w:r>
-      <w:hyperlink w:history="1" r:id="rIdfvkbzpik1ekzncpjwrjfq">
+      <w:hyperlink w:history="1" r:id="rIdymu3uzx-yhfhhek-zfolu">
         <w:r>
           <w:rPr>
             <w:rStyle w:val="Hyperlink"/>
@@ -21461,7 +21461,7 @@
         </w:rPr>
         <w:t xml:space="preserve">出處：</w:t>
       </w:r>
-      <w:hyperlink w:history="1" r:id="rIdpavf3txe5hbol-otz_q_s">
+      <w:hyperlink w:history="1" r:id="rIdn-w3kfwdssnukfbj_uzr_">
         <w:r>
           <w:rPr>
             <w:rStyle w:val="Hyperlink"/>
@@ -21553,7 +21553,7 @@
         </w:rPr>
         <w:t xml:space="preserve">出處：</w:t>
       </w:r>
-      <w:hyperlink w:history="1" r:id="rIdvyq54zmg61toedj9fnv2o">
+      <w:hyperlink w:history="1" r:id="rIdpogaxqdxdd0-5cfkvvw_t">
         <w:r>
           <w:rPr>
             <w:rStyle w:val="Hyperlink"/>
@@ -21629,7 +21629,7 @@
         </w:rPr>
         <w:t xml:space="preserve">出處：</w:t>
       </w:r>
-      <w:hyperlink w:history="1" r:id="rIdp_ogoiunyxgxw6nmcnxrp">
+      <w:hyperlink w:history="1" r:id="rIdy19ny8zfe3_lqe6xgjygh">
         <w:r>
           <w:rPr>
             <w:rStyle w:val="Hyperlink"/>
@@ -21705,7 +21705,7 @@
         </w:rPr>
         <w:t xml:space="preserve">出處：</w:t>
       </w:r>
-      <w:hyperlink w:history="1" r:id="rIde2ohicn91_qelmghvuakn">
+      <w:hyperlink w:history="1" r:id="rIdj8j2irjys-2hxazrm7qdg">
         <w:r>
           <w:rPr>
             <w:rStyle w:val="Hyperlink"/>
@@ -21781,7 +21781,7 @@
         </w:rPr>
         <w:t xml:space="preserve">出處：</w:t>
       </w:r>
-      <w:hyperlink w:history="1" r:id="rIds_nmn6m4ra0opcp6p3wfu">
+      <w:hyperlink w:history="1" r:id="rIduxtghcxcztv4fvsydzlgh">
         <w:r>
           <w:rPr>
             <w:rStyle w:val="Hyperlink"/>
@@ -21857,7 +21857,7 @@
         </w:rPr>
         <w:t xml:space="preserve">出處：</w:t>
       </w:r>
-      <w:hyperlink w:history="1" r:id="rIdyc7hjusywogotxzs18oeu">
+      <w:hyperlink w:history="1" r:id="rIdtc7nigh2jsvpmctmege3f">
         <w:r>
           <w:rPr>
             <w:rStyle w:val="Hyperlink"/>
@@ -21933,7 +21933,7 @@
         </w:rPr>
         <w:t xml:space="preserve">出處：</w:t>
       </w:r>
-      <w:hyperlink w:history="1" r:id="rIdfkwgj9fyaprmtdbxjjand">
+      <w:hyperlink w:history="1" r:id="rIdnb3sowq-hcuv6cjkted8s">
         <w:r>
           <w:rPr>
             <w:rStyle w:val="Hyperlink"/>
@@ -22009,7 +22009,7 @@
         </w:rPr>
         <w:t xml:space="preserve">出處：</w:t>
       </w:r>
-      <w:hyperlink w:history="1" r:id="rIdlyxfrabard3d7bdmupyfa">
+      <w:hyperlink w:history="1" r:id="rId-5z34fus6fvzrdbetdyjt">
         <w:r>
           <w:rPr>
             <w:rStyle w:val="Hyperlink"/>
@@ -22085,7 +22085,7 @@
         </w:rPr>
         <w:t xml:space="preserve">出處：</w:t>
       </w:r>
-      <w:hyperlink w:history="1" r:id="rId319hourztveht5b4fk5wy">
+      <w:hyperlink w:history="1" r:id="rIdpkqmzfekhcjdkehzu7sbt">
         <w:r>
           <w:rPr>
             <w:rStyle w:val="Hyperlink"/>
@@ -22161,7 +22161,7 @@
         </w:rPr>
         <w:t xml:space="preserve">出處：</w:t>
       </w:r>
-      <w:hyperlink w:history="1" r:id="rIdltf6h0m0mv_l1pvr8imvr">
+      <w:hyperlink w:history="1" r:id="rIdlzyiu-qqet3bpkdq8k3bj">
         <w:r>
           <w:rPr>
             <w:rStyle w:val="Hyperlink"/>
@@ -22237,7 +22237,7 @@
         </w:rPr>
         <w:t xml:space="preserve">出處：</w:t>
       </w:r>
-      <w:hyperlink w:history="1" r:id="rIdkvho3qbdy_kn4gpvoer53">
+      <w:hyperlink w:history="1" r:id="rIdairmrx9bakvidber73gvd">
         <w:r>
           <w:rPr>
             <w:rStyle w:val="Hyperlink"/>
@@ -22313,7 +22313,7 @@
         </w:rPr>
         <w:t xml:space="preserve">出處：</w:t>
       </w:r>
-      <w:hyperlink w:history="1" r:id="rId_wydtx0eflsla3iuerzko">
+      <w:hyperlink w:history="1" r:id="rIdqjtoj2osxyo544mpqiciw">
         <w:r>
           <w:rPr>
             <w:rStyle w:val="Hyperlink"/>
@@ -22389,7 +22389,7 @@
         </w:rPr>
         <w:t xml:space="preserve">出處：</w:t>
       </w:r>
-      <w:hyperlink w:history="1" r:id="rId38n5slntvhkzk-fxu49a1">
+      <w:hyperlink w:history="1" r:id="rIdue3emgejawwp3s4_agj5g">
         <w:r>
           <w:rPr>
             <w:rStyle w:val="Hyperlink"/>
@@ -22465,7 +22465,7 @@
         </w:rPr>
         <w:t xml:space="preserve">出處：</w:t>
       </w:r>
-      <w:hyperlink w:history="1" r:id="rIdqp8_brsbstdqt_dloa1a9">
+      <w:hyperlink w:history="1" r:id="rId-okf5uiuif0fjaofzhgsu">
         <w:r>
           <w:rPr>
             <w:rStyle w:val="Hyperlink"/>
@@ -22541,7 +22541,7 @@
         </w:rPr>
         <w:t xml:space="preserve">出處：</w:t>
       </w:r>
-      <w:hyperlink w:history="1" r:id="rIdhb8qrmxv9o1ykg45zl6vv">
+      <w:hyperlink w:history="1" r:id="rIdwc9oo8imc7eoa8ksnwvqn">
         <w:r>
           <w:rPr>
             <w:rStyle w:val="Hyperlink"/>
@@ -22617,7 +22617,7 @@
         </w:rPr>
         <w:t xml:space="preserve">出處：</w:t>
       </w:r>
-      <w:hyperlink w:history="1" r:id="rIde5nbvjkiujtpdh4e_ix9f">
+      <w:hyperlink w:history="1" r:id="rIdzl8xsvkwcsiytjbaqguep">
         <w:r>
           <w:rPr>
             <w:rStyle w:val="Hyperlink"/>
@@ -22693,7 +22693,7 @@
         </w:rPr>
         <w:t xml:space="preserve">出處：</w:t>
       </w:r>
-      <w:hyperlink w:history="1" r:id="rIdkcsrth2df_dx4tqqemft-">
+      <w:hyperlink w:history="1" r:id="rIdciv2jj3x6hf2tkg0iy-xe">
         <w:r>
           <w:rPr>
             <w:rStyle w:val="Hyperlink"/>
@@ -22769,7 +22769,7 @@
         </w:rPr>
         <w:t xml:space="preserve">出處：</w:t>
       </w:r>
-      <w:hyperlink w:history="1" r:id="rIdfgaeve0_phdktfb0trgop">
+      <w:hyperlink w:history="1" r:id="rIdvceqxjwturdcmaowdjmji">
         <w:r>
           <w:rPr>
             <w:rStyle w:val="Hyperlink"/>
@@ -22845,7 +22845,7 @@
         </w:rPr>
         <w:t xml:space="preserve">出處：</w:t>
       </w:r>
-      <w:hyperlink w:history="1" r:id="rId-t8jkqynz7miwexh4apt_">
+      <w:hyperlink w:history="1" r:id="rIdmdvduwr2l26fnpzodoqpa">
         <w:r>
           <w:rPr>
             <w:rStyle w:val="Hyperlink"/>
@@ -22921,7 +22921,7 @@
         </w:rPr>
         <w:t xml:space="preserve">出處：</w:t>
       </w:r>
-      <w:hyperlink w:history="1" r:id="rId7w-advs7-9qwwdwwnmzbo">
+      <w:hyperlink w:history="1" r:id="rIde90tovjcdwmcrxxhfxpqq">
         <w:r>
           <w:rPr>
             <w:rStyle w:val="Hyperlink"/>
@@ -22997,7 +22997,7 @@
         </w:rPr>
         <w:t xml:space="preserve">出處：</w:t>
       </w:r>
-      <w:hyperlink w:history="1" r:id="rIdedffgarqb9i6nyt8i29xl">
+      <w:hyperlink w:history="1" r:id="rId8bzgpbyy7w5epch3k0iug">
         <w:r>
           <w:rPr>
             <w:rStyle w:val="Hyperlink"/>
@@ -23073,7 +23073,7 @@
         </w:rPr>
         <w:t xml:space="preserve">出處：</w:t>
       </w:r>
-      <w:hyperlink w:history="1" r:id="rIdz7r-qdih_wgzfgrwd10cn">
+      <w:hyperlink w:history="1" r:id="rIdevheuepi5muaqx7mbgd4h">
         <w:r>
           <w:rPr>
             <w:rStyle w:val="Hyperlink"/>
@@ -23149,7 +23149,7 @@
         </w:rPr>
         <w:t xml:space="preserve">出處：</w:t>
       </w:r>
-      <w:hyperlink w:history="1" r:id="rIdauvephxlzblcrxdojwvrl">
+      <w:hyperlink w:history="1" r:id="rIdfmtryduqofrol9pafuqoi">
         <w:r>
           <w:rPr>
             <w:rStyle w:val="Hyperlink"/>
@@ -23225,7 +23225,7 @@
         </w:rPr>
         <w:t xml:space="preserve">出處：</w:t>
       </w:r>
-      <w:hyperlink w:history="1" r:id="rIdad2pvuujs5jtueb0zqzhd">
+      <w:hyperlink w:history="1" r:id="rIdsjqps_dyov7-gmmqfbitd">
         <w:r>
           <w:rPr>
             <w:rStyle w:val="Hyperlink"/>
@@ -23301,7 +23301,7 @@
         </w:rPr>
         <w:t xml:space="preserve">出處：</w:t>
       </w:r>
-      <w:hyperlink w:history="1" r:id="rIdjnb2w-87u8oate0dq3emj">
+      <w:hyperlink w:history="1" r:id="rIdqaln0xwc20fgbxlkvym1v">
         <w:r>
           <w:rPr>
             <w:rStyle w:val="Hyperlink"/>
@@ -23377,7 +23377,7 @@
         </w:rPr>
         <w:t xml:space="preserve">出處：</w:t>
       </w:r>
-      <w:hyperlink w:history="1" r:id="rId9ovrggzrei7dq9yzc638k">
+      <w:hyperlink w:history="1" r:id="rIdhblkcb7rq3poxyv405cnb">
         <w:r>
           <w:rPr>
             <w:rStyle w:val="Hyperlink"/>
@@ -23453,7 +23453,7 @@
         </w:rPr>
         <w:t xml:space="preserve">出處：</w:t>
       </w:r>
-      <w:hyperlink w:history="1" r:id="rId55odxui1facaxt0e3-mps">
+      <w:hyperlink w:history="1" r:id="rIdi3hj6pwhm8wmhan7cbl55">
         <w:r>
           <w:rPr>
             <w:rStyle w:val="Hyperlink"/>
@@ -23529,7 +23529,7 @@
         </w:rPr>
         <w:t xml:space="preserve">出處：</w:t>
       </w:r>
-      <w:hyperlink w:history="1" r:id="rId1orb8t3tndfp0vadlhffj">
+      <w:hyperlink w:history="1" r:id="rIdbonsuwhxs9wfmicu9pocd">
         <w:r>
           <w:rPr>
             <w:rStyle w:val="Hyperlink"/>
@@ -23605,7 +23605,7 @@
         </w:rPr>
         <w:t xml:space="preserve">出處：</w:t>
       </w:r>
-      <w:hyperlink w:history="1" r:id="rIdg3pws0huoskkmtbgchk5_">
+      <w:hyperlink w:history="1" r:id="rIdk6ojwusz9pkrrpt58rnw1">
         <w:r>
           <w:rPr>
             <w:rStyle w:val="Hyperlink"/>
@@ -23681,7 +23681,7 @@
         </w:rPr>
         <w:t xml:space="preserve">出處：</w:t>
       </w:r>
-      <w:hyperlink w:history="1" r:id="rId3d7jqp_xcsd0_otdm83h-">
+      <w:hyperlink w:history="1" r:id="rIdkfqlwp8t1iekhiuicylza">
         <w:r>
           <w:rPr>
             <w:rStyle w:val="Hyperlink"/>
@@ -23757,7 +23757,7 @@
         </w:rPr>
         <w:t xml:space="preserve">出處：</w:t>
       </w:r>
-      <w:hyperlink w:history="1" r:id="rIdqufyfgc0qasqe68jqudfw">
+      <w:hyperlink w:history="1" r:id="rIde3cmbgklybjhj981zmebt">
         <w:r>
           <w:rPr>
             <w:rStyle w:val="Hyperlink"/>
@@ -23833,7 +23833,7 @@
         </w:rPr>
         <w:t xml:space="preserve">出處：</w:t>
       </w:r>
-      <w:hyperlink w:history="1" r:id="rIdbqlodzg-h5k3tbecoeksr">
+      <w:hyperlink w:history="1" r:id="rId9jxbsfnrohpmqwcjia6pb">
         <w:r>
           <w:rPr>
             <w:rStyle w:val="Hyperlink"/>
@@ -23909,7 +23909,7 @@
         </w:rPr>
         <w:t xml:space="preserve">出處：</w:t>
       </w:r>
-      <w:hyperlink w:history="1" r:id="rIdktbpgyx7uateao63g1awa">
+      <w:hyperlink w:history="1" r:id="rIddetb1ns5yzq5vznxsphix">
         <w:r>
           <w:rPr>
             <w:rStyle w:val="Hyperlink"/>
@@ -23985,7 +23985,7 @@
         </w:rPr>
         <w:t xml:space="preserve">出處：</w:t>
       </w:r>
-      <w:hyperlink w:history="1" r:id="rIdkgam6etvkfhkhpfzv8cjl">
+      <w:hyperlink w:history="1" r:id="rIde7m_ftgmgzwhckk4d_rru">
         <w:r>
           <w:rPr>
             <w:rStyle w:val="Hyperlink"/>
@@ -24061,7 +24061,7 @@
         </w:rPr>
         <w:t xml:space="preserve">出處：</w:t>
       </w:r>
-      <w:hyperlink w:history="1" r:id="rIdeble5chdk81ul-wakpsze">
+      <w:hyperlink w:history="1" r:id="rId8kfgf1eyooxuys283sfer">
         <w:r>
           <w:rPr>
             <w:rStyle w:val="Hyperlink"/>
@@ -24153,7 +24153,7 @@
         </w:rPr>
         <w:t xml:space="preserve">出處：</w:t>
       </w:r>
-      <w:hyperlink w:history="1" r:id="rIdln7rbfpfyyignzwmt7llf">
+      <w:hyperlink w:history="1" r:id="rId-gfvvea_4_if_7illtxbg">
         <w:r>
           <w:rPr>
             <w:rStyle w:val="Hyperlink"/>
@@ -24229,7 +24229,7 @@
         </w:rPr>
         <w:t xml:space="preserve">出處：</w:t>
       </w:r>
-      <w:hyperlink w:history="1" r:id="rIddrz6i02nl4gbaloim-olg">
+      <w:hyperlink w:history="1" r:id="rIdg1x9phbsb4al2-liroohn">
         <w:r>
           <w:rPr>
             <w:rStyle w:val="Hyperlink"/>
@@ -24305,7 +24305,7 @@
         </w:rPr>
         <w:t xml:space="preserve">出處：</w:t>
       </w:r>
-      <w:hyperlink w:history="1" r:id="rIdil8xcolqbktmmd3j1vmc1">
+      <w:hyperlink w:history="1" r:id="rIdawsy9pk9iowinmk_vn3dc">
         <w:r>
           <w:rPr>
             <w:rStyle w:val="Hyperlink"/>
@@ -24381,7 +24381,7 @@
         </w:rPr>
         <w:t xml:space="preserve">出處：</w:t>
       </w:r>
-      <w:hyperlink w:history="1" r:id="rId30gy5qhxnzd-a14q5enxr">
+      <w:hyperlink w:history="1" r:id="rId5wh2bgzrap_xt0svdg6zr">
         <w:r>
           <w:rPr>
             <w:rStyle w:val="Hyperlink"/>
@@ -24457,7 +24457,7 @@
         </w:rPr>
         <w:t xml:space="preserve">出處：</w:t>
       </w:r>
-      <w:hyperlink w:history="1" r:id="rIdzbzfh-ahtowd6isjqvcy1">
+      <w:hyperlink w:history="1" r:id="rId4wiehfqjmhrffhd7mu1yu">
         <w:r>
           <w:rPr>
             <w:rStyle w:val="Hyperlink"/>
@@ -24533,7 +24533,7 @@
         </w:rPr>
         <w:t xml:space="preserve">出處：</w:t>
       </w:r>
-      <w:hyperlink w:history="1" r:id="rIdazaaetz0rhmpe4pmu3eri">
+      <w:hyperlink w:history="1" r:id="rId6ccdat6y63lh3nvttwesj">
         <w:r>
           <w:rPr>
             <w:rStyle w:val="Hyperlink"/>
@@ -24609,7 +24609,7 @@
         </w:rPr>
         <w:t xml:space="preserve">出處：</w:t>
       </w:r>
-      <w:hyperlink w:history="1" r:id="rIdz1owqyy39i_h-ymhtc-dx">
+      <w:hyperlink w:history="1" r:id="rIdzle4_znh_ukk_fgb1xftr">
         <w:r>
           <w:rPr>
             <w:rStyle w:val="Hyperlink"/>
@@ -24685,7 +24685,7 @@
         </w:rPr>
         <w:t xml:space="preserve">出處：</w:t>
       </w:r>
-      <w:hyperlink w:history="1" r:id="rId3qwwglwttc8bqg-zjfmi4">
+      <w:hyperlink w:history="1" r:id="rIdsjvhfedfx-s-n6heteg7m">
         <w:r>
           <w:rPr>
             <w:rStyle w:val="Hyperlink"/>
@@ -24761,7 +24761,7 @@
         </w:rPr>
         <w:t xml:space="preserve">出處：</w:t>
       </w:r>
-      <w:hyperlink w:history="1" r:id="rIdkery0tqsx53hiao4vcqvc">
+      <w:hyperlink w:history="1" r:id="rId4b5xh2ql3fzq8wu2wwfdv">
         <w:r>
           <w:rPr>
             <w:rStyle w:val="Hyperlink"/>
@@ -24837,7 +24837,7 @@
         </w:rPr>
         <w:t xml:space="preserve">出處：</w:t>
       </w:r>
-      <w:hyperlink w:history="1" r:id="rIdkfmbcflln94tgrg93mivd">
+      <w:hyperlink w:history="1" r:id="rIddtqlzkcpy-a0yepwi371e">
         <w:r>
           <w:rPr>
             <w:rStyle w:val="Hyperlink"/>
@@ -24913,7 +24913,7 @@
         </w:rPr>
         <w:t xml:space="preserve">出處：</w:t>
       </w:r>
-      <w:hyperlink w:history="1" r:id="rIdqtafa8b1r9sv2kkyiwd6s">
+      <w:hyperlink w:history="1" r:id="rIdksctjyjeswvoyya4cshb6">
         <w:r>
           <w:rPr>
             <w:rStyle w:val="Hyperlink"/>
@@ -24989,7 +24989,7 @@
         </w:rPr>
         <w:t xml:space="preserve">出處：</w:t>
       </w:r>
-      <w:hyperlink w:history="1" r:id="rIdxdkmbhhyfl6yuoh8vfrsa">
+      <w:hyperlink w:history="1" r:id="rIdaux6vcskhib-qjhrxtalw">
         <w:r>
           <w:rPr>
             <w:rStyle w:val="Hyperlink"/>
@@ -25065,7 +25065,7 @@
         </w:rPr>
         <w:t xml:space="preserve">出處：</w:t>
       </w:r>
-      <w:hyperlink w:history="1" r:id="rIdbjzh-bqreqiyiagzqaha3">
+      <w:hyperlink w:history="1" r:id="rIdkw_yo718ypdigea32wpes">
         <w:r>
           <w:rPr>
             <w:rStyle w:val="Hyperlink"/>
@@ -25141,7 +25141,7 @@
         </w:rPr>
         <w:t xml:space="preserve">出處：</w:t>
       </w:r>
-      <w:hyperlink w:history="1" r:id="rIdig_scywe7fspeojmahq_o">
+      <w:hyperlink w:history="1" r:id="rIdvpuu1u6uf-rfgnrbaylms">
         <w:r>
           <w:rPr>
             <w:rStyle w:val="Hyperlink"/>
@@ -25217,7 +25217,7 @@
         </w:rPr>
         <w:t xml:space="preserve">出處：</w:t>
       </w:r>
-      <w:hyperlink w:history="1" r:id="rIdiehl2ylkgucxo5pl1p-iv">
+      <w:hyperlink w:history="1" r:id="rIdaiboochydt6aen0lcfarv">
         <w:r>
           <w:rPr>
             <w:rStyle w:val="Hyperlink"/>
@@ -25293,7 +25293,7 @@
         </w:rPr>
         <w:t xml:space="preserve">出處：</w:t>
       </w:r>
-      <w:hyperlink w:history="1" r:id="rIdzywv03diclznoo7tjpc6i">
+      <w:hyperlink w:history="1" r:id="rIdiztao3vbr_gqpjssptust">
         <w:r>
           <w:rPr>
             <w:rStyle w:val="Hyperlink"/>
@@ -25369,7 +25369,7 @@
         </w:rPr>
         <w:t xml:space="preserve">出處：</w:t>
       </w:r>
-      <w:hyperlink w:history="1" r:id="rId8qsgqlrcewecpifkar1ya">
+      <w:hyperlink w:history="1" r:id="rIdxaypzgfk3btdq8jritvjq">
         <w:r>
           <w:rPr>
             <w:rStyle w:val="Hyperlink"/>
@@ -25445,7 +25445,7 @@
         </w:rPr>
         <w:t xml:space="preserve">出處：</w:t>
       </w:r>
-      <w:hyperlink w:history="1" r:id="rId7llcfwainwyixa81plplp">
+      <w:hyperlink w:history="1" r:id="rIdgoxym4692ottv9mfpixda">
         <w:r>
           <w:rPr>
             <w:rStyle w:val="Hyperlink"/>
@@ -25521,7 +25521,7 @@
         </w:rPr>
         <w:t xml:space="preserve">出處：</w:t>
       </w:r>
-      <w:hyperlink w:history="1" r:id="rId2lky1yqmqcihyw34vhapg">
+      <w:hyperlink w:history="1" r:id="rId1snv-bpwlxvl39gfkdd32">
         <w:r>
           <w:rPr>
             <w:rStyle w:val="Hyperlink"/>
@@ -25597,7 +25597,7 @@
         </w:rPr>
         <w:t xml:space="preserve">出處：</w:t>
       </w:r>
-      <w:hyperlink w:history="1" r:id="rIdhobpeup2jf-voerlryofs">
+      <w:hyperlink w:history="1" r:id="rIdafcrtsqkbtjptx4nhsrby">
         <w:r>
           <w:rPr>
             <w:rStyle w:val="Hyperlink"/>
@@ -25673,7 +25673,7 @@
         </w:rPr>
         <w:t xml:space="preserve">出處：</w:t>
       </w:r>
-      <w:hyperlink w:history="1" r:id="rId4s_tse4da1khogfepws3t">
+      <w:hyperlink w:history="1" r:id="rIdttc48bflsgdal1kfcr25z">
         <w:r>
           <w:rPr>
             <w:rStyle w:val="Hyperlink"/>
@@ -25749,7 +25749,7 @@
         </w:rPr>
         <w:t xml:space="preserve">出處：</w:t>
       </w:r>
-      <w:hyperlink w:history="1" r:id="rIddqtnc9jz6mbatjxl8y3zz">
+      <w:hyperlink w:history="1" r:id="rId-a1t4lhkjdj60q3utshgs">
         <w:r>
           <w:rPr>
             <w:rStyle w:val="Hyperlink"/>
@@ -25825,7 +25825,7 @@
         </w:rPr>
         <w:t xml:space="preserve">出處：</w:t>
       </w:r>
-      <w:hyperlink w:history="1" r:id="rIdw__prehmff4vjgl5sqtq7">
+      <w:hyperlink w:history="1" r:id="rIdrx9oqy3yi7alpvvoenqi8">
         <w:r>
           <w:rPr>
             <w:rStyle w:val="Hyperlink"/>
@@ -25901,7 +25901,7 @@
         </w:rPr>
         <w:t xml:space="preserve">出處：</w:t>
       </w:r>
-      <w:hyperlink w:history="1" r:id="rIderdxdqq755eo6vzshozzh">
+      <w:hyperlink w:history="1" r:id="rIdmyqhip9hnlfw5d1kb647r">
         <w:r>
           <w:rPr>
             <w:rStyle w:val="Hyperlink"/>
@@ -25977,7 +25977,7 @@
         </w:rPr>
         <w:t xml:space="preserve">出處：</w:t>
       </w:r>
-      <w:hyperlink w:history="1" r:id="rId6rsfetrwg40ijjif8mxkj">
+      <w:hyperlink w:history="1" r:id="rIddnmfgbcu13zv6lkrrdw_i">
         <w:r>
           <w:rPr>
             <w:rStyle w:val="Hyperlink"/>
@@ -26053,7 +26053,7 @@
         </w:rPr>
         <w:t xml:space="preserve">出處：</w:t>
       </w:r>
-      <w:hyperlink w:history="1" r:id="rIdgzvlpthki2z-xguny-iph">
+      <w:hyperlink w:history="1" r:id="rIdtdziunjv39k9gql80kooz">
         <w:r>
           <w:rPr>
             <w:rStyle w:val="Hyperlink"/>
@@ -26129,7 +26129,7 @@
         </w:rPr>
         <w:t xml:space="preserve">出處：</w:t>
       </w:r>
-      <w:hyperlink w:history="1" r:id="rIddhdjkyjpckvuvjimtje26">
+      <w:hyperlink w:history="1" r:id="rIdcsjyojirfx34sswgcgd1y">
         <w:r>
           <w:rPr>
             <w:rStyle w:val="Hyperlink"/>
@@ -26205,7 +26205,7 @@
         </w:rPr>
         <w:t xml:space="preserve">出處：</w:t>
       </w:r>
-      <w:hyperlink w:history="1" r:id="rIdic_qwueod0xlsskyxgpn4">
+      <w:hyperlink w:history="1" r:id="rIdnnv-pu5ue2ortsyx5a0vm">
         <w:r>
           <w:rPr>
             <w:rStyle w:val="Hyperlink"/>
@@ -26281,7 +26281,7 @@
         </w:rPr>
         <w:t xml:space="preserve">出處：</w:t>
       </w:r>
-      <w:hyperlink w:history="1" r:id="rId1zs0ucvhpfzvtjnvji5y8">
+      <w:hyperlink w:history="1" r:id="rIdvbu4enaj0x22ggxhuemv7">
         <w:r>
           <w:rPr>
             <w:rStyle w:val="Hyperlink"/>
@@ -26357,7 +26357,7 @@
         </w:rPr>
         <w:t xml:space="preserve">出處：</w:t>
       </w:r>
-      <w:hyperlink w:history="1" r:id="rIdrftsurl9slii9ys6m5ime">
+      <w:hyperlink w:history="1" r:id="rIdzw3cslm711ghxkgctghbw">
         <w:r>
           <w:rPr>
             <w:rStyle w:val="Hyperlink"/>
@@ -26433,7 +26433,7 @@
         </w:rPr>
         <w:t xml:space="preserve">出處：</w:t>
       </w:r>
-      <w:hyperlink w:history="1" r:id="rIdr9blp4xg7blnrgbrqd1vv">
+      <w:hyperlink w:history="1" r:id="rIdbrpuvlmn_hafcaqvrhyna">
         <w:r>
           <w:rPr>
             <w:rStyle w:val="Hyperlink"/>
@@ -26525,7 +26525,7 @@
         </w:rPr>
         <w:t xml:space="preserve">出處：</w:t>
       </w:r>
-      <w:hyperlink w:history="1" r:id="rIdili5fkxfkftxv5ecmkxsh">
+      <w:hyperlink w:history="1" r:id="rIdk7gkdyd0jipbvoauapvvt">
         <w:r>
           <w:rPr>
             <w:rStyle w:val="Hyperlink"/>
@@ -26601,7 +26601,7 @@
         </w:rPr>
         <w:t xml:space="preserve">出處：</w:t>
       </w:r>
-      <w:hyperlink w:history="1" r:id="rIdo_pyenrwfschhxlmwynch">
+      <w:hyperlink w:history="1" r:id="rIdyenwnlokm_ukgrnhw2-ul">
         <w:r>
           <w:rPr>
             <w:rStyle w:val="Hyperlink"/>
@@ -26677,7 +26677,7 @@
         </w:rPr>
         <w:t xml:space="preserve">出處：</w:t>
       </w:r>
-      <w:hyperlink w:history="1" r:id="rIdkun3m_4ahb8nbe7smihrk">
+      <w:hyperlink w:history="1" r:id="rIdth0r4qn_tst3sb8tqcoio">
         <w:r>
           <w:rPr>
             <w:rStyle w:val="Hyperlink"/>
@@ -26753,7 +26753,7 @@
         </w:rPr>
         <w:t xml:space="preserve">出處：</w:t>
       </w:r>
-      <w:hyperlink w:history="1" r:id="rId8yfjzxd8yf6f40qyw_rjc">
+      <w:hyperlink w:history="1" r:id="rId_zbfn0azvt4rgn_ngq1sa">
         <w:r>
           <w:rPr>
             <w:rStyle w:val="Hyperlink"/>
@@ -26829,7 +26829,7 @@
         </w:rPr>
         <w:t xml:space="preserve">出處：</w:t>
       </w:r>
-      <w:hyperlink w:history="1" r:id="rIdapiotl6hkosrqze0slcmf">
+      <w:hyperlink w:history="1" r:id="rIdxnrt9bsxmyr5h_dubctai">
         <w:r>
           <w:rPr>
             <w:rStyle w:val="Hyperlink"/>
@@ -26905,7 +26905,7 @@
         </w:rPr>
         <w:t xml:space="preserve">出處：</w:t>
       </w:r>
-      <w:hyperlink w:history="1" r:id="rId-esedvuvnbyzj9bxiqztk">
+      <w:hyperlink w:history="1" r:id="rIdlcf2lvmiq6v7d0njbwzpt">
         <w:r>
           <w:rPr>
             <w:rStyle w:val="Hyperlink"/>
@@ -26981,7 +26981,7 @@
         </w:rPr>
         <w:t xml:space="preserve">出處：</w:t>
       </w:r>
-      <w:hyperlink w:history="1" r:id="rIda-w08f0a1uy8jysrdevhp">
+      <w:hyperlink w:history="1" r:id="rIdq7_srszpsmtqdfrnchjyn">
         <w:r>
           <w:rPr>
             <w:rStyle w:val="Hyperlink"/>
@@ -27057,7 +27057,7 @@
         </w:rPr>
         <w:t xml:space="preserve">出處：</w:t>
       </w:r>
-      <w:hyperlink w:history="1" r:id="rIdrerhkvyybtamjc3psus2t">
+      <w:hyperlink w:history="1" r:id="rIdkfrqo5xfgf4np9hf4y22p">
         <w:r>
           <w:rPr>
             <w:rStyle w:val="Hyperlink"/>
@@ -27133,7 +27133,7 @@
         </w:rPr>
         <w:t xml:space="preserve">出處：</w:t>
       </w:r>
-      <w:hyperlink w:history="1" r:id="rIdnl5aed6boun12jksiaw0a">
+      <w:hyperlink w:history="1" r:id="rIde_vwnwwlkmsjwkcunocn7">
         <w:r>
           <w:rPr>
             <w:rStyle w:val="Hyperlink"/>
@@ -27209,7 +27209,7 @@
         </w:rPr>
         <w:t xml:space="preserve">出處：</w:t>
       </w:r>
-      <w:hyperlink w:history="1" r:id="rIdkidmlosljlhomevguxlto">
+      <w:hyperlink w:history="1" r:id="rIdy5s01uudgxtrxdwh41s1i">
         <w:r>
           <w:rPr>
             <w:rStyle w:val="Hyperlink"/>
@@ -27285,7 +27285,7 @@
         </w:rPr>
         <w:t xml:space="preserve">出處：</w:t>
       </w:r>
-      <w:hyperlink w:history="1" r:id="rIdwzlisrp-z0e-w-se_hk0u">
+      <w:hyperlink w:history="1" r:id="rIdejrtgju0zlavd2mjncst3">
         <w:r>
           <w:rPr>
             <w:rStyle w:val="Hyperlink"/>
@@ -27361,7 +27361,7 @@
         </w:rPr>
         <w:t xml:space="preserve">出處：</w:t>
       </w:r>
-      <w:hyperlink w:history="1" r:id="rIdh-a4mgyvnhovwzetqhsvz">
+      <w:hyperlink w:history="1" r:id="rIduoncyh3ghahkxxmnxznok">
         <w:r>
           <w:rPr>
             <w:rStyle w:val="Hyperlink"/>
@@ -27437,7 +27437,7 @@
         </w:rPr>
         <w:t xml:space="preserve">出處：</w:t>
       </w:r>
-      <w:hyperlink w:history="1" r:id="rIdl6erftogwclk71-qrr-kt">
+      <w:hyperlink w:history="1" r:id="rIdhhwia_copieiwncc3-lbj">
         <w:r>
           <w:rPr>
             <w:rStyle w:val="Hyperlink"/>
@@ -27513,7 +27513,7 @@
         </w:rPr>
         <w:t xml:space="preserve">出處：</w:t>
       </w:r>
-      <w:hyperlink w:history="1" r:id="rIdktvcprouyfly7ubz92j6p">
+      <w:hyperlink w:history="1" r:id="rIdpu7cepeixpcykbcli7fjg">
         <w:r>
           <w:rPr>
             <w:rStyle w:val="Hyperlink"/>
@@ -27589,7 +27589,7 @@
         </w:rPr>
         <w:t xml:space="preserve">出處：</w:t>
       </w:r>
-      <w:hyperlink w:history="1" r:id="rId5xgvcv885lqdrajsjpi1_">
+      <w:hyperlink w:history="1" r:id="rIdsphpaztxo0hrlnabdyyc3">
         <w:r>
           <w:rPr>
             <w:rStyle w:val="Hyperlink"/>
@@ -27665,7 +27665,7 @@
         </w:rPr>
         <w:t xml:space="preserve">出處：</w:t>
       </w:r>
-      <w:hyperlink w:history="1" r:id="rIddvqxdafpfm4kgjdrebfhz">
+      <w:hyperlink w:history="1" r:id="rIdzulykalrclvmiqgonaz33">
         <w:r>
           <w:rPr>
             <w:rStyle w:val="Hyperlink"/>
@@ -27741,7 +27741,7 @@
         </w:rPr>
         <w:t xml:space="preserve">出處：</w:t>
       </w:r>
-      <w:hyperlink w:history="1" r:id="rIdo7j-h2w3dxo7bjck_zvor">
+      <w:hyperlink w:history="1" r:id="rIdw0c_subbmqlzuullazre6">
         <w:r>
           <w:rPr>
             <w:rStyle w:val="Hyperlink"/>
@@ -27817,7 +27817,7 @@
         </w:rPr>
         <w:t xml:space="preserve">出處：</w:t>
       </w:r>
-      <w:hyperlink w:history="1" r:id="rIdhzexlg3wrchwridqmak65">
+      <w:hyperlink w:history="1" r:id="rIdygmwmqrug9-9-vc3vtynb">
         <w:r>
           <w:rPr>
             <w:rStyle w:val="Hyperlink"/>
@@ -27893,7 +27893,7 @@
         </w:rPr>
         <w:t xml:space="preserve">出處：</w:t>
       </w:r>
-      <w:hyperlink w:history="1" r:id="rIdttmox0ulr-bxpcpoh0xjw">
+      <w:hyperlink w:history="1" r:id="rIddwfpv1torgcpxdy9dykls">
         <w:r>
           <w:rPr>
             <w:rStyle w:val="Hyperlink"/>
@@ -27969,7 +27969,7 @@
         </w:rPr>
         <w:t xml:space="preserve">出處：</w:t>
       </w:r>
-      <w:hyperlink w:history="1" r:id="rIdf3jzywfoi0bsyd9ggzu6b">
+      <w:hyperlink w:history="1" r:id="rIdu9j9ucmwbhhwpfaib0nat">
         <w:r>
           <w:rPr>
             <w:rStyle w:val="Hyperlink"/>
@@ -28045,7 +28045,7 @@
         </w:rPr>
         <w:t xml:space="preserve">出處：</w:t>
       </w:r>
-      <w:hyperlink w:history="1" r:id="rId1vtinka5jju-jzonwebeb">
+      <w:hyperlink w:history="1" r:id="rIdz-jodubg-npktm8v7pz9q">
         <w:r>
           <w:rPr>
             <w:rStyle w:val="Hyperlink"/>
@@ -28121,7 +28121,7 @@
         </w:rPr>
         <w:t xml:space="preserve">出處：</w:t>
       </w:r>
-      <w:hyperlink w:history="1" r:id="rIdrlne31dyu_iuu5chvycpa">
+      <w:hyperlink w:history="1" r:id="rIdabvd1e8u632bzfd4aoebw">
         <w:r>
           <w:rPr>
             <w:rStyle w:val="Hyperlink"/>
@@ -28197,7 +28197,7 @@
         </w:rPr>
         <w:t xml:space="preserve">出處：</w:t>
       </w:r>
-      <w:hyperlink w:history="1" r:id="rIdxrat5mbwgnjp8dbvbfe1q">
+      <w:hyperlink w:history="1" r:id="rIdspe80pwuebvc-9a1zwpbe">
         <w:r>
           <w:rPr>
             <w:rStyle w:val="Hyperlink"/>
@@ -28273,7 +28273,7 @@
         </w:rPr>
         <w:t xml:space="preserve">出處：</w:t>
       </w:r>
-      <w:hyperlink w:history="1" r:id="rId2ck_xg1nhlsogfucuhfgr">
+      <w:hyperlink w:history="1" r:id="rIdjdkb69eazufgi0nvhz08r">
         <w:r>
           <w:rPr>
             <w:rStyle w:val="Hyperlink"/>
@@ -28349,7 +28349,7 @@
         </w:rPr>
         <w:t xml:space="preserve">出處：</w:t>
       </w:r>
-      <w:hyperlink w:history="1" r:id="rIdtlma4xmutdwufcxf9cmgf">
+      <w:hyperlink w:history="1" r:id="rIdrsc6l1fwca8kqb4zbmxxe">
         <w:r>
           <w:rPr>
             <w:rStyle w:val="Hyperlink"/>
@@ -28425,7 +28425,7 @@
         </w:rPr>
         <w:t xml:space="preserve">出處：</w:t>
       </w:r>
-      <w:hyperlink w:history="1" r:id="rId-m5ibiwszb5378aot_s6z">
+      <w:hyperlink w:history="1" r:id="rIdflqehp_7iwz0oaf-iy5is">
         <w:r>
           <w:rPr>
             <w:rStyle w:val="Hyperlink"/>
@@ -28501,7 +28501,7 @@
         </w:rPr>
         <w:t xml:space="preserve">出處：</w:t>
       </w:r>
-      <w:hyperlink w:history="1" r:id="rIdcu5qr5zdeu4ipiexm9wus">
+      <w:hyperlink w:history="1" r:id="rIdveez4ldhih6iivqndcalz">
         <w:r>
           <w:rPr>
             <w:rStyle w:val="Hyperlink"/>
@@ -28577,7 +28577,7 @@
         </w:rPr>
         <w:t xml:space="preserve">出處：</w:t>
       </w:r>
-      <w:hyperlink w:history="1" r:id="rIdbuob9emgruan8ehhxkbpw">
+      <w:hyperlink w:history="1" r:id="rIdou3wahyzthhtjt4tik8ww">
         <w:r>
           <w:rPr>
             <w:rStyle w:val="Hyperlink"/>
@@ -28653,7 +28653,7 @@
         </w:rPr>
         <w:t xml:space="preserve">出處：</w:t>
       </w:r>
-      <w:hyperlink w:history="1" r:id="rIdk9ulj8cz20mifct7hzzaw">
+      <w:hyperlink w:history="1" r:id="rIdot9nn7jgimgepqam4upuf">
         <w:r>
           <w:rPr>
             <w:rStyle w:val="Hyperlink"/>
@@ -28729,7 +28729,7 @@
         </w:rPr>
         <w:t xml:space="preserve">出處：</w:t>
       </w:r>
-      <w:hyperlink w:history="1" r:id="rIds4mubz0b-shf9gkhkph0h">
+      <w:hyperlink w:history="1" r:id="rIdhdgyds-m9cgvyitalzlb5">
         <w:r>
           <w:rPr>
             <w:rStyle w:val="Hyperlink"/>
@@ -28821,7 +28821,7 @@
         </w:rPr>
         <w:t xml:space="preserve">出處：</w:t>
       </w:r>
-      <w:hyperlink w:history="1" r:id="rIdfr5pnfkky6jw7_si9k4ok">
+      <w:hyperlink w:history="1" r:id="rId3pzjd7y6zv9xscmo8v4wj">
         <w:r>
           <w:rPr>
             <w:rStyle w:val="Hyperlink"/>
@@ -28897,7 +28897,7 @@
         </w:rPr>
         <w:t xml:space="preserve">出處：</w:t>
       </w:r>
-      <w:hyperlink w:history="1" r:id="rIdoh8soyy80xx24gu5qx1d8">
+      <w:hyperlink w:history="1" r:id="rIdwx0ypxdyhelwyi3a0kycp">
         <w:r>
           <w:rPr>
             <w:rStyle w:val="Hyperlink"/>
@@ -28973,7 +28973,7 @@
         </w:rPr>
         <w:t xml:space="preserve">出處：</w:t>
       </w:r>
-      <w:hyperlink w:history="1" r:id="rId1d4e3im2qb7csdrycg0gl">
+      <w:hyperlink w:history="1" r:id="rIdp9c0eqfjxplupp4uayylv">
         <w:r>
           <w:rPr>
             <w:rStyle w:val="Hyperlink"/>
@@ -29049,7 +29049,7 @@
         </w:rPr>
         <w:t xml:space="preserve">出處：</w:t>
       </w:r>
-      <w:hyperlink w:history="1" r:id="rIddvhm9it9opgvvgtwnq1qx">
+      <w:hyperlink w:history="1" r:id="rId8y4kugoml5cnk30w4op78">
         <w:r>
           <w:rPr>
             <w:rStyle w:val="Hyperlink"/>
@@ -29125,7 +29125,7 @@
         </w:rPr>
         <w:t xml:space="preserve">出處：</w:t>
       </w:r>
-      <w:hyperlink w:history="1" r:id="rIdr_ynpf9pk_opawfp61ej3">
+      <w:hyperlink w:history="1" r:id="rId43eln_jk-wscbbtbhqjjk">
         <w:r>
           <w:rPr>
             <w:rStyle w:val="Hyperlink"/>
@@ -29201,7 +29201,7 @@
         </w:rPr>
         <w:t xml:space="preserve">出處：</w:t>
       </w:r>
-      <w:hyperlink w:history="1" r:id="rIdjzjcdouz7rwre1d4m64vq">
+      <w:hyperlink w:history="1" r:id="rIdayuprz0itp_69kcjemm5-">
         <w:r>
           <w:rPr>
             <w:rStyle w:val="Hyperlink"/>
@@ -29277,7 +29277,7 @@
         </w:rPr>
         <w:t xml:space="preserve">出處：</w:t>
       </w:r>
-      <w:hyperlink w:history="1" r:id="rIdwv9rihjeav2f8dqotfs4b">
+      <w:hyperlink w:history="1" r:id="rIda2na-ao9zrk9o8n-p_w5x">
         <w:r>
           <w:rPr>
             <w:rStyle w:val="Hyperlink"/>
@@ -29353,7 +29353,7 @@
         </w:rPr>
         <w:t xml:space="preserve">出處：</w:t>
       </w:r>
-      <w:hyperlink w:history="1" r:id="rIdje6ordtsukxsvrki0gbe4">
+      <w:hyperlink w:history="1" r:id="rIdseipbwk3wntwvxge12rli">
         <w:r>
           <w:rPr>
             <w:rStyle w:val="Hyperlink"/>
@@ -29429,7 +29429,7 @@
         </w:rPr>
         <w:t xml:space="preserve">出處：</w:t>
       </w:r>
-      <w:hyperlink w:history="1" r:id="rIdknnm36b2ws_5-lox35lv6">
+      <w:hyperlink w:history="1" r:id="rIdlosgqn7m8cmh5bf75epte">
         <w:r>
           <w:rPr>
             <w:rStyle w:val="Hyperlink"/>
@@ -29505,7 +29505,7 @@
         </w:rPr>
         <w:t xml:space="preserve">出處：</w:t>
       </w:r>
-      <w:hyperlink w:history="1" r:id="rId74fqajfi9f9nuyu8fpsus">
+      <w:hyperlink w:history="1" r:id="rId0y9dk4yxso4kgk7910ykz">
         <w:r>
           <w:rPr>
             <w:rStyle w:val="Hyperlink"/>
@@ -29581,7 +29581,7 @@
         </w:rPr>
         <w:t xml:space="preserve">出處：</w:t>
       </w:r>
-      <w:hyperlink w:history="1" r:id="rIdciqtjfnu8gr6yhfzpcd1d">
+      <w:hyperlink w:history="1" r:id="rId1mk7ncn9c4ta4fnepwkbl">
         <w:r>
           <w:rPr>
             <w:rStyle w:val="Hyperlink"/>
@@ -29657,7 +29657,7 @@
         </w:rPr>
         <w:t xml:space="preserve">出處：</w:t>
       </w:r>
-      <w:hyperlink w:history="1" r:id="rIducif1gmsudi0j0ydj1xpi">
+      <w:hyperlink w:history="1" r:id="rIdtf0jnxilyeuuqsksxwzbm">
         <w:r>
           <w:rPr>
             <w:rStyle w:val="Hyperlink"/>
@@ -29733,7 +29733,7 @@
         </w:rPr>
         <w:t xml:space="preserve">出處：</w:t>
       </w:r>
-      <w:hyperlink w:history="1" r:id="rId3bqcgyi-4duvdxk36dhgp">
+      <w:hyperlink w:history="1" r:id="rIdho7szph3d7a5rsw4fhwmj">
         <w:r>
           <w:rPr>
             <w:rStyle w:val="Hyperlink"/>
@@ -29809,7 +29809,7 @@
         </w:rPr>
         <w:t xml:space="preserve">出處：</w:t>
       </w:r>
-      <w:hyperlink w:history="1" r:id="rIdiuqze_zgwmimfejzmwslg">
+      <w:hyperlink w:history="1" r:id="rIdfotd1a_0qh2h_uagopktj">
         <w:r>
           <w:rPr>
             <w:rStyle w:val="Hyperlink"/>
@@ -29885,7 +29885,7 @@
         </w:rPr>
         <w:t xml:space="preserve">出處：</w:t>
       </w:r>
-      <w:hyperlink w:history="1" r:id="rId2b7ipg1rvgom4wbtnysx0">
+      <w:hyperlink w:history="1" r:id="rIdtqqltryxeknwubemdhs7z">
         <w:r>
           <w:rPr>
             <w:rStyle w:val="Hyperlink"/>
@@ -29961,7 +29961,7 @@
         </w:rPr>
         <w:t xml:space="preserve">出處：</w:t>
       </w:r>
-      <w:hyperlink w:history="1" r:id="rIdgoskvfqnezqw8hne4jlwj">
+      <w:hyperlink w:history="1" r:id="rIdac4kcw9fdjxeys45pzkld">
         <w:r>
           <w:rPr>
             <w:rStyle w:val="Hyperlink"/>
@@ -30037,7 +30037,7 @@
         </w:rPr>
         <w:t xml:space="preserve">出處：</w:t>
       </w:r>
-      <w:hyperlink w:history="1" r:id="rIdngke0yoypiuu7xfmt8zjr">
+      <w:hyperlink w:history="1" r:id="rId57cjrees7a1vbienaw16m">
         <w:r>
           <w:rPr>
             <w:rStyle w:val="Hyperlink"/>
@@ -30113,7 +30113,7 @@
         </w:rPr>
         <w:t xml:space="preserve">出處：</w:t>
       </w:r>
-      <w:hyperlink w:history="1" r:id="rIdnj0jxad-iga9rpr7pm4cw">
+      <w:hyperlink w:history="1" r:id="rIdxcfilxr6ie5drnbkshycj">
         <w:r>
           <w:rPr>
             <w:rStyle w:val="Hyperlink"/>
@@ -30189,7 +30189,7 @@
         </w:rPr>
         <w:t xml:space="preserve">出處：</w:t>
       </w:r>
-      <w:hyperlink w:history="1" r:id="rIde5qae_fwjid3ar78t_ljq">
+      <w:hyperlink w:history="1" r:id="rIdetbrh-mwsemvhzfllztyc">
         <w:r>
           <w:rPr>
             <w:rStyle w:val="Hyperlink"/>
@@ -30265,7 +30265,7 @@
         </w:rPr>
         <w:t xml:space="preserve">出處：</w:t>
       </w:r>
-      <w:hyperlink w:history="1" r:id="rIdu0vicnnri-jz9fobi-rpj">
+      <w:hyperlink w:history="1" r:id="rIdceydlol-pr2z1ltyp5yza">
         <w:r>
           <w:rPr>
             <w:rStyle w:val="Hyperlink"/>
@@ -30341,7 +30341,7 @@
         </w:rPr>
         <w:t xml:space="preserve">出處：</w:t>
       </w:r>
-      <w:hyperlink w:history="1" r:id="rIdp1jzbii7hpm21y26mixay">
+      <w:hyperlink w:history="1" r:id="rIduylv7esfrgxrnbdc2v3da">
         <w:r>
           <w:rPr>
             <w:rStyle w:val="Hyperlink"/>
@@ -30417,7 +30417,7 @@
         </w:rPr>
         <w:t xml:space="preserve">出處：</w:t>
       </w:r>
-      <w:hyperlink w:history="1" r:id="rIdwaoq-tgee8qthx6tx3rdw">
+      <w:hyperlink w:history="1" r:id="rIdla34yydodvlaju04qnf-6">
         <w:r>
           <w:rPr>
             <w:rStyle w:val="Hyperlink"/>
@@ -30493,7 +30493,7 @@
         </w:rPr>
         <w:t xml:space="preserve">出處：</w:t>
       </w:r>
-      <w:hyperlink w:history="1" r:id="rIdtm8hdcpvnpszh0zmwc3iq">
+      <w:hyperlink w:history="1" r:id="rIda1qtvatjl3wzruirhmjkh">
         <w:r>
           <w:rPr>
             <w:rStyle w:val="Hyperlink"/>
@@ -30569,7 +30569,7 @@
         </w:rPr>
         <w:t xml:space="preserve">出處：</w:t>
       </w:r>
-      <w:hyperlink w:history="1" r:id="rId0qu9nyvuppxzqvq1spsu4">
+      <w:hyperlink w:history="1" r:id="rIdrj5opoxe2m2ym4eaprcyp">
         <w:r>
           <w:rPr>
             <w:rStyle w:val="Hyperlink"/>
@@ -30645,7 +30645,7 @@
         </w:rPr>
         <w:t xml:space="preserve">出處：</w:t>
       </w:r>
-      <w:hyperlink w:history="1" r:id="rIdbhlzfej3qbrhknqpidbmg">
+      <w:hyperlink w:history="1" r:id="rId8zegbdythojwmzonhev7h">
         <w:r>
           <w:rPr>
             <w:rStyle w:val="Hyperlink"/>
@@ -30721,7 +30721,7 @@
         </w:rPr>
         <w:t xml:space="preserve">出處：</w:t>
       </w:r>
-      <w:hyperlink w:history="1" r:id="rIdiyd-v7zifeyxl4u__dh1y">
+      <w:hyperlink w:history="1" r:id="rIdkw8ie1k3e6smowakuozm0">
         <w:r>
           <w:rPr>
             <w:rStyle w:val="Hyperlink"/>
@@ -30797,7 +30797,7 @@
         </w:rPr>
         <w:t xml:space="preserve">出處：</w:t>
       </w:r>
-      <w:hyperlink w:history="1" r:id="rIdn-ismi_ct-xv92cox8kxc">
+      <w:hyperlink w:history="1" r:id="rIdbjfojjjc1hitzlbg9w6jr">
         <w:r>
           <w:rPr>
             <w:rStyle w:val="Hyperlink"/>
@@ -30873,7 +30873,7 @@
         </w:rPr>
         <w:t xml:space="preserve">出處：</w:t>
       </w:r>
-      <w:hyperlink w:history="1" r:id="rIdd7zh9qjyatvabbcapo3jg">
+      <w:hyperlink w:history="1" r:id="rIdxv0211jgqtaff5rbyut26">
         <w:r>
           <w:rPr>
             <w:rStyle w:val="Hyperlink"/>
@@ -30949,7 +30949,7 @@
         </w:rPr>
         <w:t xml:space="preserve">出處：</w:t>
       </w:r>
-      <w:hyperlink w:history="1" r:id="rIdweohhn-sjkok2x6bsvoxf">
+      <w:hyperlink w:history="1" r:id="rId0qvaiczj5bmehnvflzl0a">
         <w:r>
           <w:rPr>
             <w:rStyle w:val="Hyperlink"/>
@@ -31025,7 +31025,7 @@
         </w:rPr>
         <w:t xml:space="preserve">出處：</w:t>
       </w:r>
-      <w:hyperlink w:history="1" r:id="rIdhcn1f4_tqfybwzbqh5wcp">
+      <w:hyperlink w:history="1" r:id="rIdtb01j80b0ggv_gvh0gfsw">
         <w:r>
           <w:rPr>
             <w:rStyle w:val="Hyperlink"/>
@@ -31117,7 +31117,7 @@
         </w:rPr>
         <w:t xml:space="preserve">出處：</w:t>
       </w:r>
-      <w:hyperlink w:history="1" r:id="rIdxz-asloteqgnzwndn_59b">
+      <w:hyperlink w:history="1" r:id="rId7wv8mqp4zaondmtlgvaoh">
         <w:r>
           <w:rPr>
             <w:rStyle w:val="Hyperlink"/>
@@ -31193,7 +31193,7 @@
         </w:rPr>
         <w:t xml:space="preserve">出處：</w:t>
       </w:r>
-      <w:hyperlink w:history="1" r:id="rIdqu5c4wfqp6nv-u94olta-">
+      <w:hyperlink w:history="1" r:id="rIdurynk2skwz6z3d72o49zr">
         <w:r>
           <w:rPr>
             <w:rStyle w:val="Hyperlink"/>
@@ -31269,7 +31269,7 @@
         </w:rPr>
         <w:t xml:space="preserve">出處：</w:t>
       </w:r>
-      <w:hyperlink w:history="1" r:id="rIdf7skalxd-cwhle0oyr_4-">
+      <w:hyperlink w:history="1" r:id="rIdngg0iep1yc1x3x68a9j10">
         <w:r>
           <w:rPr>
             <w:rStyle w:val="Hyperlink"/>
@@ -31345,7 +31345,7 @@
         </w:rPr>
         <w:t xml:space="preserve">出處：</w:t>
       </w:r>
-      <w:hyperlink w:history="1" r:id="rIdxcsfp5eawjfhl43fyefey">
+      <w:hyperlink w:history="1" r:id="rIdwhi-jowu1fa-i-gbqzctv">
         <w:r>
           <w:rPr>
             <w:rStyle w:val="Hyperlink"/>
@@ -31421,7 +31421,7 @@
         </w:rPr>
         <w:t xml:space="preserve">出處：</w:t>
       </w:r>
-      <w:hyperlink w:history="1" r:id="rIdj3qh8wm54xw1ah_dliv2v">
+      <w:hyperlink w:history="1" r:id="rIdt-mcoyx4kdbhqww2-qz-x">
         <w:r>
           <w:rPr>
             <w:rStyle w:val="Hyperlink"/>
@@ -31497,7 +31497,7 @@
         </w:rPr>
         <w:t xml:space="preserve">出處：</w:t>
       </w:r>
-      <w:hyperlink w:history="1" r:id="rIdtkeugpqtnw2ma_5xud3rp">
+      <w:hyperlink w:history="1" r:id="rIdvucfatibchtzmi1sbcv5t">
         <w:r>
           <w:rPr>
             <w:rStyle w:val="Hyperlink"/>
@@ -31573,7 +31573,7 @@
         </w:rPr>
         <w:t xml:space="preserve">出處：</w:t>
       </w:r>
-      <w:hyperlink w:history="1" r:id="rIdzg77onlitcbr7d-6rzvui">
+      <w:hyperlink w:history="1" r:id="rIdv4ib7v761lnzzzgv9-ezi">
         <w:r>
           <w:rPr>
             <w:rStyle w:val="Hyperlink"/>
@@ -31649,7 +31649,7 @@
         </w:rPr>
         <w:t xml:space="preserve">出處：</w:t>
       </w:r>
-      <w:hyperlink w:history="1" r:id="rIdyg-oqqaljl9b_subriars">
+      <w:hyperlink w:history="1" r:id="rId8dics3gegosqibtezlnqk">
         <w:r>
           <w:rPr>
             <w:rStyle w:val="Hyperlink"/>
@@ -31725,7 +31725,7 @@
         </w:rPr>
         <w:t xml:space="preserve">出處：</w:t>
       </w:r>
-      <w:hyperlink w:history="1" r:id="rIdpri5y19xx282uzqjeybka">
+      <w:hyperlink w:history="1" r:id="rIdjktqwz5vxmn2wrpg4mm7k">
         <w:r>
           <w:rPr>
             <w:rStyle w:val="Hyperlink"/>
@@ -31801,7 +31801,7 @@
         </w:rPr>
         <w:t xml:space="preserve">出處：</w:t>
       </w:r>
-      <w:hyperlink w:history="1" r:id="rIdyfceelj2nbhg28fdkoefe">
+      <w:hyperlink w:history="1" r:id="rIdxs9lctffkpk75qh5qspn-">
         <w:r>
           <w:rPr>
             <w:rStyle w:val="Hyperlink"/>
@@ -31877,7 +31877,7 @@
         </w:rPr>
         <w:t xml:space="preserve">出處：</w:t>
       </w:r>
-      <w:hyperlink w:history="1" r:id="rId-bg9lbkk4f0-eezp-475j">
+      <w:hyperlink w:history="1" r:id="rIdcmw1dinptcm-59h8apbe4">
         <w:r>
           <w:rPr>
             <w:rStyle w:val="Hyperlink"/>
@@ -31953,7 +31953,7 @@
         </w:rPr>
         <w:t xml:space="preserve">出處：</w:t>
       </w:r>
-      <w:hyperlink w:history="1" r:id="rIdi1_1yzngocpb_mmcqvh_a">
+      <w:hyperlink w:history="1" r:id="rIdv3jmcipt--aqxro6aifdj">
         <w:r>
           <w:rPr>
             <w:rStyle w:val="Hyperlink"/>
@@ -32029,7 +32029,7 @@
         </w:rPr>
         <w:t xml:space="preserve">出處：</w:t>
       </w:r>
-      <w:hyperlink w:history="1" r:id="rIdhyz2eery6ptdiwg8jqta2">
+      <w:hyperlink w:history="1" r:id="rId5stwrl9kargqguta3sywq">
         <w:r>
           <w:rPr>
             <w:rStyle w:val="Hyperlink"/>
@@ -32105,7 +32105,7 @@
         </w:rPr>
         <w:t xml:space="preserve">出處：</w:t>
       </w:r>
-      <w:hyperlink w:history="1" r:id="rIdtnpccwhlhrfbpdxunzgvl">
+      <w:hyperlink w:history="1" r:id="rIdevwadp3vbw2bn6afgt1ts">
         <w:r>
           <w:rPr>
             <w:rStyle w:val="Hyperlink"/>
@@ -32181,7 +32181,7 @@
         </w:rPr>
         <w:t xml:space="preserve">出處：</w:t>
       </w:r>
-      <w:hyperlink w:history="1" r:id="rIdqsoavf4wdodrgdloingns">
+      <w:hyperlink w:history="1" r:id="rIdxmrw_1qehak9bijya4gb9">
         <w:r>
           <w:rPr>
             <w:rStyle w:val="Hyperlink"/>
@@ -32257,7 +32257,7 @@
         </w:rPr>
         <w:t xml:space="preserve">出處：</w:t>
       </w:r>
-      <w:hyperlink w:history="1" r:id="rIdukqlwd2sqcpyi7_pz9-w9">
+      <w:hyperlink w:history="1" r:id="rId02r5zmsttypufxzpadys1">
         <w:r>
           <w:rPr>
             <w:rStyle w:val="Hyperlink"/>
@@ -32333,7 +32333,7 @@
         </w:rPr>
         <w:t xml:space="preserve">出處：</w:t>
       </w:r>
-      <w:hyperlink w:history="1" r:id="rIdp8f3dxku71hkhw9ta-w_q">
+      <w:hyperlink w:history="1" r:id="rIdt2zvjek46cj0lykfkemzm">
         <w:r>
           <w:rPr>
             <w:rStyle w:val="Hyperlink"/>
@@ -32409,7 +32409,7 @@
         </w:rPr>
         <w:t xml:space="preserve">出處：</w:t>
       </w:r>
-      <w:hyperlink w:history="1" r:id="rIdk9xmbiwdnmg6szpjp0owj">
+      <w:hyperlink w:history="1" r:id="rId6p26bgspafys8h1aes4jv">
         <w:r>
           <w:rPr>
             <w:rStyle w:val="Hyperlink"/>
@@ -32485,7 +32485,7 @@
         </w:rPr>
         <w:t xml:space="preserve">出處：</w:t>
       </w:r>
-      <w:hyperlink w:history="1" r:id="rId2trml3c6j-xmlxrruamj_">
+      <w:hyperlink w:history="1" r:id="rIdkyez6zvqpre536xmlv3mb">
         <w:r>
           <w:rPr>
             <w:rStyle w:val="Hyperlink"/>
@@ -32561,7 +32561,7 @@
         </w:rPr>
         <w:t xml:space="preserve">出處：</w:t>
       </w:r>
-      <w:hyperlink w:history="1" r:id="rIdaufjngo4uhvh2v0fyzfck">
+      <w:hyperlink w:history="1" r:id="rIdckliwinkpjttvrx8_vs2y">
         <w:r>
           <w:rPr>
             <w:rStyle w:val="Hyperlink"/>
@@ -32637,7 +32637,7 @@
         </w:rPr>
         <w:t xml:space="preserve">出處：</w:t>
       </w:r>
-      <w:hyperlink w:history="1" r:id="rIdbnyscftrcntf0fyf8ncmt">
+      <w:hyperlink w:history="1" r:id="rId4ehdoaqecvnox2c4l62we">
         <w:r>
           <w:rPr>
             <w:rStyle w:val="Hyperlink"/>
@@ -32713,7 +32713,7 @@
         </w:rPr>
         <w:t xml:space="preserve">出處：</w:t>
       </w:r>
-      <w:hyperlink w:history="1" r:id="rIdfsggsfvpsvvu9r8gedtcp">
+      <w:hyperlink w:history="1" r:id="rIdwxcrmnopglv4seidi1786">
         <w:r>
           <w:rPr>
             <w:rStyle w:val="Hyperlink"/>
@@ -32789,7 +32789,7 @@
         </w:rPr>
         <w:t xml:space="preserve">出處：</w:t>
       </w:r>
-      <w:hyperlink w:history="1" r:id="rIdfbiaxsbf0pgq3h49ul8do">
+      <w:hyperlink w:history="1" r:id="rId3v-tfpogvoevcun3lhhh6">
         <w:r>
           <w:rPr>
             <w:rStyle w:val="Hyperlink"/>
@@ -32865,7 +32865,7 @@
         </w:rPr>
         <w:t xml:space="preserve">出處：</w:t>
       </w:r>
-      <w:hyperlink w:history="1" r:id="rIdffet5ayddxenrjbvejq89">
+      <w:hyperlink w:history="1" r:id="rIdatl6ox3y3mmocdx1wyiht">
         <w:r>
           <w:rPr>
             <w:rStyle w:val="Hyperlink"/>
@@ -32941,7 +32941,7 @@
         </w:rPr>
         <w:t xml:space="preserve">出處：</w:t>
       </w:r>
-      <w:hyperlink w:history="1" r:id="rId6q45ttwzfwjxvs5cabk93">
+      <w:hyperlink w:history="1" r:id="rIdzo1mt93_17lt01abbjtpu">
         <w:r>
           <w:rPr>
             <w:rStyle w:val="Hyperlink"/>
@@ -33017,7 +33017,7 @@
         </w:rPr>
         <w:t xml:space="preserve">出處：</w:t>
       </w:r>
-      <w:hyperlink w:history="1" r:id="rIdhbjhgzu0ulkdgbvsrwaoa">
+      <w:hyperlink w:history="1" r:id="rId3o1nxvmgx_pwxt6npqjeq">
         <w:r>
           <w:rPr>
             <w:rStyle w:val="Hyperlink"/>
@@ -33093,7 +33093,7 @@
         </w:rPr>
         <w:t xml:space="preserve">出處：</w:t>
       </w:r>
-      <w:hyperlink w:history="1" r:id="rIddbuxdkso0b1esdxkehewe">
+      <w:hyperlink w:history="1" r:id="rIdmjqzi_o-xdozscjbce9zh">
         <w:r>
           <w:rPr>
             <w:rStyle w:val="Hyperlink"/>
@@ -33169,7 +33169,7 @@
         </w:rPr>
         <w:t xml:space="preserve">出處：</w:t>
       </w:r>
-      <w:hyperlink w:history="1" r:id="rIdcihzr0vx53y-lofth0knt">
+      <w:hyperlink w:history="1" r:id="rId9ycor994uxktmtslcybd_">
         <w:r>
           <w:rPr>
             <w:rStyle w:val="Hyperlink"/>
@@ -33261,7 +33261,7 @@
         </w:rPr>
         <w:t xml:space="preserve">出處：</w:t>
       </w:r>
-      <w:hyperlink w:history="1" r:id="rIdyfvss1chkfv7edysama2k">
+      <w:hyperlink w:history="1" r:id="rId6rezgo-iivxtw7nki2a8u">
         <w:r>
           <w:rPr>
             <w:rStyle w:val="Hyperlink"/>
@@ -33337,7 +33337,7 @@
         </w:rPr>
         <w:t xml:space="preserve">出處：</w:t>
       </w:r>
-      <w:hyperlink w:history="1" r:id="rIdlc_y97oxxb1y_-wr7gkrr">
+      <w:hyperlink w:history="1" r:id="rId809n8wpsbeld71qyagljl">
         <w:r>
           <w:rPr>
             <w:rStyle w:val="Hyperlink"/>
@@ -33413,7 +33413,7 @@
         </w:rPr>
         <w:t xml:space="preserve">出處：</w:t>
       </w:r>
-      <w:hyperlink w:history="1" r:id="rIdz5hbx5w1lpnxmunuyjoq8">
+      <w:hyperlink w:history="1" r:id="rIdb7_sz6vcnfhfea_mxoyxx">
         <w:r>
           <w:rPr>
             <w:rStyle w:val="Hyperlink"/>
@@ -33489,7 +33489,7 @@
         </w:rPr>
         <w:t xml:space="preserve">出處：</w:t>
       </w:r>
-      <w:hyperlink w:history="1" r:id="rIdmis73iuv0uwus0vblldrc">
+      <w:hyperlink w:history="1" r:id="rIdxzb0qqzyxzkm2smd8fzjd">
         <w:r>
           <w:rPr>
             <w:rStyle w:val="Hyperlink"/>
@@ -33565,7 +33565,7 @@
         </w:rPr>
         <w:t xml:space="preserve">出處：</w:t>
       </w:r>
-      <w:hyperlink w:history="1" r:id="rIdweqwuxvepwqyjx1w0u46v">
+      <w:hyperlink w:history="1" r:id="rIdimgbckwywaspt1ob9gewn">
         <w:r>
           <w:rPr>
             <w:rStyle w:val="Hyperlink"/>
@@ -33641,7 +33641,7 @@
         </w:rPr>
         <w:t xml:space="preserve">出處：</w:t>
       </w:r>
-      <w:hyperlink w:history="1" r:id="rIdodx7bxp4vzo_08iphy1tf">
+      <w:hyperlink w:history="1" r:id="rId8z_bp2-4qxfumuy0b79et">
         <w:r>
           <w:rPr>
             <w:rStyle w:val="Hyperlink"/>
@@ -33717,7 +33717,7 @@
         </w:rPr>
         <w:t xml:space="preserve">出處：</w:t>
       </w:r>
-      <w:hyperlink w:history="1" r:id="rIdkmeepwm8v65pbb7yeiz0x">
+      <w:hyperlink w:history="1" r:id="rIdmqb2feivukyu9gfdthtmc">
         <w:r>
           <w:rPr>
             <w:rStyle w:val="Hyperlink"/>
@@ -33793,7 +33793,7 @@
         </w:rPr>
         <w:t xml:space="preserve">出處：</w:t>
       </w:r>
-      <w:hyperlink w:history="1" r:id="rId6z05rft4datpkxl-4lnzp">
+      <w:hyperlink w:history="1" r:id="rIdhundb38wxuacjuqxiqkmw">
         <w:r>
           <w:rPr>
             <w:rStyle w:val="Hyperlink"/>
@@ -33869,7 +33869,7 @@
         </w:rPr>
         <w:t xml:space="preserve">出處：</w:t>
       </w:r>
-      <w:hyperlink w:history="1" r:id="rIdxn61wqfta-hquk1jdyfsl">
+      <w:hyperlink w:history="1" r:id="rIdkk4j_saiytrx0jihhqefw">
         <w:r>
           <w:rPr>
             <w:rStyle w:val="Hyperlink"/>
@@ -33945,7 +33945,7 @@
         </w:rPr>
         <w:t xml:space="preserve">出處：</w:t>
       </w:r>
-      <w:hyperlink w:history="1" r:id="rIdwqeyo5w1a-hweg7uaz8jc">
+      <w:hyperlink w:history="1" r:id="rIdfy08hizpivzpotl6jrqhl">
         <w:r>
           <w:rPr>
             <w:rStyle w:val="Hyperlink"/>
@@ -34021,7 +34021,7 @@
         </w:rPr>
         <w:t xml:space="preserve">出處：</w:t>
       </w:r>
-      <w:hyperlink w:history="1" r:id="rIdgk9kdv6z7lh_wb26qgekl">
+      <w:hyperlink w:history="1" r:id="rIdz4dhnbtdfcr--tzeutdrj">
         <w:r>
           <w:rPr>
             <w:rStyle w:val="Hyperlink"/>
@@ -34097,7 +34097,7 @@
         </w:rPr>
         <w:t xml:space="preserve">出處：</w:t>
       </w:r>
-      <w:hyperlink w:history="1" r:id="rIdrkm7suwrs3mqmi2nzwol0">
+      <w:hyperlink w:history="1" r:id="rIdknn5l9opjcuf1is4fdepa">
         <w:r>
           <w:rPr>
             <w:rStyle w:val="Hyperlink"/>
@@ -34173,7 +34173,7 @@
         </w:rPr>
         <w:t xml:space="preserve">出處：</w:t>
       </w:r>
-      <w:hyperlink w:history="1" r:id="rIdjs791ccuc4yjlskcw1xem">
+      <w:hyperlink w:history="1" r:id="rIdv-wbaxqoaz3muwz71gkkh">
         <w:r>
           <w:rPr>
             <w:rStyle w:val="Hyperlink"/>
@@ -34249,7 +34249,7 @@
         </w:rPr>
         <w:t xml:space="preserve">出處：</w:t>
       </w:r>
-      <w:hyperlink w:history="1" r:id="rIdpgwtppoit-dfwog8ai1vr">
+      <w:hyperlink w:history="1" r:id="rIdk24a2hubumlwxaheu0jqw">
         <w:r>
           <w:rPr>
             <w:rStyle w:val="Hyperlink"/>
@@ -34325,7 +34325,7 @@
         </w:rPr>
         <w:t xml:space="preserve">出處：</w:t>
       </w:r>
-      <w:hyperlink w:history="1" r:id="rId5sxjpzgegr06taz-dp6uj">
+      <w:hyperlink w:history="1" r:id="rId_jugtq0woiistekx8ew8b">
         <w:r>
           <w:rPr>
             <w:rStyle w:val="Hyperlink"/>
@@ -34401,7 +34401,7 @@
         </w:rPr>
         <w:t xml:space="preserve">出處：</w:t>
       </w:r>
-      <w:hyperlink w:history="1" r:id="rId0hmkyer8edvar1uwkwsy_">
+      <w:hyperlink w:history="1" r:id="rIdfpumwrldvgz2vdazq4rf6">
         <w:r>
           <w:rPr>
             <w:rStyle w:val="Hyperlink"/>
@@ -34477,7 +34477,7 @@
         </w:rPr>
         <w:t xml:space="preserve">出處：</w:t>
       </w:r>
-      <w:hyperlink w:history="1" r:id="rIduigar7iuwfdt5tazrpw1r">
+      <w:hyperlink w:history="1" r:id="rIdwr1e4fikaueg2ph3czsrf">
         <w:r>
           <w:rPr>
             <w:rStyle w:val="Hyperlink"/>
@@ -34553,7 +34553,7 @@
         </w:rPr>
         <w:t xml:space="preserve">出處：</w:t>
       </w:r>
-      <w:hyperlink w:history="1" r:id="rId1ir9pe5ll2yfuciqzn8bu">
+      <w:hyperlink w:history="1" r:id="rIdqanmnvngf7nimfafag-uh">
         <w:r>
           <w:rPr>
             <w:rStyle w:val="Hyperlink"/>
@@ -34629,7 +34629,7 @@
         </w:rPr>
         <w:t xml:space="preserve">出處：</w:t>
       </w:r>
-      <w:hyperlink w:history="1" r:id="rIdaizfkzwuxvspiu99dbcpp">
+      <w:hyperlink w:history="1" r:id="rIdvpdmj6u05zhuai2-gmfq0">
         <w:r>
           <w:rPr>
             <w:rStyle w:val="Hyperlink"/>
@@ -34705,7 +34705,7 @@
         </w:rPr>
         <w:t xml:space="preserve">出處：</w:t>
       </w:r>
-      <w:hyperlink w:history="1" r:id="rIdfofxryabtoztyglasl3wb">
+      <w:hyperlink w:history="1" r:id="rIdviajyb3n5adrco4l6vud0">
         <w:r>
           <w:rPr>
             <w:rStyle w:val="Hyperlink"/>
@@ -34781,7 +34781,7 @@
         </w:rPr>
         <w:t xml:space="preserve">出處：</w:t>
       </w:r>
-      <w:hyperlink w:history="1" r:id="rIdvkroof6nlrz-l8etpkrfn">
+      <w:hyperlink w:history="1" r:id="rIdxz1wnwtyo_eoolsrblyfl">
         <w:r>
           <w:rPr>
             <w:rStyle w:val="Hyperlink"/>
@@ -34857,7 +34857,7 @@
         </w:rPr>
         <w:t xml:space="preserve">出處：</w:t>
       </w:r>
-      <w:hyperlink w:history="1" r:id="rIds98i2pg-bfhaccgsyymx4">
+      <w:hyperlink w:history="1" r:id="rIdhfz2_in2ynzwo2ndzvkr8">
         <w:r>
           <w:rPr>
             <w:rStyle w:val="Hyperlink"/>
@@ -34933,7 +34933,7 @@
         </w:rPr>
         <w:t xml:space="preserve">出處：</w:t>
       </w:r>
-      <w:hyperlink w:history="1" r:id="rIdr1ynwukpmsyy17pz9l5xf">
+      <w:hyperlink w:history="1" r:id="rIdr1mlxqsra8maltww-3_6p">
         <w:r>
           <w:rPr>
             <w:rStyle w:val="Hyperlink"/>
@@ -35025,7 +35025,7 @@
         </w:rPr>
         <w:t xml:space="preserve">出處：</w:t>
       </w:r>
-      <w:hyperlink w:history="1" r:id="rId-ucm0y5mu-ynpo8ksdp7v">
+      <w:hyperlink w:history="1" r:id="rIdxf9ol0ahndey4u1p3lu4f">
         <w:r>
           <w:rPr>
             <w:rStyle w:val="Hyperlink"/>
@@ -35101,7 +35101,7 @@
         </w:rPr>
         <w:t xml:space="preserve">出處：</w:t>
       </w:r>
-      <w:hyperlink w:history="1" r:id="rId19h0gdeeiw6lyluexh8no">
+      <w:hyperlink w:history="1" r:id="rIddh_lwwgg6nnppc3lt97jp">
         <w:r>
           <w:rPr>
             <w:rStyle w:val="Hyperlink"/>
@@ -35177,7 +35177,7 @@
         </w:rPr>
         <w:t xml:space="preserve">出處：</w:t>
       </w:r>
-      <w:hyperlink w:history="1" r:id="rId880n1gd_0vea_uo32gxwi">
+      <w:hyperlink w:history="1" r:id="rIdpxijyoa_gwwwhpsbeanji">
         <w:r>
           <w:rPr>
             <w:rStyle w:val="Hyperlink"/>
@@ -35253,7 +35253,7 @@
         </w:rPr>
         <w:t xml:space="preserve">出處：</w:t>
       </w:r>
-      <w:hyperlink w:history="1" r:id="rId3njusprymu7rlvo1gqb65">
+      <w:hyperlink w:history="1" r:id="rIdvgrpm_bdud7s24gfk9pzg">
         <w:r>
           <w:rPr>
             <w:rStyle w:val="Hyperlink"/>
@@ -35329,7 +35329,7 @@
         </w:rPr>
         <w:t xml:space="preserve">出處：</w:t>
       </w:r>
-      <w:hyperlink w:history="1" r:id="rIdgoa2zzvaqj0gyacqnlcwx">
+      <w:hyperlink w:history="1" r:id="rIdkhy4zmobsgrzih6ialjzw">
         <w:r>
           <w:rPr>
             <w:rStyle w:val="Hyperlink"/>
@@ -35405,7 +35405,7 @@
         </w:rPr>
         <w:t xml:space="preserve">出處：</w:t>
       </w:r>
-      <w:hyperlink w:history="1" r:id="rIdevazv81j74g-uejoz4xhy">
+      <w:hyperlink w:history="1" r:id="rIdnrx1rrm-87u7lepdmwkmj">
         <w:r>
           <w:rPr>
             <w:rStyle w:val="Hyperlink"/>
@@ -35481,7 +35481,7 @@
         </w:rPr>
         <w:t xml:space="preserve">出處：</w:t>
       </w:r>
-      <w:hyperlink w:history="1" r:id="rIdlvsmlrsf04fwsm1trycv6">
+      <w:hyperlink w:history="1" r:id="rId-awsekl-wjl-gwcoijw2k">
         <w:r>
           <w:rPr>
             <w:rStyle w:val="Hyperlink"/>
@@ -35557,7 +35557,7 @@
         </w:rPr>
         <w:t xml:space="preserve">出處：</w:t>
       </w:r>
-      <w:hyperlink w:history="1" r:id="rId49amqori5q-hrd2qsnorl">
+      <w:hyperlink w:history="1" r:id="rIdhsifx45u6djgt6by4kajr">
         <w:r>
           <w:rPr>
             <w:rStyle w:val="Hyperlink"/>
@@ -35633,7 +35633,7 @@
         </w:rPr>
         <w:t xml:space="preserve">出處：</w:t>
       </w:r>
-      <w:hyperlink w:history="1" r:id="rIdw1w0dve0d1gyfhqbcipbm">
+      <w:hyperlink w:history="1" r:id="rIdmg_w0ruya1q_ou5pywdk3">
         <w:r>
           <w:rPr>
             <w:rStyle w:val="Hyperlink"/>
@@ -35709,7 +35709,7 @@
         </w:rPr>
         <w:t xml:space="preserve">出處：</w:t>
       </w:r>
-      <w:hyperlink w:history="1" r:id="rId6gucfqbmqns3arzszexpx">
+      <w:hyperlink w:history="1" r:id="rIdbbj_y0byxygo8youds3zr">
         <w:r>
           <w:rPr>
             <w:rStyle w:val="Hyperlink"/>
@@ -35785,7 +35785,7 @@
         </w:rPr>
         <w:t xml:space="preserve">出處：</w:t>
       </w:r>
-      <w:hyperlink w:history="1" r:id="rIdswda-6jybwrehcky-zqxc">
+      <w:hyperlink w:history="1" r:id="rIdblnyspxjb8tlfpibu0fhu">
         <w:r>
           <w:rPr>
             <w:rStyle w:val="Hyperlink"/>
@@ -35861,7 +35861,7 @@
         </w:rPr>
         <w:t xml:space="preserve">出處：</w:t>
       </w:r>
-      <w:hyperlink w:history="1" r:id="rIdx8ziw_yp-923qlf7espu0">
+      <w:hyperlink w:history="1" r:id="rIddtenedafpslw5e8ahkhhg">
         <w:r>
           <w:rPr>
             <w:rStyle w:val="Hyperlink"/>
@@ -35937,7 +35937,7 @@
         </w:rPr>
         <w:t xml:space="preserve">出處：</w:t>
       </w:r>
-      <w:hyperlink w:history="1" r:id="rIdy4d51xnif9rnehw6lpegq">
+      <w:hyperlink w:history="1" r:id="rIdmznmxvzulu7ycmxrdcjwe">
         <w:r>
           <w:rPr>
             <w:rStyle w:val="Hyperlink"/>
@@ -36013,7 +36013,7 @@
         </w:rPr>
         <w:t xml:space="preserve">出處：</w:t>
       </w:r>
-      <w:hyperlink w:history="1" r:id="rIdqok6da6tnc2p-62ydbenz">
+      <w:hyperlink w:history="1" r:id="rIdwrcroynahknraekrtg358">
         <w:r>
           <w:rPr>
             <w:rStyle w:val="Hyperlink"/>
@@ -36089,7 +36089,7 @@
         </w:rPr>
         <w:t xml:space="preserve">出處：</w:t>
       </w:r>
-      <w:hyperlink w:history="1" r:id="rIdpslz9lzuk058b1nuekyls">
+      <w:hyperlink w:history="1" r:id="rIdit4xclzwo0vss2luzd8xq">
         <w:r>
           <w:rPr>
             <w:rStyle w:val="Hyperlink"/>
@@ -36165,7 +36165,7 @@
         </w:rPr>
         <w:t xml:space="preserve">出處：</w:t>
       </w:r>
-      <w:hyperlink w:history="1" r:id="rIdkbavhr7os00ssd5fmfa_0">
+      <w:hyperlink w:history="1" r:id="rIdjpafag2cclzvxnkglaqi_">
         <w:r>
           <w:rPr>
             <w:rStyle w:val="Hyperlink"/>
@@ -36241,7 +36241,7 @@
         </w:rPr>
         <w:t xml:space="preserve">出處：</w:t>
       </w:r>
-      <w:hyperlink w:history="1" r:id="rIdsbkem6pyahplsby0rxhts">
+      <w:hyperlink w:history="1" r:id="rIdiprj5qp87xdfguc36xnbv">
         <w:r>
           <w:rPr>
             <w:rStyle w:val="Hyperlink"/>
@@ -36317,7 +36317,7 @@
         </w:rPr>
         <w:t xml:space="preserve">出處：</w:t>
       </w:r>
-      <w:hyperlink w:history="1" r:id="rIdzv1dvvgayjmiklzlbbl3n">
+      <w:hyperlink w:history="1" r:id="rIdfpzhintqphq0wos1ig5xn">
         <w:r>
           <w:rPr>
             <w:rStyle w:val="Hyperlink"/>
@@ -36393,7 +36393,7 @@
         </w:rPr>
         <w:t xml:space="preserve">出處：</w:t>
       </w:r>
-      <w:hyperlink w:history="1" r:id="rIdabvri9bp00ianlkwspvst">
+      <w:hyperlink w:history="1" r:id="rIdkwytbivuqgd3a457uxieb">
         <w:r>
           <w:rPr>
             <w:rStyle w:val="Hyperlink"/>
@@ -36469,7 +36469,7 @@
         </w:rPr>
         <w:t xml:space="preserve">出處：</w:t>
       </w:r>
-      <w:hyperlink w:history="1" r:id="rIddawhn3ylg7qggt8aotn3x">
+      <w:hyperlink w:history="1" r:id="rIdodkwpp_mvepbzupt__47n">
         <w:r>
           <w:rPr>
             <w:rStyle w:val="Hyperlink"/>
@@ -36545,7 +36545,7 @@
         </w:rPr>
         <w:t xml:space="preserve">出處：</w:t>
       </w:r>
-      <w:hyperlink w:history="1" r:id="rIdkbp0j08haerxbvm8atqco">
+      <w:hyperlink w:history="1" r:id="rId8b9lga7wnnhxh-7r1fyod">
         <w:r>
           <w:rPr>
             <w:rStyle w:val="Hyperlink"/>
@@ -36621,7 +36621,7 @@
         </w:rPr>
         <w:t xml:space="preserve">出處：</w:t>
       </w:r>
-      <w:hyperlink w:history="1" r:id="rIdcwx1urbzue0egodjj-sii">
+      <w:hyperlink w:history="1" r:id="rIdb6jx83itzi6jyqpavccqv">
         <w:r>
           <w:rPr>
             <w:rStyle w:val="Hyperlink"/>
@@ -36713,7 +36713,7 @@
         </w:rPr>
         <w:t xml:space="preserve">出處：</w:t>
       </w:r>
-      <w:hyperlink w:history="1" r:id="rIdsyhqba7yfqirhzrcpidff">
+      <w:hyperlink w:history="1" r:id="rIdhvcoiaphmhjpmhif69vjt">
         <w:r>
           <w:rPr>
             <w:rStyle w:val="Hyperlink"/>
@@ -36789,7 +36789,7 @@
         </w:rPr>
         <w:t xml:space="preserve">出處：</w:t>
       </w:r>
-      <w:hyperlink w:history="1" r:id="rIdepslz-yhxdnnqscqeq-mh">
+      <w:hyperlink w:history="1" r:id="rId6b1ylpb2tsyksceucayts">
         <w:r>
           <w:rPr>
             <w:rStyle w:val="Hyperlink"/>
@@ -36865,7 +36865,7 @@
         </w:rPr>
         <w:t xml:space="preserve">出處：</w:t>
       </w:r>
-      <w:hyperlink w:history="1" r:id="rId1fftejntos83bsgvrzd3v">
+      <w:hyperlink w:history="1" r:id="rId7a5demsuyimg4omjf2k0-">
         <w:r>
           <w:rPr>
             <w:rStyle w:val="Hyperlink"/>
@@ -36941,7 +36941,7 @@
         </w:rPr>
         <w:t xml:space="preserve">出處：</w:t>
       </w:r>
-      <w:hyperlink w:history="1" r:id="rId3ezcl9gxur1pvwmevr4kb">
+      <w:hyperlink w:history="1" r:id="rIdgpsf7rncum9ak3jccxkb8">
         <w:r>
           <w:rPr>
             <w:rStyle w:val="Hyperlink"/>
@@ -37017,7 +37017,7 @@
         </w:rPr>
         <w:t xml:space="preserve">出處：</w:t>
       </w:r>
-      <w:hyperlink w:history="1" r:id="rId0iv_fbdkbl5gh-e4oadju">
+      <w:hyperlink w:history="1" r:id="rIdkzzfuqc6_c8f1pvlbootz">
         <w:r>
           <w:rPr>
             <w:rStyle w:val="Hyperlink"/>
@@ -37093,7 +37093,7 @@
         </w:rPr>
         <w:t xml:space="preserve">出處：</w:t>
       </w:r>
-      <w:hyperlink w:history="1" r:id="rId-nc9kmkyqsdwamh8fqng0">
+      <w:hyperlink w:history="1" r:id="rIdwkgrg9lz2xwsby0yoaznz">
         <w:r>
           <w:rPr>
             <w:rStyle w:val="Hyperlink"/>
@@ -37169,7 +37169,7 @@
         </w:rPr>
         <w:t xml:space="preserve">出處：</w:t>
       </w:r>
-      <w:hyperlink w:history="1" r:id="rIdzfkir6dusjw6ow2tyold2">
+      <w:hyperlink w:history="1" r:id="rId4qpi_qm3fhgiunqpon92_">
         <w:r>
           <w:rPr>
             <w:rStyle w:val="Hyperlink"/>
@@ -37245,7 +37245,7 @@
         </w:rPr>
         <w:t xml:space="preserve">出處：</w:t>
       </w:r>
-      <w:hyperlink w:history="1" r:id="rIdrwhfpr0jics35wxmxmddq">
+      <w:hyperlink w:history="1" r:id="rIdj08t2sgnhsxb7nkq0xy1i">
         <w:r>
           <w:rPr>
             <w:rStyle w:val="Hyperlink"/>
@@ -37321,7 +37321,7 @@
         </w:rPr>
         <w:t xml:space="preserve">出處：</w:t>
       </w:r>
-      <w:hyperlink w:history="1" r:id="rIdn-iqveuk-e3plpplpz3zq">
+      <w:hyperlink w:history="1" r:id="rId_n7n3vxkj7bbijzzhzavq">
         <w:r>
           <w:rPr>
             <w:rStyle w:val="Hyperlink"/>
@@ -37397,7 +37397,7 @@
         </w:rPr>
         <w:t xml:space="preserve">出處：</w:t>
       </w:r>
-      <w:hyperlink w:history="1" r:id="rIdugs_wftd6knbkkp_2oxcf">
+      <w:hyperlink w:history="1" r:id="rIdogpncouxybd4byw6x75my">
         <w:r>
           <w:rPr>
             <w:rStyle w:val="Hyperlink"/>
@@ -37473,7 +37473,7 @@
         </w:rPr>
         <w:t xml:space="preserve">出處：</w:t>
       </w:r>
-      <w:hyperlink w:history="1" r:id="rIdpluk5b3yb3aek5okgcqvt">
+      <w:hyperlink w:history="1" r:id="rIdhbci-gzvc1xrqk6tzkgun">
         <w:r>
           <w:rPr>
             <w:rStyle w:val="Hyperlink"/>
@@ -37549,7 +37549,7 @@
         </w:rPr>
         <w:t xml:space="preserve">出處：</w:t>
       </w:r>
-      <w:hyperlink w:history="1" r:id="rIdigw7njvjs7ryjfqgnj0nq">
+      <w:hyperlink w:history="1" r:id="rIdyhpwsjopyojgljxwzl6pw">
         <w:r>
           <w:rPr>
             <w:rStyle w:val="Hyperlink"/>
@@ -37625,7 +37625,7 @@
         </w:rPr>
         <w:t xml:space="preserve">出處：</w:t>
       </w:r>
-      <w:hyperlink w:history="1" r:id="rIdsync0-5he4khpe5bkkdfv">
+      <w:hyperlink w:history="1" r:id="rIdkwg9eqhrfakr0qf_rwlol">
         <w:r>
           <w:rPr>
             <w:rStyle w:val="Hyperlink"/>
@@ -37701,7 +37701,7 @@
         </w:rPr>
         <w:t xml:space="preserve">出處：</w:t>
       </w:r>
-      <w:hyperlink w:history="1" r:id="rIdmun9e2sklslc0gqscqf5l">
+      <w:hyperlink w:history="1" r:id="rIdzsanyvwuxldkuo5mc4meb">
         <w:r>
           <w:rPr>
             <w:rStyle w:val="Hyperlink"/>
@@ -37777,7 +37777,7 @@
         </w:rPr>
         <w:t xml:space="preserve">出處：</w:t>
       </w:r>
-      <w:hyperlink w:history="1" r:id="rIdi8b4jrkwqafkaj9gsct5d">
+      <w:hyperlink w:history="1" r:id="rIdgwxnmmjiobtammaodwsob">
         <w:r>
           <w:rPr>
             <w:rStyle w:val="Hyperlink"/>
@@ -37853,7 +37853,7 @@
         </w:rPr>
         <w:t xml:space="preserve">出處：</w:t>
       </w:r>
-      <w:hyperlink w:history="1" r:id="rIdqy22na3la5h-_3kxzdwhg">
+      <w:hyperlink w:history="1" r:id="rIdny05hz0xd8xf65py_knvl">
         <w:r>
           <w:rPr>
             <w:rStyle w:val="Hyperlink"/>
@@ -37929,7 +37929,7 @@
         </w:rPr>
         <w:t xml:space="preserve">出處：</w:t>
       </w:r>
-      <w:hyperlink w:history="1" r:id="rIdodmiocrpq_pwa9vghylrp">
+      <w:hyperlink w:history="1" r:id="rIdc8g4xnzeleil9mhuhd377">
         <w:r>
           <w:rPr>
             <w:rStyle w:val="Hyperlink"/>
@@ -38005,7 +38005,7 @@
         </w:rPr>
         <w:t xml:space="preserve">出處：</w:t>
       </w:r>
-      <w:hyperlink w:history="1" r:id="rIdj1lwnagwmzwmxprnlyhzh">
+      <w:hyperlink w:history="1" r:id="rIdrmrx_pbll3v-origarzvf">
         <w:r>
           <w:rPr>
             <w:rStyle w:val="Hyperlink"/>
@@ -38081,7 +38081,7 @@
         </w:rPr>
         <w:t xml:space="preserve">出處：</w:t>
       </w:r>
-      <w:hyperlink w:history="1" r:id="rIdjntxbqbha3kl9iiwdmwbl">
+      <w:hyperlink w:history="1" r:id="rIdmjgckzah2aqfifknpcw1t">
         <w:r>
           <w:rPr>
             <w:rStyle w:val="Hyperlink"/>
@@ -38157,7 +38157,7 @@
         </w:rPr>
         <w:t xml:space="preserve">出處：</w:t>
       </w:r>
-      <w:hyperlink w:history="1" r:id="rId1eqkhtviys7n8gzpakg1_">
+      <w:hyperlink w:history="1" r:id="rIdvocinqgjug0lthud8mfdb">
         <w:r>
           <w:rPr>
             <w:rStyle w:val="Hyperlink"/>
@@ -38249,7 +38249,7 @@
         </w:rPr>
         <w:t xml:space="preserve">出處：</w:t>
       </w:r>
-      <w:hyperlink w:history="1" r:id="rId8d1xfcbdssxvygeqlhlcb">
+      <w:hyperlink w:history="1" r:id="rIdahhnzcldx3prnmwdnys2h">
         <w:r>
           <w:rPr>
             <w:rStyle w:val="Hyperlink"/>
@@ -38325,7 +38325,7 @@
         </w:rPr>
         <w:t xml:space="preserve">出處：</w:t>
       </w:r>
-      <w:hyperlink w:history="1" r:id="rIdrb-cqinakwg6b9ye7w4ra">
+      <w:hyperlink w:history="1" r:id="rId2-ndvhpvyxwjrhimzjj6p">
         <w:r>
           <w:rPr>
             <w:rStyle w:val="Hyperlink"/>
@@ -38401,7 +38401,7 @@
         </w:rPr>
         <w:t xml:space="preserve">出處：</w:t>
       </w:r>
-      <w:hyperlink w:history="1" r:id="rIdzxmk86j6eocg8zcscxmc-">
+      <w:hyperlink w:history="1" r:id="rIdcjes6smz-knsd8ejhf3nd">
         <w:r>
           <w:rPr>
             <w:rStyle w:val="Hyperlink"/>
@@ -38477,7 +38477,7 @@
         </w:rPr>
         <w:t xml:space="preserve">出處：</w:t>
       </w:r>
-      <w:hyperlink w:history="1" r:id="rId749wlgm74c4egnuxn3sqz">
+      <w:hyperlink w:history="1" r:id="rId0yipebfk5on2jsdwxj1nk">
         <w:r>
           <w:rPr>
             <w:rStyle w:val="Hyperlink"/>
@@ -38553,7 +38553,7 @@
         </w:rPr>
         <w:t xml:space="preserve">出處：</w:t>
       </w:r>
-      <w:hyperlink w:history="1" r:id="rId9msrjh-qt-4yaqihypl7i">
+      <w:hyperlink w:history="1" r:id="rIdit-pg4sliaxvzaysilq-q">
         <w:r>
           <w:rPr>
             <w:rStyle w:val="Hyperlink"/>
@@ -38629,7 +38629,7 @@
         </w:rPr>
         <w:t xml:space="preserve">出處：</w:t>
       </w:r>
-      <w:hyperlink w:history="1" r:id="rIdrm2f-lostnd-cq6wxjhlv">
+      <w:hyperlink w:history="1" r:id="rIddsuwjrawf_fkfwawiy4zt">
         <w:r>
           <w:rPr>
             <w:rStyle w:val="Hyperlink"/>
@@ -38705,7 +38705,7 @@
         </w:rPr>
         <w:t xml:space="preserve">出處：</w:t>
       </w:r>
-      <w:hyperlink w:history="1" r:id="rIdwsmaahpyewldovoeyyjmp">
+      <w:hyperlink w:history="1" r:id="rIdkbhse678nchaolkooed1u">
         <w:r>
           <w:rPr>
             <w:rStyle w:val="Hyperlink"/>
@@ -38781,7 +38781,7 @@
         </w:rPr>
         <w:t xml:space="preserve">出處：</w:t>
       </w:r>
-      <w:hyperlink w:history="1" r:id="rIdwotbxjy0oc6jwyqhllpqp">
+      <w:hyperlink w:history="1" r:id="rIdzmh5hqidjb58eivw6gsos">
         <w:r>
           <w:rPr>
             <w:rStyle w:val="Hyperlink"/>
@@ -38857,7 +38857,7 @@
         </w:rPr>
         <w:t xml:space="preserve">出處：</w:t>
       </w:r>
-      <w:hyperlink w:history="1" r:id="rIdu576rwac-mhwl4fmfebut">
+      <w:hyperlink w:history="1" r:id="rIdgqeog6biw-3e_1bcjieeg">
         <w:r>
           <w:rPr>
             <w:rStyle w:val="Hyperlink"/>
@@ -38933,7 +38933,7 @@
         </w:rPr>
         <w:t xml:space="preserve">出處：</w:t>
       </w:r>
-      <w:hyperlink w:history="1" r:id="rIdnnnw8l81ek6nr3-no0jxy">
+      <w:hyperlink w:history="1" r:id="rIdx4qij4zfsdkkheuh3mmjo">
         <w:r>
           <w:rPr>
             <w:rStyle w:val="Hyperlink"/>
@@ -39009,7 +39009,7 @@
         </w:rPr>
         <w:t xml:space="preserve">出處：</w:t>
       </w:r>
-      <w:hyperlink w:history="1" r:id="rIdfo3cnxfb0j5tumy5mxcno">
+      <w:hyperlink w:history="1" r:id="rIdtd7u7xquoq1hdgivj9dqi">
         <w:r>
           <w:rPr>
             <w:rStyle w:val="Hyperlink"/>
@@ -39085,7 +39085,7 @@
         </w:rPr>
         <w:t xml:space="preserve">出處：</w:t>
       </w:r>
-      <w:hyperlink w:history="1" r:id="rId5ogk3zh2zdldbnoauuuqc">
+      <w:hyperlink w:history="1" r:id="rIdm_rx9d_lthdocxxhqlt38">
         <w:r>
           <w:rPr>
             <w:rStyle w:val="Hyperlink"/>
@@ -39161,7 +39161,7 @@
         </w:rPr>
         <w:t xml:space="preserve">出處：</w:t>
       </w:r>
-      <w:hyperlink w:history="1" r:id="rIdyyhrobcftm_9opjy1exu4">
+      <w:hyperlink w:history="1" r:id="rIdtbsz2z1vnwzui58ecz-fb">
         <w:r>
           <w:rPr>
             <w:rStyle w:val="Hyperlink"/>
@@ -39237,7 +39237,7 @@
         </w:rPr>
         <w:t xml:space="preserve">出處：</w:t>
       </w:r>
-      <w:hyperlink w:history="1" r:id="rIdb_rxtxaz6tkydygzz8z4m">
+      <w:hyperlink w:history="1" r:id="rIdssz8imi39neiglfhxkuic">
         <w:r>
           <w:rPr>
             <w:rStyle w:val="Hyperlink"/>
